--- a/Phomello-CV.docx
+++ b/Phomello-CV.docx
@@ -1,6 +1,6 @@
 
 <file path=word/document.xml><?xml version="1.0" encoding="utf-8"?>
-<w:document xmlns:wpc="http://schemas.microsoft.com/office/word/2010/wordprocessingCanvas" xmlns:cx="http://schemas.microsoft.com/office/drawing/2014/chartex" xmlns:cx1="http://schemas.microsoft.com/office/drawing/2015/9/8/chartex" xmlns:cx2="http://schemas.microsoft.com/office/drawing/2015/10/21/chartex" xmlns:cx3="http://schemas.microsoft.com/office/drawing/2016/5/9/chartex" xmlns:cx4="http://schemas.microsoft.com/office/drawing/2016/5/10/chartex" xmlns:cx5="http://schemas.microsoft.com/office/drawing/2016/5/11/chartex" xmlns:cx6="http://schemas.microsoft.com/office/drawing/2016/5/12/chartex" xmlns:cx7="http://schemas.microsoft.com/office/drawing/2016/5/13/chartex" xmlns:cx8="http://schemas.microsoft.com/office/drawing/2016/5/14/chartex" xmlns:mc="http://schemas.openxmlformats.org/markup-compatibility/2006" xmlns:aink="http://schemas.microsoft.com/office/drawing/2016/ink" xmlns:am3d="http://schemas.microsoft.com/office/drawing/2017/model3d" xmlns:o="urn:schemas-microsoft-com:office:office" xmlns:oel="http://schemas.microsoft.com/office/2019/extlst" xmlns:r="http://schemas.openxmlformats.org/officeDocument/2006/relationships" xmlns:m="http://schemas.openxmlformats.org/officeDocument/2006/math" xmlns:v="urn:schemas-microsoft-com:vml" xmlns:wp14="http://schemas.microsoft.com/office/word/2010/wordprocessingDrawing" xmlns:wp="http://schemas.openxmlformats.org/drawingml/2006/wordprocessingDrawing" xmlns:w10="urn:schemas-microsoft-com:office:word" xmlns:w="http://schemas.openxmlformats.org/wordprocessingml/2006/main" xmlns:w14="http://schemas.microsoft.com/office/word/2010/wordml" xmlns:w15="http://schemas.microsoft.com/office/word/2012/wordml" xmlns:w16cei="http://schemas.microsoft.com/office/word/2026/wordml/cei" xmlns:w16cex="http://schemas.microsoft.com/office/word/2018/wordml/cex" xmlns:w16cid="http://schemas.microsoft.com/office/word/2016/wordml/cid" xmlns:w16="http://schemas.microsoft.com/office/word/2018/wordml" xmlns:w16du="http://schemas.microsoft.com/office/word/2023/wordml/word16du" xmlns:w16sdtdh="http://schemas.microsoft.com/office/word/2020/wordml/sdtdatahash" xmlns:w16sdtfl="http://schemas.microsoft.com/office/word/2024/wordml/sdtformatlock" xmlns:w16se="http://schemas.microsoft.com/office/word/2015/wordml/symex" xmlns:wpg="http://schemas.microsoft.com/office/word/2010/wordprocessingGroup" xmlns:wpi="http://schemas.microsoft.com/office/word/2010/wordprocessingInk" xmlns:wne="http://schemas.microsoft.com/office/word/2006/wordml" xmlns:wps="http://schemas.microsoft.com/office/word/2010/wordprocessingShape" mc:Ignorable="w14 w15 w16se w16cid w16 w16cex w16sdtdh w16sdtfl w16du wp14">
+<w:document xmlns:wpc="http://schemas.microsoft.com/office/word/2010/wordprocessingCanvas" xmlns:cx="http://schemas.microsoft.com/office/drawing/2014/chartex" xmlns:cx1="http://schemas.microsoft.com/office/drawing/2015/9/8/chartex" xmlns:cx2="http://schemas.microsoft.com/office/drawing/2015/10/21/chartex" xmlns:cx3="http://schemas.microsoft.com/office/drawing/2016/5/9/chartex" xmlns:cx4="http://schemas.microsoft.com/office/drawing/2016/5/10/chartex" xmlns:cx5="http://schemas.microsoft.com/office/drawing/2016/5/11/chartex" xmlns:cx6="http://schemas.microsoft.com/office/drawing/2016/5/12/chartex" xmlns:cx7="http://schemas.microsoft.com/office/drawing/2016/5/13/chartex" xmlns:cx8="http://schemas.microsoft.com/office/drawing/2016/5/14/chartex" xmlns:mc="http://schemas.openxmlformats.org/markup-compatibility/2006" xmlns:aink="http://schemas.microsoft.com/office/drawing/2016/ink" xmlns:am3d="http://schemas.microsoft.com/office/drawing/2017/model3d" xmlns:o="urn:schemas-microsoft-com:office:office" xmlns:oel="http://schemas.microsoft.com/office/2019/extlst" xmlns:r="http://schemas.openxmlformats.org/officeDocument/2006/relationships" xmlns:m="http://schemas.openxmlformats.org/officeDocument/2006/math" xmlns:v="urn:schemas-microsoft-com:vml" xmlns:wp14="http://schemas.microsoft.com/office/word/2010/wordprocessingDrawing" xmlns:wp="http://schemas.openxmlformats.org/drawingml/2006/wordprocessingDrawing" xmlns:w10="urn:schemas-microsoft-com:office:word" xmlns:w="http://schemas.openxmlformats.org/wordprocessingml/2006/main" xmlns:w14="http://schemas.microsoft.com/office/word/2010/wordml" xmlns:w15="http://schemas.microsoft.com/office/word/2012/wordml" xmlns:w16cex="http://schemas.microsoft.com/office/word/2018/wordml/cex" xmlns:w16cid="http://schemas.microsoft.com/office/word/2016/wordml/cid" xmlns:w16="http://schemas.microsoft.com/office/word/2018/wordml" xmlns:w16du="http://schemas.microsoft.com/office/word/2023/wordml/word16du" xmlns:w16sdtdh="http://schemas.microsoft.com/office/word/2020/wordml/sdtdatahash" xmlns:w16sdtfl="http://schemas.microsoft.com/office/word/2024/wordml/sdtformatlock" xmlns:w16se="http://schemas.microsoft.com/office/word/2015/wordml/symex" xmlns:wpg="http://schemas.microsoft.com/office/word/2010/wordprocessingGroup" xmlns:wpi="http://schemas.microsoft.com/office/word/2010/wordprocessingInk" xmlns:wne="http://schemas.microsoft.com/office/word/2006/wordml" xmlns:wps="http://schemas.microsoft.com/office/word/2010/wordprocessingShape" mc:Ignorable="w14 w15 w16se w16cid w16 w16cex w16sdtdh w16sdtfl w16du wp14">
   <w:body>
     <w:tbl>
       <w:tblPr>
@@ -502,7 +502,7 @@
                     </wp:inline>
                   </w:drawing>
                 </mc:Choice>
-                <mc:Fallback>
+                <mc:Fallback xmlns:w16cei="http://schemas.microsoft.com/office/word/2026/wordml/cei">
                   <w:pict>
                     <v:group w14:anchorId="14C6C4B6" id="Group 3536" o:spid="_x0000_s1026" style="width:449.5pt;height:79.3pt;mso-position-horizontal-relative:char;mso-position-vertical-relative:line" coordsize="57089,10073" o:gfxdata="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">
                       <v:shapetype id="_x0000_t75" coordsize="21600,21600" o:spt="75" o:preferrelative="t" path="m@4@5l@4@11@9@11@9@5xe" filled="f" stroked="f">
@@ -1036,6 +1036,15 @@
         <w:rPr>
           <w:rFonts w:ascii="Arial" w:eastAsia="Arial" w:hAnsi="Arial" w:cs="Arial"/>
           <w:color w:val="696F80"/>
+          <w:sz w:val="43"/>
+          <w:vertAlign w:val="superscript"/>
+        </w:rPr>
+        <w:t xml:space="preserve"> </w:t>
+      </w:r>
+      <w:r>
+        <w:rPr>
+          <w:rFonts w:ascii="Arial" w:eastAsia="Arial" w:hAnsi="Arial" w:cs="Arial"/>
+          <w:color w:val="696F80"/>
           <w:sz w:val="44"/>
         </w:rPr>
         <w:t xml:space="preserve"> </w:t>
@@ -1087,62 +1096,18 @@
           <w:t xml:space="preserve"> </w:t>
         </w:r>
       </w:hyperlink>
+      <w:r>
+        <w:t xml:space="preserve"> </w:t>
+      </w:r>
+      <w:r>
+        <w:rPr>
+          <w:rStyle w:val="Heading2Char"/>
+          <w:sz w:val="24"/>
+          <w:szCs w:val="22"/>
+        </w:rPr>
+        <w:t xml:space="preserve">github.com/Phomello-Mokonyane </w:t>
+      </w:r>
       <w:hyperlink r:id="rId25">
-        <w:r>
-          <w:rPr>
-            <w:rFonts w:ascii="Arial" w:eastAsia="Arial" w:hAnsi="Arial" w:cs="Arial"/>
-            <w:color w:val="0462C1"/>
-            <w:sz w:val="24"/>
-            <w:u w:val="single" w:color="0462C1"/>
-          </w:rPr>
-          <w:t>https://github.com/Phomell</w:t>
-        </w:r>
-      </w:hyperlink>
-      <w:hyperlink r:id="rId26">
-        <w:r>
-          <w:rPr>
-            <w:rFonts w:ascii="Arial" w:eastAsia="Arial" w:hAnsi="Arial" w:cs="Arial"/>
-            <w:color w:val="0462C1"/>
-            <w:sz w:val="24"/>
-            <w:u w:val="single" w:color="0462C1"/>
-          </w:rPr>
-          <w:t>o</w:t>
-        </w:r>
-      </w:hyperlink>
-      <w:hyperlink r:id="rId27">
-        <w:r>
-          <w:rPr>
-            <w:rFonts w:ascii="Arial" w:eastAsia="Arial" w:hAnsi="Arial" w:cs="Arial"/>
-            <w:color w:val="0462C1"/>
-            <w:sz w:val="24"/>
-            <w:u w:val="single" w:color="0462C1"/>
-          </w:rPr>
-          <w:t>-</w:t>
-        </w:r>
-      </w:hyperlink>
-      <w:hyperlink r:id="rId28">
-        <w:r>
-          <w:rPr>
-            <w:rFonts w:ascii="Arial" w:eastAsia="Arial" w:hAnsi="Arial" w:cs="Arial"/>
-            <w:color w:val="0462C1"/>
-            <w:sz w:val="24"/>
-            <w:u w:val="single" w:color="0462C1"/>
-          </w:rPr>
-          <w:t>Mokonyan</w:t>
-        </w:r>
-      </w:hyperlink>
-      <w:hyperlink r:id="rId29">
-        <w:r>
-          <w:rPr>
-            <w:rFonts w:ascii="Arial" w:eastAsia="Arial" w:hAnsi="Arial" w:cs="Arial"/>
-            <w:color w:val="0462C1"/>
-            <w:sz w:val="24"/>
-            <w:u w:val="single" w:color="0462C1"/>
-          </w:rPr>
-          <w:t>e</w:t>
-        </w:r>
-      </w:hyperlink>
-      <w:hyperlink r:id="rId30">
         <w:r>
           <w:rPr>
             <w:rFonts w:ascii="Arial" w:eastAsia="Arial" w:hAnsi="Arial" w:cs="Arial"/>
@@ -1151,11 +1116,6 @@
           <w:t xml:space="preserve"> </w:t>
         </w:r>
       </w:hyperlink>
-      <w:hyperlink r:id="rId31">
-        <w:r>
-          <w:t xml:space="preserve"> </w:t>
-        </w:r>
-      </w:hyperlink>
     </w:p>
     <w:p>
       <w:pPr>
@@ -1183,6 +1143,8 @@
         <w:ind w:left="12" w:right="440" w:hanging="10"/>
         <w:rPr>
           <w:rFonts w:ascii="Arial" w:hAnsi="Arial" w:cs="Arial"/>
+          <w:b/>
+          <w:bCs/>
           <w:sz w:val="24"/>
           <w:szCs w:val="28"/>
         </w:rPr>
@@ -1195,7 +1157,7 @@
         </w:rPr>
         <w:t>Portfolio:</w:t>
       </w:r>
-      <w:hyperlink r:id="rId32">
+      <w:hyperlink r:id="rId26">
         <w:r>
           <w:rPr>
             <w:rFonts w:ascii="Arial" w:eastAsia="Arial" w:hAnsi="Arial" w:cs="Arial"/>
@@ -1224,7 +1186,7 @@
         </w:rPr>
         <w:t> </w:t>
       </w:r>
-      <w:hyperlink r:id="rId33" w:history="1">
+      <w:hyperlink r:id="rId27" w:history="1">
         <w:r>
           <w:rPr>
             <w:rStyle w:val="Hyperlink"/>
@@ -1234,17 +1196,9 @@
             <w:sz w:val="24"/>
             <w:szCs w:val="28"/>
           </w:rPr>
-          <w:t>https://phomello-mokonyane.github.io/Phomello-Portfolio/</w:t>
+          <w:t>Phomello Lesetja Mokonyane | IT Portfolio</w:t>
         </w:r>
       </w:hyperlink>
-      <w:r>
-        <w:rPr>
-          <w:rFonts w:ascii="Arial" w:hAnsi="Arial" w:cs="Arial"/>
-          <w:sz w:val="28"/>
-          <w:szCs w:val="32"/>
-        </w:rPr>
-        <w:t xml:space="preserve"> </w:t>
-      </w:r>
     </w:p>
     <w:p>
       <w:pPr>
@@ -2126,7 +2080,6 @@
         </w:rPr>
         <w:t xml:space="preserve">(IIE </w:t>
       </w:r>
-      <w:proofErr w:type="gramStart"/>
       <w:r>
         <w:t xml:space="preserve">Rosebank </w:t>
       </w:r>
@@ -2136,12 +2089,8 @@
           <w:b w:val="0"/>
           <w:color w:val="000000"/>
         </w:rPr>
-        <w:t xml:space="preserve"> </w:t>
-      </w:r>
-      <w:r>
         <w:t>College</w:t>
       </w:r>
-      <w:proofErr w:type="gramEnd"/>
       <w:r>
         <w:t xml:space="preserve">) </w:t>
       </w:r>
@@ -2194,6 +2143,9 @@
       <w:pPr>
         <w:spacing w:after="608" w:line="296" w:lineRule="auto"/>
         <w:ind w:left="12" w:right="4143"/>
+        <w:rPr>
+          <w:sz w:val="28"/>
+        </w:rPr>
       </w:pPr>
       <w:r>
         <w:rPr>
@@ -2201,23 +2153,20 @@
           <w:color w:val="202533"/>
           <w:sz w:val="28"/>
         </w:rPr>
-        <w:t xml:space="preserve">IIE Diploma in Information </w:t>
-      </w:r>
-      <w:proofErr w:type="gramStart"/>
-      <w:r>
-        <w:rPr>
-          <w:rFonts w:ascii="Arial" w:eastAsia="Arial" w:hAnsi="Arial" w:cs="Arial"/>
-          <w:color w:val="202533"/>
-          <w:sz w:val="28"/>
-        </w:rPr>
-        <w:t xml:space="preserve">Technology </w:t>
-      </w:r>
-      <w:r>
-        <w:rPr>
-          <w:sz w:val="28"/>
-        </w:rPr>
-        <w:t xml:space="preserve"> </w:t>
-      </w:r>
+        <w:t xml:space="preserve">IIE Diploma in Information Technology </w:t>
+      </w:r>
+      <w:r>
+        <w:rPr>
+          <w:sz w:val="28"/>
+        </w:rPr>
+        <w:t xml:space="preserve"> </w:t>
+      </w:r>
+    </w:p>
+    <w:p>
+      <w:pPr>
+        <w:spacing w:after="608" w:line="296" w:lineRule="auto"/>
+        <w:ind w:left="12" w:right="4143"/>
+      </w:pPr>
       <w:r>
         <w:rPr>
           <w:rFonts w:ascii="Arial" w:eastAsia="Arial" w:hAnsi="Arial" w:cs="Arial"/>
@@ -2225,17 +2174,7 @@
           <w:color w:val="346189"/>
           <w:sz w:val="24"/>
         </w:rPr>
-        <w:t>Final</w:t>
-      </w:r>
-      <w:proofErr w:type="gramEnd"/>
-      <w:r>
-        <w:rPr>
-          <w:rFonts w:ascii="Arial" w:eastAsia="Arial" w:hAnsi="Arial" w:cs="Arial"/>
-          <w:b/>
-          <w:color w:val="346189"/>
-          <w:sz w:val="24"/>
-        </w:rPr>
-        <w:t xml:space="preserve"> Year, Expected Completion: 2026 </w:t>
+        <w:t xml:space="preserve">Final Year, Expected Completion: 2026 </w:t>
       </w:r>
       <w:r>
         <w:rPr>
@@ -2533,6 +2472,7 @@
           <w:rFonts w:ascii="Arial" w:eastAsia="Arial" w:hAnsi="Arial" w:cs="Arial"/>
           <w:sz w:val="16"/>
         </w:rPr>
+        <w:lastRenderedPageBreak/>
         <w:t xml:space="preserve"> </w:t>
       </w:r>
       <w:r>
@@ -2550,7 +2490,6 @@
         <w:ind w:left="26"/>
       </w:pPr>
       <w:r>
-        <w:lastRenderedPageBreak/>
         <w:t xml:space="preserve">Project 2 Title </w:t>
       </w:r>
       <w:r>
@@ -2852,25 +2791,7 @@
           <w:color w:val="3A3A3A"/>
           <w:sz w:val="28"/>
         </w:rPr>
-        <w:t xml:space="preserve">Tech: HTML5, CSS3, JavaScript, Responsive Design, </w:t>
-      </w:r>
-      <w:proofErr w:type="spellStart"/>
-      <w:r>
-        <w:rPr>
-          <w:rFonts w:ascii="Arial" w:eastAsia="Arial" w:hAnsi="Arial" w:cs="Arial"/>
-          <w:color w:val="3A3A3A"/>
-          <w:sz w:val="28"/>
-        </w:rPr>
-        <w:t>DevTunnels</w:t>
-      </w:r>
-      <w:proofErr w:type="spellEnd"/>
-      <w:r>
-        <w:rPr>
-          <w:rFonts w:ascii="Arial" w:eastAsia="Arial" w:hAnsi="Arial" w:cs="Arial"/>
-          <w:color w:val="3A3A3A"/>
-          <w:sz w:val="28"/>
-        </w:rPr>
-        <w:t xml:space="preserve"> for testing, </w:t>
+        <w:t xml:space="preserve">Tech: HTML5, CSS3, JavaScript, Responsive Design, DevTunnels for testing, </w:t>
       </w:r>
     </w:p>
     <w:p>
@@ -2886,6 +2807,7 @@
           <w:sz w:val="28"/>
           <w:u w:val="single" w:color="0F4761"/>
         </w:rPr>
+        <w:lastRenderedPageBreak/>
         <w:t>EXPERIENCE</w:t>
       </w:r>
       <w:r>
@@ -2910,7 +2832,6 @@
           <w:color w:val="3A3A3A"/>
           <w:sz w:val="28"/>
         </w:rPr>
-        <w:lastRenderedPageBreak/>
         <w:t xml:space="preserve">Seeking first internship - available for immediate WIL placement </w:t>
       </w:r>
     </w:p>
@@ -3101,7 +3022,7 @@
 </file>
 
 <file path=word/numbering.xml><?xml version="1.0" encoding="utf-8"?>
-<w:numbering xmlns:wpc="http://schemas.microsoft.com/office/word/2010/wordprocessingCanvas" xmlns:cx="http://schemas.microsoft.com/office/drawing/2014/chartex" xmlns:cx1="http://schemas.microsoft.com/office/drawing/2015/9/8/chartex" xmlns:cx2="http://schemas.microsoft.com/office/drawing/2015/10/21/chartex" xmlns:cx3="http://schemas.microsoft.com/office/drawing/2016/5/9/chartex" xmlns:cx4="http://schemas.microsoft.com/office/drawing/2016/5/10/chartex" xmlns:cx5="http://schemas.microsoft.com/office/drawing/2016/5/11/chartex" xmlns:cx6="http://schemas.microsoft.com/office/drawing/2016/5/12/chartex" xmlns:cx7="http://schemas.microsoft.com/office/drawing/2016/5/13/chartex" xmlns:cx8="http://schemas.microsoft.com/office/drawing/2016/5/14/chartex" xmlns:mc="http://schemas.openxmlformats.org/markup-compatibility/2006" xmlns:aink="http://schemas.microsoft.com/office/drawing/2016/ink" xmlns:am3d="http://schemas.microsoft.com/office/drawing/2017/model3d" xmlns:o="urn:schemas-microsoft-com:office:office" xmlns:oel="http://schemas.microsoft.com/office/2019/extlst" xmlns:r="http://schemas.openxmlformats.org/officeDocument/2006/relationships" xmlns:m="http://schemas.openxmlformats.org/officeDocument/2006/math" xmlns:v="urn:schemas-microsoft-com:vml" xmlns:wp14="http://schemas.microsoft.com/office/word/2010/wordprocessingDrawing" xmlns:wp="http://schemas.openxmlformats.org/drawingml/2006/wordprocessingDrawing" xmlns:w10="urn:schemas-microsoft-com:office:word" xmlns:w="http://schemas.openxmlformats.org/wordprocessingml/2006/main" xmlns:w14="http://schemas.microsoft.com/office/word/2010/wordml" xmlns:w15="http://schemas.microsoft.com/office/word/2012/wordml" xmlns:w16cei="http://schemas.microsoft.com/office/word/2026/wordml/cei" xmlns:w16cex="http://schemas.microsoft.com/office/word/2018/wordml/cex" xmlns:w16cid="http://schemas.microsoft.com/office/word/2016/wordml/cid" xmlns:w16="http://schemas.microsoft.com/office/word/2018/wordml" xmlns:w16du="http://schemas.microsoft.com/office/word/2023/wordml/word16du" xmlns:w16sdtdh="http://schemas.microsoft.com/office/word/2020/wordml/sdtdatahash" xmlns:w16sdtfl="http://schemas.microsoft.com/office/word/2024/wordml/sdtformatlock" xmlns:w16se="http://schemas.microsoft.com/office/word/2015/wordml/symex" xmlns:wpg="http://schemas.microsoft.com/office/word/2010/wordprocessingGroup" xmlns:wpi="http://schemas.microsoft.com/office/word/2010/wordprocessingInk" xmlns:wne="http://schemas.microsoft.com/office/word/2006/wordml" xmlns:wps="http://schemas.microsoft.com/office/word/2010/wordprocessingShape" mc:Ignorable="w14 w15 w16se w16cid w16 w16cex w16sdtdh w16sdtfl w16du wp14">
+<w:numbering xmlns:wpc="http://schemas.microsoft.com/office/word/2010/wordprocessingCanvas" xmlns:cx="http://schemas.microsoft.com/office/drawing/2014/chartex" xmlns:cx1="http://schemas.microsoft.com/office/drawing/2015/9/8/chartex" xmlns:cx2="http://schemas.microsoft.com/office/drawing/2015/10/21/chartex" xmlns:cx3="http://schemas.microsoft.com/office/drawing/2016/5/9/chartex" xmlns:cx4="http://schemas.microsoft.com/office/drawing/2016/5/10/chartex" xmlns:cx5="http://schemas.microsoft.com/office/drawing/2016/5/11/chartex" xmlns:cx6="http://schemas.microsoft.com/office/drawing/2016/5/12/chartex" xmlns:cx7="http://schemas.microsoft.com/office/drawing/2016/5/13/chartex" xmlns:cx8="http://schemas.microsoft.com/office/drawing/2016/5/14/chartex" xmlns:mc="http://schemas.openxmlformats.org/markup-compatibility/2006" xmlns:aink="http://schemas.microsoft.com/office/drawing/2016/ink" xmlns:am3d="http://schemas.microsoft.com/office/drawing/2017/model3d" xmlns:o="urn:schemas-microsoft-com:office:office" xmlns:oel="http://schemas.microsoft.com/office/2019/extlst" xmlns:r="http://schemas.openxmlformats.org/officeDocument/2006/relationships" xmlns:m="http://schemas.openxmlformats.org/officeDocument/2006/math" xmlns:v="urn:schemas-microsoft-com:vml" xmlns:wp14="http://schemas.microsoft.com/office/word/2010/wordprocessingDrawing" xmlns:wp="http://schemas.openxmlformats.org/drawingml/2006/wordprocessingDrawing" xmlns:w10="urn:schemas-microsoft-com:office:word" xmlns:w="http://schemas.openxmlformats.org/wordprocessingml/2006/main" xmlns:w14="http://schemas.microsoft.com/office/word/2010/wordml" xmlns:w15="http://schemas.microsoft.com/office/word/2012/wordml" xmlns:w16cex="http://schemas.microsoft.com/office/word/2018/wordml/cex" xmlns:w16cid="http://schemas.microsoft.com/office/word/2016/wordml/cid" xmlns:w16="http://schemas.microsoft.com/office/word/2018/wordml" xmlns:w16du="http://schemas.microsoft.com/office/word/2023/wordml/word16du" xmlns:w16sdtdh="http://schemas.microsoft.com/office/word/2020/wordml/sdtdatahash" xmlns:w16sdtfl="http://schemas.microsoft.com/office/word/2024/wordml/sdtformatlock" xmlns:w16se="http://schemas.microsoft.com/office/word/2015/wordml/symex" xmlns:wpg="http://schemas.microsoft.com/office/word/2010/wordprocessingGroup" xmlns:wpi="http://schemas.microsoft.com/office/word/2010/wordprocessingInk" xmlns:wne="http://schemas.microsoft.com/office/word/2006/wordml" xmlns:wps="http://schemas.microsoft.com/office/word/2010/wordprocessingShape" mc:Ignorable="w14 w15 w16se w16cid w16 w16cex w16sdtdh w16sdtfl w16du wp14">
   <w:abstractNum w:abstractNumId="0" w15:restartNumberingAfterBreak="0">
     <w:nsid w:val="10E379DC"/>
     <w:multiLevelType w:val="hybridMultilevel"/>
@@ -4871,6 +4792,7 @@
   <w:style w:type="character" w:default="1" w:styleId="DefaultParagraphFont">
     <w:name w:val="Default Paragraph Font"/>
     <w:uiPriority w:val="1"/>
+    <w:semiHidden/>
     <w:unhideWhenUsed/>
   </w:style>
   <w:style w:type="table" w:default="1" w:styleId="TableNormal">

--- a/Phomello-CV.docx
+++ b/Phomello-CV.docx
@@ -5,21 +5,22 @@
     <w:tbl>
       <w:tblPr>
         <w:tblStyle w:val="TableGrid"/>
-        <w:tblW w:w="9007" w:type="dxa"/>
+        <w:tblW w:w="9029" w:type="dxa"/>
         <w:tblInd w:w="19" w:type="dxa"/>
+        <w:tblLayout w:type="fixed"/>
         <w:tblLook w:val="04A0" w:firstRow="1" w:lastRow="0" w:firstColumn="1" w:lastColumn="0" w:noHBand="0" w:noVBand="1"/>
       </w:tblPr>
       <w:tblGrid>
-        <w:gridCol w:w="7439"/>
-        <w:gridCol w:w="2105"/>
+        <w:gridCol w:w="6644"/>
+        <w:gridCol w:w="2385"/>
       </w:tblGrid>
       <w:tr>
         <w:trPr>
-          <w:trHeight w:val="1164"/>
+          <w:trHeight w:val="993"/>
         </w:trPr>
         <w:tc>
           <w:tcPr>
-            <w:tcW w:w="6324" w:type="dxa"/>
+            <w:tcW w:w="6644" w:type="dxa"/>
             <w:tcBorders>
               <w:top w:val="nil"/>
               <w:left w:val="nil"/>
@@ -90,7 +91,7 @@
         </w:tc>
         <w:tc>
           <w:tcPr>
-            <w:tcW w:w="2683" w:type="dxa"/>
+            <w:tcW w:w="2385" w:type="dxa"/>
             <w:tcBorders>
               <w:top w:val="nil"/>
               <w:left w:val="single" w:sz="4" w:space="0" w:color="156082"/>
@@ -115,11 +116,11 @@
       </w:tr>
       <w:tr>
         <w:trPr>
-          <w:trHeight w:val="1644"/>
+          <w:trHeight w:val="716"/>
         </w:trPr>
         <w:tc>
           <w:tcPr>
-            <w:tcW w:w="6324" w:type="dxa"/>
+            <w:tcW w:w="6644" w:type="dxa"/>
             <w:tcBorders>
               <w:top w:val="nil"/>
               <w:left w:val="nil"/>
@@ -502,7 +503,7 @@
                     </wp:inline>
                   </w:drawing>
                 </mc:Choice>
-                <mc:Fallback xmlns:w16cei="http://schemas.microsoft.com/office/word/2026/wordml/cei">
+                <mc:Fallback>
                   <w:pict>
                     <v:group w14:anchorId="14C6C4B6" id="Group 3536" o:spid="_x0000_s1026" style="width:449.5pt;height:79.3pt;mso-position-horizontal-relative:char;mso-position-vertical-relative:line" coordsize="57089,10073" o:gfxdata="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">
                       <v:shapetype id="_x0000_t75" coordsize="21600,21600" o:spt="75" o:preferrelative="t" path="m@4@5l@4@11@9@11@9@5xe" filled="f" stroked="f">
@@ -687,7 +688,7 @@
         </w:tc>
         <w:tc>
           <w:tcPr>
-            <w:tcW w:w="2683" w:type="dxa"/>
+            <w:tcW w:w="2385" w:type="dxa"/>
             <w:tcBorders>
               <w:top w:val="nil"/>
               <w:left w:val="single" w:sz="4" w:space="0" w:color="156082"/>
@@ -705,32 +706,44 @@
                 <w:noProof/>
               </w:rPr>
               <w:drawing>
-                <wp:inline distT="0" distB="0" distL="0" distR="0" wp14:anchorId="3271513F" wp14:editId="4046A2AC">
-                  <wp:extent cx="1517904" cy="1679448"/>
+                <wp:inline distT="0" distB="0" distL="0" distR="0" wp14:anchorId="1DBEEFC9" wp14:editId="356AD581">
+                  <wp:extent cx="1333500" cy="1379220"/>
                   <wp:effectExtent l="0" t="0" r="0" b="0"/>
-                  <wp:docPr id="4054" name="Picture 4054"/>
-                  <wp:cNvGraphicFramePr/>
+                  <wp:docPr id="543019015" name="Picture 11"/>
+                  <wp:cNvGraphicFramePr>
+                    <a:graphicFrameLocks xmlns:a="http://schemas.openxmlformats.org/drawingml/2006/main" noChangeAspect="1"/>
+                  </wp:cNvGraphicFramePr>
                   <a:graphic xmlns:a="http://schemas.openxmlformats.org/drawingml/2006/main">
                     <a:graphicData uri="http://schemas.openxmlformats.org/drawingml/2006/picture">
                       <pic:pic xmlns:pic="http://schemas.openxmlformats.org/drawingml/2006/picture">
                         <pic:nvPicPr>
-                          <pic:cNvPr id="4054" name="Picture 4054"/>
-                          <pic:cNvPicPr/>
+                          <pic:cNvPr id="0" name="Picture 2"/>
+                          <pic:cNvPicPr>
+                            <a:picLocks noChangeAspect="1" noChangeArrowheads="1"/>
+                          </pic:cNvPicPr>
                         </pic:nvPicPr>
                         <pic:blipFill>
-                          <a:blip r:embed="rId8"/>
+                          <a:blip r:embed="rId8">
+                            <a:extLst>
+                              <a:ext uri="{28A0092B-C50C-407E-A947-70E740481C1C}">
+                                <a14:useLocalDpi xmlns:a14="http://schemas.microsoft.com/office/drawing/2010/main" val="0"/>
+                              </a:ext>
+                            </a:extLst>
+                          </a:blip>
+                          <a:srcRect/>
                           <a:stretch>
                             <a:fillRect/>
                           </a:stretch>
                         </pic:blipFill>
-                        <pic:spPr>
+                        <pic:spPr bwMode="auto">
                           <a:xfrm>
                             <a:off x="0" y="0"/>
-                            <a:ext cx="1517904" cy="1679448"/>
+                            <a:ext cx="1333500" cy="1379220"/>
                           </a:xfrm>
                           <a:prstGeom prst="rect">
                             <a:avLst/>
                           </a:prstGeom>
+                          <a:noFill/>
                         </pic:spPr>
                       </pic:pic>
                     </a:graphicData>
@@ -975,7 +988,6 @@
         </w:r>
       </w:hyperlink>
       <w:hyperlink r:id="rId20">
-        <w:proofErr w:type="spellStart"/>
         <w:r>
           <w:rPr>
             <w:rFonts w:ascii="Arial" w:eastAsia="Arial" w:hAnsi="Arial" w:cs="Arial"/>
@@ -996,7 +1008,6 @@
           </w:rPr>
           <w:t>s</w:t>
         </w:r>
-        <w:proofErr w:type="spellEnd"/>
       </w:hyperlink>
       <w:hyperlink r:id="rId22">
         <w:r>
@@ -1471,7 +1482,6 @@
           <w:rFonts w:ascii="Arial" w:eastAsia="Arial" w:hAnsi="Arial" w:cs="Arial"/>
           <w:sz w:val="28"/>
         </w:rPr>
-        <w:lastRenderedPageBreak/>
         <w:t xml:space="preserve">  </w:t>
       </w:r>
     </w:p>
@@ -1485,6 +1495,7 @@
           <w:rFonts w:ascii="Arial" w:eastAsia="Arial" w:hAnsi="Arial" w:cs="Arial"/>
           <w:sz w:val="28"/>
         </w:rPr>
+        <w:lastRenderedPageBreak/>
         <w:t xml:space="preserve"> </w:t>
       </w:r>
       <w:r>
@@ -2034,7 +2045,6 @@
         <w:ind w:left="21"/>
       </w:pPr>
       <w:r>
-        <w:lastRenderedPageBreak/>
         <w:t>EDUCATION</w:t>
       </w:r>
       <w:r>
@@ -2072,6 +2082,7 @@
         <w:ind w:left="26"/>
       </w:pPr>
       <w:r>
+        <w:lastRenderedPageBreak/>
         <w:t xml:space="preserve">Rosebank International University </w:t>
       </w:r>
       <w:r>
@@ -2472,7 +2483,6 @@
           <w:rFonts w:ascii="Arial" w:eastAsia="Arial" w:hAnsi="Arial" w:cs="Arial"/>
           <w:sz w:val="16"/>
         </w:rPr>
-        <w:lastRenderedPageBreak/>
         <w:t xml:space="preserve"> </w:t>
       </w:r>
       <w:r>
@@ -2490,6 +2500,7 @@
         <w:ind w:left="26"/>
       </w:pPr>
       <w:r>
+        <w:lastRenderedPageBreak/>
         <w:t xml:space="preserve">Project 2 Title </w:t>
       </w:r>
       <w:r>
@@ -2647,19 +2658,41 @@
       <w:pPr>
         <w:spacing w:after="180" w:line="239" w:lineRule="auto"/>
         <w:ind w:left="7"/>
-      </w:pPr>
-      <w:r>
-        <w:rPr>
-          <w:rFonts w:ascii="Arial" w:eastAsia="Arial" w:hAnsi="Arial" w:cs="Arial"/>
-          <w:i/>
+        <w:rPr>
+          <w:iCs/>
+        </w:rPr>
+      </w:pPr>
+      <w:r>
+        <w:rPr>
+          <w:rFonts w:ascii="Arial" w:eastAsia="Arial" w:hAnsi="Arial" w:cs="Arial"/>
+          <w:iCs/>
           <w:color w:val="0F4761"/>
           <w:sz w:val="28"/>
         </w:rPr>
-        <w:t>Built and deployed a full responsive e-commerce website for a local streetwear brand (SOTAS).</w:t>
-      </w:r>
-      <w:r>
-        <w:rPr>
-          <w:rFonts w:ascii="Arial" w:eastAsia="Arial" w:hAnsi="Arial" w:cs="Arial"/>
+        <w:t>Buil</w:t>
+      </w:r>
+      <w:r>
+        <w:rPr>
+          <w:rFonts w:ascii="Arial" w:eastAsia="Arial" w:hAnsi="Arial" w:cs="Arial"/>
+          <w:iCs/>
+          <w:color w:val="0F4761"/>
+          <w:sz w:val="28"/>
+        </w:rPr>
+        <w:t>ding</w:t>
+      </w:r>
+      <w:r>
+        <w:rPr>
+          <w:rFonts w:ascii="Arial" w:eastAsia="Arial" w:hAnsi="Arial" w:cs="Arial"/>
+          <w:iCs/>
+          <w:color w:val="0F4761"/>
+          <w:sz w:val="28"/>
+        </w:rPr>
+        <w:t xml:space="preserve"> a full responsive e-commerce website for a local streetwear brand (SOTAS).</w:t>
+      </w:r>
+      <w:r>
+        <w:rPr>
+          <w:rFonts w:ascii="Arial" w:eastAsia="Arial" w:hAnsi="Arial" w:cs="Arial"/>
+          <w:iCs/>
           <w:sz w:val="28"/>
         </w:rPr>
         <w:t xml:space="preserve"> </w:t>
@@ -2791,8 +2824,1034 @@
           <w:color w:val="3A3A3A"/>
           <w:sz w:val="28"/>
         </w:rPr>
-        <w:t xml:space="preserve">Tech: HTML5, CSS3, JavaScript, Responsive Design, DevTunnels for testing, </w:t>
-      </w:r>
+        <w:t>Tech: HTML5, CSS3, JavaScript, Responsive Design, DevTunnels for testing</w:t>
+      </w:r>
+      <w:r>
+        <w:rPr>
+          <w:rFonts w:ascii="Arial" w:eastAsia="Arial" w:hAnsi="Arial" w:cs="Arial"/>
+          <w:color w:val="3A3A3A"/>
+          <w:sz w:val="28"/>
+        </w:rPr>
+        <w:t>.</w:t>
+      </w:r>
+    </w:p>
+    <w:p>
+      <w:pPr>
+        <w:spacing w:line="278" w:lineRule="auto"/>
+      </w:pPr>
+      <w:r>
+        <w:br w:type="page"/>
+      </w:r>
+    </w:p>
+    <w:p>
+      <w:pPr>
+        <w:pStyle w:val="Heading3"/>
+        <w:ind w:left="26"/>
+      </w:pPr>
+      <w:r>
+        <w:lastRenderedPageBreak/>
+        <w:t xml:space="preserve">Project </w:t>
+      </w:r>
+      <w:r>
+        <w:t>4</w:t>
+      </w:r>
+      <w:r>
+        <w:t xml:space="preserve"> Title </w:t>
+      </w:r>
+      <w:r>
+        <w:rPr>
+          <w:b w:val="0"/>
+        </w:rPr>
+        <w:t>–</w:t>
+      </w:r>
+      <w:r>
+        <w:rPr>
+          <w:b w:val="0"/>
+        </w:rPr>
+        <w:t xml:space="preserve"> </w:t>
+      </w:r>
+      <w:r>
+        <w:t>Personal AI Agent (Jarvis)</w:t>
+      </w:r>
+    </w:p>
+    <w:p>
+      <w:pPr>
+        <w:spacing w:after="163"/>
+        <w:ind w:left="26" w:hanging="10"/>
+      </w:pPr>
+      <w:r>
+        <w:rPr>
+          <w:rFonts w:ascii="Arial" w:eastAsia="Arial" w:hAnsi="Arial" w:cs="Arial"/>
+          <w:color w:val="717580"/>
+          <w:sz w:val="24"/>
+        </w:rPr>
+        <w:t>202</w:t>
+      </w:r>
+      <w:r>
+        <w:rPr>
+          <w:rFonts w:ascii="Arial" w:eastAsia="Arial" w:hAnsi="Arial" w:cs="Arial"/>
+          <w:color w:val="717580"/>
+          <w:sz w:val="24"/>
+        </w:rPr>
+        <w:t>6</w:t>
+      </w:r>
+      <w:r>
+        <w:rPr>
+          <w:rFonts w:ascii="Arial" w:eastAsia="Arial" w:hAnsi="Arial" w:cs="Arial"/>
+          <w:color w:val="717580"/>
+          <w:sz w:val="24"/>
+        </w:rPr>
+        <w:t xml:space="preserve"> </w:t>
+      </w:r>
+      <w:r>
+        <w:rPr>
+          <w:rFonts w:ascii="Arial" w:eastAsia="Arial" w:hAnsi="Arial" w:cs="Arial"/>
+          <w:color w:val="717580"/>
+          <w:sz w:val="24"/>
+        </w:rPr>
+        <w:t>–</w:t>
+      </w:r>
+      <w:r>
+        <w:rPr>
+          <w:rFonts w:ascii="Arial" w:eastAsia="Arial" w:hAnsi="Arial" w:cs="Arial"/>
+          <w:color w:val="717580"/>
+          <w:sz w:val="24"/>
+        </w:rPr>
+        <w:t xml:space="preserve"> </w:t>
+      </w:r>
+      <w:r>
+        <w:rPr>
+          <w:rFonts w:ascii="Arial" w:eastAsia="Arial" w:hAnsi="Arial" w:cs="Arial"/>
+          <w:color w:val="717580"/>
+          <w:sz w:val="24"/>
+        </w:rPr>
+        <w:t>Estimated Completion (March 2027)</w:t>
+      </w:r>
+    </w:p>
+    <w:p>
+      <w:pPr>
+        <w:spacing w:after="277"/>
+        <w:ind w:left="53" w:hanging="10"/>
+      </w:pPr>
+      <w:r>
+        <w:rPr>
+          <w:i/>
+          <w:color w:val="0F4761"/>
+          <w:sz w:val="28"/>
+        </w:rPr>
+        <w:t xml:space="preserve">Tech: </w:t>
+      </w:r>
+      <w:r>
+        <w:rPr>
+          <w:i/>
+          <w:color w:val="0F4761"/>
+          <w:sz w:val="28"/>
+        </w:rPr>
+        <w:t>Python, open AI API</w:t>
+      </w:r>
+      <w:r>
+        <w:rPr>
+          <w:i/>
+          <w:color w:val="0F4761"/>
+          <w:sz w:val="28"/>
+        </w:rPr>
+        <w:t>, Speech Recognition, pyttsx3</w:t>
+      </w:r>
+      <w:r>
+        <w:rPr>
+          <w:i/>
+          <w:color w:val="0F4761"/>
+          <w:sz w:val="28"/>
+        </w:rPr>
+        <w:t>, Windows, VS</w:t>
+      </w:r>
+      <w:r>
+        <w:rPr>
+          <w:i/>
+          <w:color w:val="0F4761"/>
+          <w:sz w:val="28"/>
+        </w:rPr>
+        <w:t xml:space="preserve"> Code</w:t>
+      </w:r>
+    </w:p>
+    <w:p>
+      <w:pPr>
+        <w:numPr>
+          <w:ilvl w:val="0"/>
+          <w:numId w:val="7"/>
+        </w:numPr>
+        <w:spacing w:after="17" w:line="354" w:lineRule="auto"/>
+        <w:ind w:right="519"/>
+        <w:jc w:val="both"/>
+        <w:rPr>
+          <w:rFonts w:ascii="Arial" w:hAnsi="Arial" w:cs="Arial"/>
+          <w:color w:val="3A3A3A" w:themeColor="background2" w:themeShade="40"/>
+          <w:sz w:val="28"/>
+          <w:szCs w:val="28"/>
+        </w:rPr>
+      </w:pPr>
+      <w:r>
+        <w:rPr>
+          <w:rFonts w:ascii="Arial" w:hAnsi="Arial" w:cs="Arial"/>
+          <w:color w:val="3A3A3A" w:themeColor="background2" w:themeShade="40"/>
+          <w:sz w:val="28"/>
+          <w:szCs w:val="28"/>
+        </w:rPr>
+        <w:t>Design</w:t>
+      </w:r>
+      <w:r>
+        <w:rPr>
+          <w:rFonts w:ascii="Arial" w:hAnsi="Arial" w:cs="Arial"/>
+          <w:color w:val="3A3A3A" w:themeColor="background2" w:themeShade="40"/>
+          <w:sz w:val="28"/>
+          <w:szCs w:val="28"/>
+        </w:rPr>
+        <w:t>ing</w:t>
+      </w:r>
+      <w:r>
+        <w:rPr>
+          <w:rFonts w:ascii="Arial" w:hAnsi="Arial" w:cs="Arial"/>
+          <w:color w:val="3A3A3A" w:themeColor="background2" w:themeShade="40"/>
+          <w:sz w:val="28"/>
+          <w:szCs w:val="28"/>
+        </w:rPr>
+        <w:t xml:space="preserve"> and develop</w:t>
+      </w:r>
+      <w:r>
+        <w:rPr>
+          <w:rFonts w:ascii="Arial" w:hAnsi="Arial" w:cs="Arial"/>
+          <w:color w:val="3A3A3A" w:themeColor="background2" w:themeShade="40"/>
+          <w:sz w:val="28"/>
+          <w:szCs w:val="28"/>
+        </w:rPr>
+        <w:t>ing</w:t>
+      </w:r>
+      <w:r>
+        <w:rPr>
+          <w:rFonts w:ascii="Arial" w:hAnsi="Arial" w:cs="Arial"/>
+          <w:color w:val="3A3A3A" w:themeColor="background2" w:themeShade="40"/>
+          <w:sz w:val="28"/>
+          <w:szCs w:val="28"/>
+        </w:rPr>
+        <w:t xml:space="preserve"> a voice-controlled personal AI assistant for Windows, capable of receiving spoken commands and responding through natural language.</w:t>
+      </w:r>
+    </w:p>
+    <w:p>
+      <w:pPr>
+        <w:numPr>
+          <w:ilvl w:val="0"/>
+          <w:numId w:val="7"/>
+        </w:numPr>
+        <w:spacing w:after="17" w:line="354" w:lineRule="auto"/>
+        <w:ind w:right="519"/>
+        <w:jc w:val="both"/>
+        <w:rPr>
+          <w:rFonts w:ascii="Arial" w:hAnsi="Arial" w:cs="Arial"/>
+          <w:color w:val="3A3A3A" w:themeColor="background2" w:themeShade="40"/>
+          <w:sz w:val="28"/>
+          <w:szCs w:val="28"/>
+        </w:rPr>
+      </w:pPr>
+      <w:r>
+        <w:rPr>
+          <w:rFonts w:ascii="Arial" w:hAnsi="Arial" w:cs="Arial"/>
+          <w:color w:val="3A3A3A" w:themeColor="background2" w:themeShade="40"/>
+          <w:sz w:val="28"/>
+          <w:szCs w:val="28"/>
+        </w:rPr>
+        <w:t>Integrated speech recognition and text-to-speech functionality, allowing JARVIS to listen to the user and provide spoken responses.</w:t>
+      </w:r>
+    </w:p>
+    <w:p>
+      <w:pPr>
+        <w:numPr>
+          <w:ilvl w:val="0"/>
+          <w:numId w:val="7"/>
+        </w:numPr>
+        <w:spacing w:after="17" w:line="354" w:lineRule="auto"/>
+        <w:ind w:right="519"/>
+        <w:jc w:val="both"/>
+        <w:rPr>
+          <w:rFonts w:ascii="Arial" w:hAnsi="Arial" w:cs="Arial"/>
+          <w:color w:val="3A3A3A" w:themeColor="background2" w:themeShade="40"/>
+          <w:sz w:val="28"/>
+          <w:szCs w:val="28"/>
+        </w:rPr>
+      </w:pPr>
+      <w:r>
+        <w:rPr>
+          <w:rFonts w:ascii="Arial" w:hAnsi="Arial" w:cs="Arial"/>
+          <w:color w:val="3A3A3A" w:themeColor="background2" w:themeShade="40"/>
+          <w:sz w:val="28"/>
+          <w:szCs w:val="28"/>
+        </w:rPr>
+        <w:t>Integrated the OpenAI API to provide an AI-powered conversational brain for answering questions and handling natural-language requests.</w:t>
+      </w:r>
+    </w:p>
+    <w:p>
+      <w:pPr>
+        <w:numPr>
+          <w:ilvl w:val="0"/>
+          <w:numId w:val="7"/>
+        </w:numPr>
+        <w:spacing w:after="17" w:line="354" w:lineRule="auto"/>
+        <w:ind w:right="519"/>
+        <w:jc w:val="both"/>
+        <w:rPr>
+          <w:rFonts w:ascii="Arial" w:hAnsi="Arial" w:cs="Arial"/>
+          <w:color w:val="3A3A3A" w:themeColor="background2" w:themeShade="40"/>
+          <w:sz w:val="28"/>
+          <w:szCs w:val="28"/>
+        </w:rPr>
+      </w:pPr>
+      <w:r>
+        <w:rPr>
+          <w:rFonts w:ascii="Arial" w:hAnsi="Arial" w:cs="Arial"/>
+          <w:color w:val="3A3A3A" w:themeColor="background2" w:themeShade="40"/>
+          <w:sz w:val="28"/>
+          <w:szCs w:val="28"/>
+        </w:rPr>
+        <w:t>Implemented command handling for practical desktop tasks, including opening websites/applications and retrieving information such as date and time.</w:t>
+      </w:r>
+    </w:p>
+    <w:p>
+      <w:pPr>
+        <w:numPr>
+          <w:ilvl w:val="0"/>
+          <w:numId w:val="7"/>
+        </w:numPr>
+        <w:spacing w:after="17" w:line="354" w:lineRule="auto"/>
+        <w:ind w:right="519"/>
+        <w:jc w:val="both"/>
+        <w:rPr>
+          <w:rFonts w:ascii="Arial" w:hAnsi="Arial" w:cs="Arial"/>
+          <w:color w:val="3A3A3A" w:themeColor="background2" w:themeShade="40"/>
+          <w:sz w:val="28"/>
+          <w:szCs w:val="28"/>
+        </w:rPr>
+      </w:pPr>
+      <w:r>
+        <w:rPr>
+          <w:rFonts w:ascii="Arial" w:hAnsi="Arial" w:cs="Arial"/>
+          <w:color w:val="3A3A3A" w:themeColor="background2" w:themeShade="40"/>
+          <w:sz w:val="28"/>
+          <w:szCs w:val="28"/>
+        </w:rPr>
+        <w:t>Structured the project as a modular Python application, with separate components for voice input, AI processing, command execution, and voice output.</w:t>
+      </w:r>
+    </w:p>
+    <w:p>
+      <w:pPr>
+        <w:numPr>
+          <w:ilvl w:val="0"/>
+          <w:numId w:val="7"/>
+        </w:numPr>
+        <w:spacing w:after="17" w:line="354" w:lineRule="auto"/>
+        <w:ind w:right="519"/>
+        <w:jc w:val="both"/>
+        <w:rPr>
+          <w:rFonts w:ascii="Arial" w:hAnsi="Arial" w:cs="Arial"/>
+          <w:color w:val="3A3A3A" w:themeColor="background2" w:themeShade="40"/>
+          <w:sz w:val="28"/>
+          <w:szCs w:val="28"/>
+        </w:rPr>
+      </w:pPr>
+      <w:r>
+        <w:rPr>
+          <w:rFonts w:ascii="Arial" w:hAnsi="Arial" w:cs="Arial"/>
+          <w:color w:val="3A3A3A" w:themeColor="background2" w:themeShade="40"/>
+          <w:sz w:val="28"/>
+          <w:szCs w:val="28"/>
+        </w:rPr>
+        <w:t>Currently developing the system toward a more capable personal AI agent that can assist with tasks and manage projects.</w:t>
+      </w:r>
+    </w:p>
+    <w:p>
+      <w:pPr>
+        <w:spacing w:after="17" w:line="354" w:lineRule="auto"/>
+        <w:ind w:right="519"/>
+        <w:jc w:val="both"/>
+        <w:rPr>
+          <w:rFonts w:ascii="Arial" w:hAnsi="Arial" w:cs="Arial"/>
+          <w:color w:val="3A3A3A" w:themeColor="background2" w:themeShade="40"/>
+          <w:sz w:val="28"/>
+          <w:szCs w:val="28"/>
+        </w:rPr>
+      </w:pPr>
+    </w:p>
+    <w:p>
+      <w:pPr>
+        <w:pStyle w:val="Heading3"/>
+        <w:ind w:left="26"/>
+      </w:pPr>
+      <w:r>
+        <w:t xml:space="preserve">Project </w:t>
+      </w:r>
+      <w:r>
+        <w:t>5</w:t>
+      </w:r>
+      <w:r>
+        <w:t xml:space="preserve"> Title </w:t>
+      </w:r>
+      <w:r>
+        <w:rPr>
+          <w:b w:val="0"/>
+        </w:rPr>
+        <w:t xml:space="preserve">– </w:t>
+      </w:r>
+      <w:r>
+        <w:t>Personal Life OS (NEXUS)</w:t>
+      </w:r>
+    </w:p>
+    <w:p>
+      <w:pPr>
+        <w:spacing w:after="163"/>
+        <w:ind w:left="26" w:hanging="10"/>
+      </w:pPr>
+      <w:r>
+        <w:rPr>
+          <w:rFonts w:ascii="Arial" w:eastAsia="Arial" w:hAnsi="Arial" w:cs="Arial"/>
+          <w:color w:val="717580"/>
+          <w:sz w:val="24"/>
+        </w:rPr>
+        <w:t>2026 – Estimated Completion (</w:t>
+      </w:r>
+      <w:r>
+        <w:rPr>
+          <w:rFonts w:ascii="Arial" w:eastAsia="Arial" w:hAnsi="Arial" w:cs="Arial"/>
+          <w:color w:val="717580"/>
+          <w:sz w:val="24"/>
+        </w:rPr>
+        <w:t>JAN</w:t>
+      </w:r>
+      <w:r>
+        <w:rPr>
+          <w:rFonts w:ascii="Arial" w:eastAsia="Arial" w:hAnsi="Arial" w:cs="Arial"/>
+          <w:color w:val="717580"/>
+          <w:sz w:val="24"/>
+        </w:rPr>
+        <w:t xml:space="preserve"> 2027)</w:t>
+      </w:r>
+    </w:p>
+    <w:p>
+      <w:pPr>
+        <w:spacing w:after="277"/>
+        <w:ind w:left="53" w:hanging="10"/>
+        <w:rPr>
+          <w:i/>
+          <w:color w:val="0F4761"/>
+          <w:sz w:val="28"/>
+        </w:rPr>
+      </w:pPr>
+      <w:r>
+        <w:rPr>
+          <w:i/>
+          <w:color w:val="0F4761"/>
+          <w:sz w:val="28"/>
+        </w:rPr>
+        <w:t xml:space="preserve">Tech: </w:t>
+      </w:r>
+      <w:r>
+        <w:rPr>
+          <w:i/>
+          <w:color w:val="0F4761"/>
+          <w:sz w:val="28"/>
+        </w:rPr>
+        <w:t>React</w:t>
+      </w:r>
+      <w:r>
+        <w:rPr>
+          <w:i/>
+          <w:color w:val="0F4761"/>
+          <w:sz w:val="28"/>
+        </w:rPr>
+        <w:t xml:space="preserve">, JavaScript, Vite, HTML, CSS, </w:t>
+      </w:r>
+      <w:r>
+        <w:rPr>
+          <w:i/>
+          <w:color w:val="0F4761"/>
+          <w:sz w:val="28"/>
+        </w:rPr>
+        <w:t>Node.js/npm</w:t>
+      </w:r>
+    </w:p>
+    <w:p>
+      <w:pPr>
+        <w:numPr>
+          <w:ilvl w:val="0"/>
+          <w:numId w:val="8"/>
+        </w:numPr>
+        <w:spacing w:after="277"/>
+        <w:jc w:val="both"/>
+        <w:rPr>
+          <w:rFonts w:ascii="Arial" w:hAnsi="Arial" w:cs="Arial"/>
+          <w:iCs/>
+          <w:color w:val="3A3A3A" w:themeColor="background2" w:themeShade="40"/>
+          <w:sz w:val="28"/>
+        </w:rPr>
+      </w:pPr>
+      <w:r>
+        <w:rPr>
+          <w:rFonts w:ascii="Arial" w:hAnsi="Arial" w:cs="Arial"/>
+          <w:iCs/>
+          <w:color w:val="3A3A3A" w:themeColor="background2" w:themeShade="40"/>
+          <w:sz w:val="28"/>
+        </w:rPr>
+        <w:t>Designed and developed NEXUS, a personal Life OS application that brings key areas of daily life into a centralized digital dashboard.</w:t>
+      </w:r>
+    </w:p>
+    <w:p>
+      <w:pPr>
+        <w:numPr>
+          <w:ilvl w:val="0"/>
+          <w:numId w:val="8"/>
+        </w:numPr>
+        <w:spacing w:after="277"/>
+        <w:jc w:val="both"/>
+        <w:rPr>
+          <w:rFonts w:ascii="Arial" w:hAnsi="Arial" w:cs="Arial"/>
+          <w:iCs/>
+          <w:color w:val="3A3A3A" w:themeColor="background2" w:themeShade="40"/>
+          <w:sz w:val="28"/>
+        </w:rPr>
+      </w:pPr>
+      <w:r>
+        <w:rPr>
+          <w:rFonts w:ascii="Arial" w:hAnsi="Arial" w:cs="Arial"/>
+          <w:iCs/>
+          <w:color w:val="3A3A3A" w:themeColor="background2" w:themeShade="40"/>
+          <w:sz w:val="28"/>
+        </w:rPr>
+        <w:t>Built a responsive, futuristic dashboard interface with navigation, progress tracking, statistics, tasks, weekly activity, screen-time monitoring, school tracking, and personal streaks.</w:t>
+      </w:r>
+    </w:p>
+    <w:p>
+      <w:pPr>
+        <w:numPr>
+          <w:ilvl w:val="0"/>
+          <w:numId w:val="8"/>
+        </w:numPr>
+        <w:spacing w:after="277"/>
+        <w:ind w:left="714" w:hanging="357"/>
+        <w:jc w:val="both"/>
+        <w:rPr>
+          <w:rFonts w:ascii="Arial" w:hAnsi="Arial" w:cs="Arial"/>
+          <w:iCs/>
+          <w:color w:val="3A3A3A" w:themeColor="background2" w:themeShade="40"/>
+          <w:sz w:val="28"/>
+        </w:rPr>
+      </w:pPr>
+      <w:r>
+        <w:rPr>
+          <w:rFonts w:ascii="Arial" w:hAnsi="Arial" w:cs="Arial"/>
+          <w:iCs/>
+          <w:color w:val="3A3A3A" w:themeColor="background2" w:themeShade="40"/>
+          <w:sz w:val="28"/>
+        </w:rPr>
+        <w:lastRenderedPageBreak/>
+        <w:t>Structured the application using React components to create a scalable foundation for adding new features and personal data modules.</w:t>
+      </w:r>
+    </w:p>
+    <w:p>
+      <w:pPr>
+        <w:numPr>
+          <w:ilvl w:val="0"/>
+          <w:numId w:val="8"/>
+        </w:numPr>
+        <w:spacing w:after="277"/>
+        <w:ind w:left="714" w:hanging="357"/>
+        <w:jc w:val="both"/>
+        <w:rPr>
+          <w:rFonts w:ascii="Arial" w:hAnsi="Arial" w:cs="Arial"/>
+          <w:iCs/>
+          <w:color w:val="3A3A3A" w:themeColor="background2" w:themeShade="40"/>
+          <w:sz w:val="28"/>
+        </w:rPr>
+      </w:pPr>
+      <w:r>
+        <w:rPr>
+          <w:rFonts w:ascii="Arial" w:hAnsi="Arial" w:cs="Arial"/>
+          <w:iCs/>
+          <w:color w:val="3A3A3A" w:themeColor="background2" w:themeShade="40"/>
+          <w:sz w:val="28"/>
+        </w:rPr>
+        <w:t>Implemented an interactive dashboard designed to provide a single overview of goals, habits, tasks, fitness, academics, and personal productivity.</w:t>
+      </w:r>
+    </w:p>
+    <w:p>
+      <w:pPr>
+        <w:numPr>
+          <w:ilvl w:val="0"/>
+          <w:numId w:val="8"/>
+        </w:numPr>
+        <w:spacing w:after="277"/>
+        <w:ind w:left="714" w:hanging="357"/>
+        <w:jc w:val="both"/>
+        <w:rPr>
+          <w:rFonts w:ascii="Arial" w:hAnsi="Arial" w:cs="Arial"/>
+          <w:iCs/>
+          <w:color w:val="3A3A3A" w:themeColor="background2" w:themeShade="40"/>
+          <w:sz w:val="28"/>
+        </w:rPr>
+      </w:pPr>
+      <w:r>
+        <w:rPr>
+          <w:rFonts w:ascii="Arial" w:hAnsi="Arial" w:cs="Arial"/>
+          <w:iCs/>
+          <w:color w:val="3A3A3A" w:themeColor="background2" w:themeShade="40"/>
+          <w:sz w:val="28"/>
+        </w:rPr>
+        <w:t>Developed the project with cross-platform use in mind, with the long-term goal of making NEXUS accessible across both PC and mobile devices.</w:t>
+      </w:r>
+    </w:p>
+    <w:p>
+      <w:pPr>
+        <w:numPr>
+          <w:ilvl w:val="0"/>
+          <w:numId w:val="8"/>
+        </w:numPr>
+        <w:spacing w:after="277"/>
+        <w:ind w:left="714" w:hanging="357"/>
+        <w:jc w:val="both"/>
+        <w:rPr>
+          <w:rFonts w:ascii="Arial" w:hAnsi="Arial" w:cs="Arial"/>
+          <w:iCs/>
+          <w:color w:val="3A3A3A" w:themeColor="background2" w:themeShade="40"/>
+          <w:sz w:val="28"/>
+        </w:rPr>
+      </w:pPr>
+      <w:r>
+        <w:rPr>
+          <w:rFonts w:ascii="Arial" w:hAnsi="Arial" w:cs="Arial"/>
+          <w:iCs/>
+          <w:color w:val="3A3A3A" w:themeColor="background2" w:themeShade="40"/>
+          <w:sz w:val="28"/>
+        </w:rPr>
+        <w:t xml:space="preserve">Currently expanding NEXUS into a more comprehensive personal operating system, with </w:t>
+      </w:r>
+      <w:r>
+        <w:rPr>
+          <w:rFonts w:ascii="Arial" w:hAnsi="Arial" w:cs="Arial"/>
+          <w:iCs/>
+          <w:color w:val="3A3A3A" w:themeColor="background2" w:themeShade="40"/>
+          <w:sz w:val="28"/>
+        </w:rPr>
+        <w:t>plans</w:t>
+      </w:r>
+      <w:r>
+        <w:rPr>
+          <w:rFonts w:ascii="Arial" w:hAnsi="Arial" w:cs="Arial"/>
+          <w:iCs/>
+          <w:color w:val="3A3A3A" w:themeColor="background2" w:themeShade="40"/>
+          <w:sz w:val="28"/>
+        </w:rPr>
+        <w:t xml:space="preserve"> </w:t>
+      </w:r>
+      <w:r>
+        <w:rPr>
+          <w:rFonts w:ascii="Arial" w:hAnsi="Arial" w:cs="Arial"/>
+          <w:iCs/>
+          <w:color w:val="3A3A3A" w:themeColor="background2" w:themeShade="40"/>
+          <w:sz w:val="28"/>
+        </w:rPr>
+        <w:t>for deeper automation, analytics, and integration with other personal tools.</w:t>
+      </w:r>
+    </w:p>
+    <w:p>
+      <w:pPr>
+        <w:spacing w:after="277"/>
+        <w:ind w:left="720"/>
+        <w:jc w:val="both"/>
+        <w:rPr>
+          <w:rFonts w:ascii="Arial" w:hAnsi="Arial" w:cs="Arial"/>
+          <w:iCs/>
+          <w:color w:val="3A3A3A" w:themeColor="background2" w:themeShade="40"/>
+          <w:sz w:val="28"/>
+        </w:rPr>
+      </w:pPr>
+    </w:p>
+    <w:p>
+      <w:pPr>
+        <w:pStyle w:val="Heading3"/>
+        <w:ind w:left="26"/>
+      </w:pPr>
+      <w:r>
+        <w:t xml:space="preserve">Project </w:t>
+      </w:r>
+      <w:r>
+        <w:t>6</w:t>
+      </w:r>
+      <w:r>
+        <w:t xml:space="preserve"> Title </w:t>
+      </w:r>
+      <w:r>
+        <w:rPr>
+          <w:b w:val="0"/>
+        </w:rPr>
+        <w:t xml:space="preserve">– </w:t>
+      </w:r>
+      <w:r>
+        <w:rPr>
+          <w:b w:val="0"/>
+        </w:rPr>
+        <w:t>SKY</w:t>
+      </w:r>
+    </w:p>
+    <w:p>
+      <w:pPr>
+        <w:spacing w:after="163"/>
+        <w:ind w:left="26" w:hanging="10"/>
+      </w:pPr>
+      <w:r>
+        <w:rPr>
+          <w:rFonts w:ascii="Arial" w:eastAsia="Arial" w:hAnsi="Arial" w:cs="Arial"/>
+          <w:color w:val="717580"/>
+          <w:sz w:val="24"/>
+        </w:rPr>
+        <w:t>2026</w:t>
+      </w:r>
+    </w:p>
+    <w:p>
+      <w:pPr>
+        <w:spacing w:after="277"/>
+        <w:ind w:left="53" w:hanging="10"/>
+      </w:pPr>
+      <w:r>
+        <w:rPr>
+          <w:i/>
+          <w:color w:val="0F4761"/>
+          <w:sz w:val="28"/>
+        </w:rPr>
+        <w:t xml:space="preserve">Tech: </w:t>
+      </w:r>
+      <w:r>
+        <w:rPr>
+          <w:i/>
+          <w:color w:val="0F4761"/>
+          <w:sz w:val="28"/>
+        </w:rPr>
+        <w:t xml:space="preserve">React, Typescript, </w:t>
+      </w:r>
+      <w:r>
+        <w:rPr>
+          <w:i/>
+          <w:color w:val="0F4761"/>
+          <w:sz w:val="28"/>
+        </w:rPr>
+        <w:t>Tailwind CSS, SVG Filters (Goo</w:t>
+      </w:r>
+      <w:r>
+        <w:rPr>
+          <w:i/>
+          <w:color w:val="0F4761"/>
+          <w:sz w:val="28"/>
+        </w:rPr>
+        <w:t>ey Effect</w:t>
+      </w:r>
+      <w:r>
+        <w:rPr>
+          <w:i/>
+          <w:color w:val="0F4761"/>
+          <w:sz w:val="28"/>
+        </w:rPr>
+        <w:t>)</w:t>
+      </w:r>
+      <w:r>
+        <w:rPr>
+          <w:i/>
+          <w:color w:val="0F4761"/>
+          <w:sz w:val="28"/>
+        </w:rPr>
+        <w:t xml:space="preserve">, Canvas API, </w:t>
+      </w:r>
+      <w:r>
+        <w:rPr>
+          <w:i/>
+          <w:color w:val="0F4761"/>
+          <w:sz w:val="28"/>
+        </w:rPr>
+        <w:t>JavaScript</w:t>
+      </w:r>
+      <w:r>
+        <w:rPr>
+          <w:i/>
+          <w:color w:val="0F4761"/>
+          <w:sz w:val="28"/>
+        </w:rPr>
+        <w:t>, HTML5</w:t>
+      </w:r>
+      <w:r>
+        <w:rPr>
+          <w:i/>
+          <w:color w:val="0F4761"/>
+          <w:sz w:val="28"/>
+        </w:rPr>
+        <w:t>/ CSS3</w:t>
+      </w:r>
+    </w:p>
+    <w:p>
+      <w:pPr>
+        <w:pStyle w:val="ListParagraph"/>
+        <w:numPr>
+          <w:ilvl w:val="0"/>
+          <w:numId w:val="9"/>
+        </w:numPr>
+        <w:spacing w:after="277"/>
+        <w:ind w:left="714" w:hanging="357"/>
+        <w:jc w:val="both"/>
+        <w:rPr>
+          <w:rFonts w:ascii="Arial" w:hAnsi="Arial" w:cs="Arial"/>
+          <w:iCs/>
+          <w:color w:val="3A3A3A" w:themeColor="background2" w:themeShade="40"/>
+          <w:sz w:val="28"/>
+        </w:rPr>
+      </w:pPr>
+      <w:r>
+        <w:rPr>
+          <w:rFonts w:ascii="Arial" w:hAnsi="Arial" w:cs="Arial"/>
+          <w:iCs/>
+          <w:color w:val="3A3A3A" w:themeColor="background2" w:themeShade="40"/>
+          <w:sz w:val="28"/>
+        </w:rPr>
+        <w:t>Designing and developing SKY, a practice concept for an experimental creative studio, featuring a premium interactive landing page inspired by liquid morphing web trends.</w:t>
+      </w:r>
+    </w:p>
+    <w:p>
+      <w:pPr>
+        <w:pStyle w:val="ListParagraph"/>
+        <w:spacing w:after="277"/>
+        <w:ind w:left="714"/>
+        <w:jc w:val="both"/>
+        <w:rPr>
+          <w:rFonts w:ascii="Arial" w:hAnsi="Arial" w:cs="Arial"/>
+          <w:iCs/>
+          <w:color w:val="3A3A3A" w:themeColor="background2" w:themeShade="40"/>
+          <w:sz w:val="28"/>
+        </w:rPr>
+      </w:pPr>
+    </w:p>
+    <w:p>
+      <w:pPr>
+        <w:pStyle w:val="ListParagraph"/>
+        <w:numPr>
+          <w:ilvl w:val="0"/>
+          <w:numId w:val="9"/>
+        </w:numPr>
+        <w:spacing w:after="277"/>
+        <w:ind w:left="714" w:hanging="357"/>
+        <w:jc w:val="both"/>
+        <w:rPr>
+          <w:rFonts w:ascii="Arial" w:hAnsi="Arial" w:cs="Arial"/>
+          <w:iCs/>
+          <w:color w:val="3A3A3A" w:themeColor="background2" w:themeShade="40"/>
+          <w:sz w:val="28"/>
+        </w:rPr>
+      </w:pPr>
+      <w:r>
+        <w:rPr>
+          <w:rFonts w:ascii="Arial" w:hAnsi="Arial" w:cs="Arial"/>
+          <w:iCs/>
+          <w:color w:val="3A3A3A" w:themeColor="background2" w:themeShade="40"/>
+          <w:sz w:val="28"/>
+        </w:rPr>
+        <w:t>Engineered a custom gooey metaball morphing flow using SVG filters (feGaussianBlur, feColorMatrix) and Canvas API, with fluid ink blobs that merge, bleed, and reveal textured content inside massive typography.</w:t>
+      </w:r>
+    </w:p>
+    <w:p>
+      <w:pPr>
+        <w:pStyle w:val="ListParagraph"/>
+        <w:spacing w:after="277"/>
+        <w:ind w:left="714"/>
+        <w:jc w:val="both"/>
+        <w:rPr>
+          <w:rFonts w:ascii="Arial" w:hAnsi="Arial" w:cs="Arial"/>
+          <w:iCs/>
+          <w:color w:val="3A3A3A" w:themeColor="background2" w:themeShade="40"/>
+          <w:sz w:val="28"/>
+        </w:rPr>
+      </w:pPr>
+    </w:p>
+    <w:p>
+      <w:pPr>
+        <w:pStyle w:val="ListParagraph"/>
+        <w:numPr>
+          <w:ilvl w:val="0"/>
+          <w:numId w:val="9"/>
+        </w:numPr>
+        <w:spacing w:after="277"/>
+        <w:ind w:left="714" w:hanging="357"/>
+        <w:jc w:val="both"/>
+        <w:rPr>
+          <w:rFonts w:ascii="Arial" w:hAnsi="Arial" w:cs="Arial"/>
+          <w:iCs/>
+          <w:color w:val="3A3A3A" w:themeColor="background2" w:themeShade="40"/>
+          <w:sz w:val="28"/>
+        </w:rPr>
+      </w:pPr>
+      <w:r>
+        <w:rPr>
+          <w:rFonts w:ascii="Arial" w:hAnsi="Arial" w:cs="Arial"/>
+          <w:iCs/>
+          <w:color w:val="3A3A3A" w:themeColor="background2" w:themeShade="40"/>
+          <w:sz w:val="28"/>
+        </w:rPr>
+        <w:t>Implemented advanced pointer interaction mouse and touch-driven spring physics, tap / click to spawn ink explosions, and scroll-linked fluid wipe transitions between sections.</w:t>
+      </w:r>
+    </w:p>
+    <w:p>
+      <w:pPr>
+        <w:pStyle w:val="ListParagraph"/>
+        <w:spacing w:after="277"/>
+        <w:ind w:left="714"/>
+        <w:jc w:val="both"/>
+        <w:rPr>
+          <w:rFonts w:ascii="Arial" w:hAnsi="Arial" w:cs="Arial"/>
+          <w:iCs/>
+          <w:color w:val="3A3A3A" w:themeColor="background2" w:themeShade="40"/>
+          <w:sz w:val="28"/>
+        </w:rPr>
+      </w:pPr>
+    </w:p>
+    <w:p>
+      <w:pPr>
+        <w:pStyle w:val="ListParagraph"/>
+        <w:numPr>
+          <w:ilvl w:val="0"/>
+          <w:numId w:val="9"/>
+        </w:numPr>
+        <w:spacing w:after="277"/>
+        <w:ind w:left="714" w:hanging="357"/>
+        <w:jc w:val="both"/>
+        <w:rPr>
+          <w:rFonts w:ascii="Arial" w:hAnsi="Arial" w:cs="Arial"/>
+          <w:iCs/>
+          <w:color w:val="3A3A3A" w:themeColor="background2" w:themeShade="40"/>
+          <w:sz w:val="28"/>
+        </w:rPr>
+      </w:pPr>
+      <w:r>
+        <w:rPr>
+          <w:rFonts w:ascii="Arial" w:hAnsi="Arial" w:cs="Arial"/>
+          <w:iCs/>
+          <w:color w:val="3A3A3A" w:themeColor="background2" w:themeShade="40"/>
+          <w:sz w:val="28"/>
+        </w:rPr>
+        <w:t>Built a fully responsive, mobile-first experience optimized for both phones and PC, with touch gesture support, performance-optimized animation loop (requestAnimationFrame, translate3d), and cross-device blob tracking.</w:t>
+      </w:r>
+    </w:p>
+    <w:p>
+      <w:pPr>
+        <w:pStyle w:val="ListParagraph"/>
+        <w:spacing w:after="277"/>
+        <w:ind w:left="714"/>
+        <w:jc w:val="both"/>
+        <w:rPr>
+          <w:rFonts w:ascii="Arial" w:hAnsi="Arial" w:cs="Arial"/>
+          <w:iCs/>
+          <w:color w:val="3A3A3A" w:themeColor="background2" w:themeShade="40"/>
+          <w:sz w:val="28"/>
+        </w:rPr>
+      </w:pPr>
+    </w:p>
+    <w:p>
+      <w:pPr>
+        <w:pStyle w:val="ListParagraph"/>
+        <w:numPr>
+          <w:ilvl w:val="0"/>
+          <w:numId w:val="9"/>
+        </w:numPr>
+        <w:spacing w:after="277"/>
+        <w:ind w:left="714" w:hanging="357"/>
+        <w:jc w:val="both"/>
+        <w:rPr>
+          <w:rFonts w:ascii="Arial" w:hAnsi="Arial" w:cs="Arial"/>
+          <w:iCs/>
+          <w:color w:val="3A3A3A" w:themeColor="background2" w:themeShade="40"/>
+          <w:sz w:val="28"/>
+        </w:rPr>
+      </w:pPr>
+      <w:r>
+        <w:rPr>
+          <w:rFonts w:ascii="Arial" w:hAnsi="Arial" w:cs="Arial"/>
+          <w:iCs/>
+          <w:color w:val="3A3A3A" w:themeColor="background2" w:themeShade="40"/>
+          <w:sz w:val="28"/>
+        </w:rPr>
+        <w:lastRenderedPageBreak/>
+        <w:t xml:space="preserve">Created editorial sections (Manifesto, Works, Studio, Contact CTA) with interactive hover states, sticky storytelling, and brutalist premium typography </w:t>
+      </w:r>
+      <w:r>
+        <w:rPr>
+          <w:rFonts w:ascii="Arial" w:hAnsi="Arial" w:cs="Arial"/>
+          <w:iCs/>
+          <w:color w:val="3A3A3A" w:themeColor="background2" w:themeShade="40"/>
+          <w:sz w:val="28"/>
+        </w:rPr>
+        <w:t>like</w:t>
+      </w:r>
+      <w:r>
+        <w:rPr>
+          <w:rFonts w:ascii="Arial" w:hAnsi="Arial" w:cs="Arial"/>
+          <w:iCs/>
+          <w:color w:val="3A3A3A" w:themeColor="background2" w:themeShade="40"/>
+          <w:sz w:val="28"/>
+        </w:rPr>
+        <w:t xml:space="preserve"> high-end agency sites.</w:t>
+      </w:r>
+    </w:p>
+    <w:p>
+      <w:pPr>
+        <w:pStyle w:val="ListParagraph"/>
+        <w:spacing w:after="277"/>
+        <w:ind w:left="714"/>
+        <w:jc w:val="both"/>
+        <w:rPr>
+          <w:rFonts w:ascii="Arial" w:hAnsi="Arial" w:cs="Arial"/>
+          <w:iCs/>
+          <w:color w:val="3A3A3A" w:themeColor="background2" w:themeShade="40"/>
+          <w:sz w:val="28"/>
+        </w:rPr>
+      </w:pPr>
+    </w:p>
+    <w:p>
+      <w:pPr>
+        <w:pStyle w:val="ListParagraph"/>
+        <w:numPr>
+          <w:ilvl w:val="0"/>
+          <w:numId w:val="9"/>
+        </w:numPr>
+        <w:spacing w:after="277"/>
+        <w:ind w:left="714" w:hanging="357"/>
+        <w:jc w:val="both"/>
+        <w:rPr>
+          <w:rFonts w:ascii="Arial" w:hAnsi="Arial" w:cs="Arial"/>
+          <w:iCs/>
+          <w:color w:val="3A3A3A" w:themeColor="background2" w:themeShade="40"/>
+          <w:sz w:val="28"/>
+        </w:rPr>
+      </w:pPr>
+      <w:r>
+        <w:rPr>
+          <w:rFonts w:ascii="Arial" w:hAnsi="Arial" w:cs="Arial"/>
+          <w:iCs/>
+          <w:color w:val="3A3A3A" w:themeColor="background2" w:themeShade="40"/>
+          <w:sz w:val="28"/>
+        </w:rPr>
+        <w:t>Structured the project as a modular React application, demonstrating strong frontend engineering, creative coding, and UI/UX execution</w:t>
+      </w:r>
+    </w:p>
+    <w:p>
+      <w:pPr>
+        <w:spacing w:after="17" w:line="354" w:lineRule="auto"/>
+        <w:ind w:left="842" w:right="519"/>
+        <w:jc w:val="both"/>
+        <w:rPr>
+          <w:rFonts w:ascii="Arial" w:hAnsi="Arial" w:cs="Arial"/>
+          <w:sz w:val="28"/>
+          <w:szCs w:val="28"/>
+        </w:rPr>
+      </w:pPr>
     </w:p>
     <w:p>
       <w:pPr>
@@ -2807,7 +3866,6 @@
           <w:sz w:val="28"/>
           <w:u w:val="single" w:color="0F4761"/>
         </w:rPr>
-        <w:lastRenderedPageBreak/>
         <w:t>EXPERIENCE</w:t>
       </w:r>
       <w:r>
@@ -3024,6 +4082,268 @@
 <file path=word/numbering.xml><?xml version="1.0" encoding="utf-8"?>
 <w:numbering xmlns:wpc="http://schemas.microsoft.com/office/word/2010/wordprocessingCanvas" xmlns:cx="http://schemas.microsoft.com/office/drawing/2014/chartex" xmlns:cx1="http://schemas.microsoft.com/office/drawing/2015/9/8/chartex" xmlns:cx2="http://schemas.microsoft.com/office/drawing/2015/10/21/chartex" xmlns:cx3="http://schemas.microsoft.com/office/drawing/2016/5/9/chartex" xmlns:cx4="http://schemas.microsoft.com/office/drawing/2016/5/10/chartex" xmlns:cx5="http://schemas.microsoft.com/office/drawing/2016/5/11/chartex" xmlns:cx6="http://schemas.microsoft.com/office/drawing/2016/5/12/chartex" xmlns:cx7="http://schemas.microsoft.com/office/drawing/2016/5/13/chartex" xmlns:cx8="http://schemas.microsoft.com/office/drawing/2016/5/14/chartex" xmlns:mc="http://schemas.openxmlformats.org/markup-compatibility/2006" xmlns:aink="http://schemas.microsoft.com/office/drawing/2016/ink" xmlns:am3d="http://schemas.microsoft.com/office/drawing/2017/model3d" xmlns:o="urn:schemas-microsoft-com:office:office" xmlns:oel="http://schemas.microsoft.com/office/2019/extlst" xmlns:r="http://schemas.openxmlformats.org/officeDocument/2006/relationships" xmlns:m="http://schemas.openxmlformats.org/officeDocument/2006/math" xmlns:v="urn:schemas-microsoft-com:vml" xmlns:wp14="http://schemas.microsoft.com/office/word/2010/wordprocessingDrawing" xmlns:wp="http://schemas.openxmlformats.org/drawingml/2006/wordprocessingDrawing" xmlns:w10="urn:schemas-microsoft-com:office:word" xmlns:w="http://schemas.openxmlformats.org/wordprocessingml/2006/main" xmlns:w14="http://schemas.microsoft.com/office/word/2010/wordml" xmlns:w15="http://schemas.microsoft.com/office/word/2012/wordml" xmlns:w16cex="http://schemas.microsoft.com/office/word/2018/wordml/cex" xmlns:w16cid="http://schemas.microsoft.com/office/word/2016/wordml/cid" xmlns:w16="http://schemas.microsoft.com/office/word/2018/wordml" xmlns:w16du="http://schemas.microsoft.com/office/word/2023/wordml/word16du" xmlns:w16sdtdh="http://schemas.microsoft.com/office/word/2020/wordml/sdtdatahash" xmlns:w16sdtfl="http://schemas.microsoft.com/office/word/2024/wordml/sdtformatlock" xmlns:w16se="http://schemas.microsoft.com/office/word/2015/wordml/symex" xmlns:wpg="http://schemas.microsoft.com/office/word/2010/wordprocessingGroup" xmlns:wpi="http://schemas.microsoft.com/office/word/2010/wordprocessingInk" xmlns:wne="http://schemas.microsoft.com/office/word/2006/wordml" xmlns:wps="http://schemas.microsoft.com/office/word/2010/wordprocessingShape" mc:Ignorable="w14 w15 w16se w16cid w16 w16cex w16sdtdh w16sdtfl w16du wp14">
   <w:abstractNum w:abstractNumId="0" w15:restartNumberingAfterBreak="0">
+    <w:nsid w:val="05BA54FC"/>
+    <w:multiLevelType w:val="multilevel"/>
+    <w:tmpl w:val="F92A5E88"/>
+    <w:lvl w:ilvl="0">
+      <w:start w:val="1"/>
+      <w:numFmt w:val="bullet"/>
+      <w:lvlText w:val=""/>
+      <w:lvlJc w:val="left"/>
+      <w:pPr>
+        <w:tabs>
+          <w:tab w:val="num" w:pos="720"/>
+        </w:tabs>
+        <w:ind w:left="720" w:hanging="360"/>
+      </w:pPr>
+      <w:rPr>
+        <w:rFonts w:ascii="Symbol" w:hAnsi="Symbol" w:hint="default"/>
+        <w:sz w:val="20"/>
+      </w:rPr>
+    </w:lvl>
+    <w:lvl w:ilvl="1" w:tentative="1">
+      <w:start w:val="1"/>
+      <w:numFmt w:val="bullet"/>
+      <w:lvlText w:val="o"/>
+      <w:lvlJc w:val="left"/>
+      <w:pPr>
+        <w:tabs>
+          <w:tab w:val="num" w:pos="1440"/>
+        </w:tabs>
+        <w:ind w:left="1440" w:hanging="360"/>
+      </w:pPr>
+      <w:rPr>
+        <w:rFonts w:ascii="Courier New" w:hAnsi="Courier New" w:hint="default"/>
+        <w:sz w:val="20"/>
+      </w:rPr>
+    </w:lvl>
+    <w:lvl w:ilvl="2" w:tentative="1">
+      <w:start w:val="1"/>
+      <w:numFmt w:val="bullet"/>
+      <w:lvlText w:val=""/>
+      <w:lvlJc w:val="left"/>
+      <w:pPr>
+        <w:tabs>
+          <w:tab w:val="num" w:pos="2160"/>
+        </w:tabs>
+        <w:ind w:left="2160" w:hanging="360"/>
+      </w:pPr>
+      <w:rPr>
+        <w:rFonts w:ascii="Wingdings" w:hAnsi="Wingdings" w:hint="default"/>
+        <w:sz w:val="20"/>
+      </w:rPr>
+    </w:lvl>
+    <w:lvl w:ilvl="3" w:tentative="1">
+      <w:start w:val="1"/>
+      <w:numFmt w:val="bullet"/>
+      <w:lvlText w:val=""/>
+      <w:lvlJc w:val="left"/>
+      <w:pPr>
+        <w:tabs>
+          <w:tab w:val="num" w:pos="2880"/>
+        </w:tabs>
+        <w:ind w:left="2880" w:hanging="360"/>
+      </w:pPr>
+      <w:rPr>
+        <w:rFonts w:ascii="Wingdings" w:hAnsi="Wingdings" w:hint="default"/>
+        <w:sz w:val="20"/>
+      </w:rPr>
+    </w:lvl>
+    <w:lvl w:ilvl="4" w:tentative="1">
+      <w:start w:val="1"/>
+      <w:numFmt w:val="bullet"/>
+      <w:lvlText w:val=""/>
+      <w:lvlJc w:val="left"/>
+      <w:pPr>
+        <w:tabs>
+          <w:tab w:val="num" w:pos="3600"/>
+        </w:tabs>
+        <w:ind w:left="3600" w:hanging="360"/>
+      </w:pPr>
+      <w:rPr>
+        <w:rFonts w:ascii="Wingdings" w:hAnsi="Wingdings" w:hint="default"/>
+        <w:sz w:val="20"/>
+      </w:rPr>
+    </w:lvl>
+    <w:lvl w:ilvl="5" w:tentative="1">
+      <w:start w:val="1"/>
+      <w:numFmt w:val="bullet"/>
+      <w:lvlText w:val=""/>
+      <w:lvlJc w:val="left"/>
+      <w:pPr>
+        <w:tabs>
+          <w:tab w:val="num" w:pos="4320"/>
+        </w:tabs>
+        <w:ind w:left="4320" w:hanging="360"/>
+      </w:pPr>
+      <w:rPr>
+        <w:rFonts w:ascii="Wingdings" w:hAnsi="Wingdings" w:hint="default"/>
+        <w:sz w:val="20"/>
+      </w:rPr>
+    </w:lvl>
+    <w:lvl w:ilvl="6" w:tentative="1">
+      <w:start w:val="1"/>
+      <w:numFmt w:val="bullet"/>
+      <w:lvlText w:val=""/>
+      <w:lvlJc w:val="left"/>
+      <w:pPr>
+        <w:tabs>
+          <w:tab w:val="num" w:pos="5040"/>
+        </w:tabs>
+        <w:ind w:left="5040" w:hanging="360"/>
+      </w:pPr>
+      <w:rPr>
+        <w:rFonts w:ascii="Wingdings" w:hAnsi="Wingdings" w:hint="default"/>
+        <w:sz w:val="20"/>
+      </w:rPr>
+    </w:lvl>
+    <w:lvl w:ilvl="7" w:tentative="1">
+      <w:start w:val="1"/>
+      <w:numFmt w:val="bullet"/>
+      <w:lvlText w:val=""/>
+      <w:lvlJc w:val="left"/>
+      <w:pPr>
+        <w:tabs>
+          <w:tab w:val="num" w:pos="5760"/>
+        </w:tabs>
+        <w:ind w:left="5760" w:hanging="360"/>
+      </w:pPr>
+      <w:rPr>
+        <w:rFonts w:ascii="Wingdings" w:hAnsi="Wingdings" w:hint="default"/>
+        <w:sz w:val="20"/>
+      </w:rPr>
+    </w:lvl>
+    <w:lvl w:ilvl="8" w:tentative="1">
+      <w:start w:val="1"/>
+      <w:numFmt w:val="bullet"/>
+      <w:lvlText w:val=""/>
+      <w:lvlJc w:val="left"/>
+      <w:pPr>
+        <w:tabs>
+          <w:tab w:val="num" w:pos="6480"/>
+        </w:tabs>
+        <w:ind w:left="6480" w:hanging="360"/>
+      </w:pPr>
+      <w:rPr>
+        <w:rFonts w:ascii="Wingdings" w:hAnsi="Wingdings" w:hint="default"/>
+        <w:sz w:val="20"/>
+      </w:rPr>
+    </w:lvl>
+  </w:abstractNum>
+  <w:abstractNum w:abstractNumId="1" w15:restartNumberingAfterBreak="0">
+    <w:nsid w:val="073536AE"/>
+    <w:multiLevelType w:val="hybridMultilevel"/>
+    <w:tmpl w:val="EF4E0390"/>
+    <w:lvl w:ilvl="0" w:tplc="1C090001">
+      <w:start w:val="1"/>
+      <w:numFmt w:val="bullet"/>
+      <w:lvlText w:val=""/>
+      <w:lvlJc w:val="left"/>
+      <w:pPr>
+        <w:ind w:left="720" w:hanging="360"/>
+      </w:pPr>
+      <w:rPr>
+        <w:rFonts w:ascii="Symbol" w:hAnsi="Symbol" w:hint="default"/>
+      </w:rPr>
+    </w:lvl>
+    <w:lvl w:ilvl="1" w:tplc="1C090003" w:tentative="1">
+      <w:start w:val="1"/>
+      <w:numFmt w:val="bullet"/>
+      <w:lvlText w:val="o"/>
+      <w:lvlJc w:val="left"/>
+      <w:pPr>
+        <w:ind w:left="1440" w:hanging="360"/>
+      </w:pPr>
+      <w:rPr>
+        <w:rFonts w:ascii="Courier New" w:hAnsi="Courier New" w:cs="Courier New" w:hint="default"/>
+      </w:rPr>
+    </w:lvl>
+    <w:lvl w:ilvl="2" w:tplc="1C090005" w:tentative="1">
+      <w:start w:val="1"/>
+      <w:numFmt w:val="bullet"/>
+      <w:lvlText w:val=""/>
+      <w:lvlJc w:val="left"/>
+      <w:pPr>
+        <w:ind w:left="2160" w:hanging="360"/>
+      </w:pPr>
+      <w:rPr>
+        <w:rFonts w:ascii="Wingdings" w:hAnsi="Wingdings" w:hint="default"/>
+      </w:rPr>
+    </w:lvl>
+    <w:lvl w:ilvl="3" w:tplc="1C090001" w:tentative="1">
+      <w:start w:val="1"/>
+      <w:numFmt w:val="bullet"/>
+      <w:lvlText w:val=""/>
+      <w:lvlJc w:val="left"/>
+      <w:pPr>
+        <w:ind w:left="2880" w:hanging="360"/>
+      </w:pPr>
+      <w:rPr>
+        <w:rFonts w:ascii="Symbol" w:hAnsi="Symbol" w:hint="default"/>
+      </w:rPr>
+    </w:lvl>
+    <w:lvl w:ilvl="4" w:tplc="1C090003" w:tentative="1">
+      <w:start w:val="1"/>
+      <w:numFmt w:val="bullet"/>
+      <w:lvlText w:val="o"/>
+      <w:lvlJc w:val="left"/>
+      <w:pPr>
+        <w:ind w:left="3600" w:hanging="360"/>
+      </w:pPr>
+      <w:rPr>
+        <w:rFonts w:ascii="Courier New" w:hAnsi="Courier New" w:cs="Courier New" w:hint="default"/>
+      </w:rPr>
+    </w:lvl>
+    <w:lvl w:ilvl="5" w:tplc="1C090005" w:tentative="1">
+      <w:start w:val="1"/>
+      <w:numFmt w:val="bullet"/>
+      <w:lvlText w:val=""/>
+      <w:lvlJc w:val="left"/>
+      <w:pPr>
+        <w:ind w:left="4320" w:hanging="360"/>
+      </w:pPr>
+      <w:rPr>
+        <w:rFonts w:ascii="Wingdings" w:hAnsi="Wingdings" w:hint="default"/>
+      </w:rPr>
+    </w:lvl>
+    <w:lvl w:ilvl="6" w:tplc="1C090001" w:tentative="1">
+      <w:start w:val="1"/>
+      <w:numFmt w:val="bullet"/>
+      <w:lvlText w:val=""/>
+      <w:lvlJc w:val="left"/>
+      <w:pPr>
+        <w:ind w:left="5040" w:hanging="360"/>
+      </w:pPr>
+      <w:rPr>
+        <w:rFonts w:ascii="Symbol" w:hAnsi="Symbol" w:hint="default"/>
+      </w:rPr>
+    </w:lvl>
+    <w:lvl w:ilvl="7" w:tplc="1C090003" w:tentative="1">
+      <w:start w:val="1"/>
+      <w:numFmt w:val="bullet"/>
+      <w:lvlText w:val="o"/>
+      <w:lvlJc w:val="left"/>
+      <w:pPr>
+        <w:ind w:left="5760" w:hanging="360"/>
+      </w:pPr>
+      <w:rPr>
+        <w:rFonts w:ascii="Courier New" w:hAnsi="Courier New" w:cs="Courier New" w:hint="default"/>
+      </w:rPr>
+    </w:lvl>
+    <w:lvl w:ilvl="8" w:tplc="1C090005" w:tentative="1">
+      <w:start w:val="1"/>
+      <w:numFmt w:val="bullet"/>
+      <w:lvlText w:val=""/>
+      <w:lvlJc w:val="left"/>
+      <w:pPr>
+        <w:ind w:left="6480" w:hanging="360"/>
+      </w:pPr>
+      <w:rPr>
+        <w:rFonts w:ascii="Wingdings" w:hAnsi="Wingdings" w:hint="default"/>
+      </w:rPr>
+    </w:lvl>
+  </w:abstractNum>
+  <w:abstractNum w:abstractNumId="2" w15:restartNumberingAfterBreak="0">
     <w:nsid w:val="10E379DC"/>
     <w:multiLevelType w:val="hybridMultilevel"/>
     <w:tmpl w:val="90244E66"/>
@@ -3235,7 +4555,7 @@
       </w:rPr>
     </w:lvl>
   </w:abstractNum>
-  <w:abstractNum w:abstractNumId="1" w15:restartNumberingAfterBreak="0">
+  <w:abstractNum w:abstractNumId="3" w15:restartNumberingAfterBreak="0">
     <w:nsid w:val="18287D40"/>
     <w:multiLevelType w:val="hybridMultilevel"/>
     <w:tmpl w:val="88A460E8"/>
@@ -3447,7 +4767,7 @@
       </w:rPr>
     </w:lvl>
   </w:abstractNum>
-  <w:abstractNum w:abstractNumId="2" w15:restartNumberingAfterBreak="0">
+  <w:abstractNum w:abstractNumId="4" w15:restartNumberingAfterBreak="0">
     <w:nsid w:val="23A539B7"/>
     <w:multiLevelType w:val="hybridMultilevel"/>
     <w:tmpl w:val="425AF520"/>
@@ -3659,7 +4979,7 @@
       </w:rPr>
     </w:lvl>
   </w:abstractNum>
-  <w:abstractNum w:abstractNumId="3" w15:restartNumberingAfterBreak="0">
+  <w:abstractNum w:abstractNumId="5" w15:restartNumberingAfterBreak="0">
     <w:nsid w:val="2FF508F5"/>
     <w:multiLevelType w:val="hybridMultilevel"/>
     <w:tmpl w:val="AADADAC8"/>
@@ -3871,7 +5191,7 @@
       </w:rPr>
     </w:lvl>
   </w:abstractNum>
-  <w:abstractNum w:abstractNumId="4" w15:restartNumberingAfterBreak="0">
+  <w:abstractNum w:abstractNumId="6" w15:restartNumberingAfterBreak="0">
     <w:nsid w:val="301C6D3D"/>
     <w:multiLevelType w:val="hybridMultilevel"/>
     <w:tmpl w:val="0CEC1DAE"/>
@@ -4083,7 +5403,156 @@
       </w:rPr>
     </w:lvl>
   </w:abstractNum>
-  <w:abstractNum w:abstractNumId="5" w15:restartNumberingAfterBreak="0">
+  <w:abstractNum w:abstractNumId="7" w15:restartNumberingAfterBreak="0">
+    <w:nsid w:val="5F8E2585"/>
+    <w:multiLevelType w:val="multilevel"/>
+    <w:tmpl w:val="297286CA"/>
+    <w:lvl w:ilvl="0">
+      <w:start w:val="1"/>
+      <w:numFmt w:val="bullet"/>
+      <w:lvlText w:val=""/>
+      <w:lvlJc w:val="left"/>
+      <w:pPr>
+        <w:tabs>
+          <w:tab w:val="num" w:pos="720"/>
+        </w:tabs>
+        <w:ind w:left="720" w:hanging="360"/>
+      </w:pPr>
+      <w:rPr>
+        <w:rFonts w:ascii="Symbol" w:hAnsi="Symbol" w:hint="default"/>
+        <w:sz w:val="20"/>
+      </w:rPr>
+    </w:lvl>
+    <w:lvl w:ilvl="1" w:tentative="1">
+      <w:start w:val="1"/>
+      <w:numFmt w:val="bullet"/>
+      <w:lvlText w:val="o"/>
+      <w:lvlJc w:val="left"/>
+      <w:pPr>
+        <w:tabs>
+          <w:tab w:val="num" w:pos="1440"/>
+        </w:tabs>
+        <w:ind w:left="1440" w:hanging="360"/>
+      </w:pPr>
+      <w:rPr>
+        <w:rFonts w:ascii="Courier New" w:hAnsi="Courier New" w:hint="default"/>
+        <w:sz w:val="20"/>
+      </w:rPr>
+    </w:lvl>
+    <w:lvl w:ilvl="2" w:tentative="1">
+      <w:start w:val="1"/>
+      <w:numFmt w:val="bullet"/>
+      <w:lvlText w:val=""/>
+      <w:lvlJc w:val="left"/>
+      <w:pPr>
+        <w:tabs>
+          <w:tab w:val="num" w:pos="2160"/>
+        </w:tabs>
+        <w:ind w:left="2160" w:hanging="360"/>
+      </w:pPr>
+      <w:rPr>
+        <w:rFonts w:ascii="Wingdings" w:hAnsi="Wingdings" w:hint="default"/>
+        <w:sz w:val="20"/>
+      </w:rPr>
+    </w:lvl>
+    <w:lvl w:ilvl="3" w:tentative="1">
+      <w:start w:val="1"/>
+      <w:numFmt w:val="bullet"/>
+      <w:lvlText w:val=""/>
+      <w:lvlJc w:val="left"/>
+      <w:pPr>
+        <w:tabs>
+          <w:tab w:val="num" w:pos="2880"/>
+        </w:tabs>
+        <w:ind w:left="2880" w:hanging="360"/>
+      </w:pPr>
+      <w:rPr>
+        <w:rFonts w:ascii="Wingdings" w:hAnsi="Wingdings" w:hint="default"/>
+        <w:sz w:val="20"/>
+      </w:rPr>
+    </w:lvl>
+    <w:lvl w:ilvl="4" w:tentative="1">
+      <w:start w:val="1"/>
+      <w:numFmt w:val="bullet"/>
+      <w:lvlText w:val=""/>
+      <w:lvlJc w:val="left"/>
+      <w:pPr>
+        <w:tabs>
+          <w:tab w:val="num" w:pos="3600"/>
+        </w:tabs>
+        <w:ind w:left="3600" w:hanging="360"/>
+      </w:pPr>
+      <w:rPr>
+        <w:rFonts w:ascii="Wingdings" w:hAnsi="Wingdings" w:hint="default"/>
+        <w:sz w:val="20"/>
+      </w:rPr>
+    </w:lvl>
+    <w:lvl w:ilvl="5" w:tentative="1">
+      <w:start w:val="1"/>
+      <w:numFmt w:val="bullet"/>
+      <w:lvlText w:val=""/>
+      <w:lvlJc w:val="left"/>
+      <w:pPr>
+        <w:tabs>
+          <w:tab w:val="num" w:pos="4320"/>
+        </w:tabs>
+        <w:ind w:left="4320" w:hanging="360"/>
+      </w:pPr>
+      <w:rPr>
+        <w:rFonts w:ascii="Wingdings" w:hAnsi="Wingdings" w:hint="default"/>
+        <w:sz w:val="20"/>
+      </w:rPr>
+    </w:lvl>
+    <w:lvl w:ilvl="6" w:tentative="1">
+      <w:start w:val="1"/>
+      <w:numFmt w:val="bullet"/>
+      <w:lvlText w:val=""/>
+      <w:lvlJc w:val="left"/>
+      <w:pPr>
+        <w:tabs>
+          <w:tab w:val="num" w:pos="5040"/>
+        </w:tabs>
+        <w:ind w:left="5040" w:hanging="360"/>
+      </w:pPr>
+      <w:rPr>
+        <w:rFonts w:ascii="Wingdings" w:hAnsi="Wingdings" w:hint="default"/>
+        <w:sz w:val="20"/>
+      </w:rPr>
+    </w:lvl>
+    <w:lvl w:ilvl="7" w:tentative="1">
+      <w:start w:val="1"/>
+      <w:numFmt w:val="bullet"/>
+      <w:lvlText w:val=""/>
+      <w:lvlJc w:val="left"/>
+      <w:pPr>
+        <w:tabs>
+          <w:tab w:val="num" w:pos="5760"/>
+        </w:tabs>
+        <w:ind w:left="5760" w:hanging="360"/>
+      </w:pPr>
+      <w:rPr>
+        <w:rFonts w:ascii="Wingdings" w:hAnsi="Wingdings" w:hint="default"/>
+        <w:sz w:val="20"/>
+      </w:rPr>
+    </w:lvl>
+    <w:lvl w:ilvl="8" w:tentative="1">
+      <w:start w:val="1"/>
+      <w:numFmt w:val="bullet"/>
+      <w:lvlText w:val=""/>
+      <w:lvlJc w:val="left"/>
+      <w:pPr>
+        <w:tabs>
+          <w:tab w:val="num" w:pos="6480"/>
+        </w:tabs>
+        <w:ind w:left="6480" w:hanging="360"/>
+      </w:pPr>
+      <w:rPr>
+        <w:rFonts w:ascii="Wingdings" w:hAnsi="Wingdings" w:hint="default"/>
+        <w:sz w:val="20"/>
+      </w:rPr>
+    </w:lvl>
+  </w:abstractNum>
+  <w:abstractNum w:abstractNumId="8" w15:restartNumberingAfterBreak="0">
     <w:nsid w:val="7B402649"/>
     <w:multiLevelType w:val="hybridMultilevel"/>
     <w:tmpl w:val="CE0C3306"/>
@@ -4296,22 +5765,31 @@
     </w:lvl>
   </w:abstractNum>
   <w:num w:numId="1" w16cid:durableId="1413041419">
+    <w:abstractNumId w:val="4"/>
+  </w:num>
+  <w:num w:numId="2" w16cid:durableId="654530121">
+    <w:abstractNumId w:val="5"/>
+  </w:num>
+  <w:num w:numId="3" w16cid:durableId="306934732">
     <w:abstractNumId w:val="2"/>
   </w:num>
-  <w:num w:numId="2" w16cid:durableId="654530121">
+  <w:num w:numId="4" w16cid:durableId="2057242323">
+    <w:abstractNumId w:val="6"/>
+  </w:num>
+  <w:num w:numId="5" w16cid:durableId="1860968008">
     <w:abstractNumId w:val="3"/>
   </w:num>
-  <w:num w:numId="3" w16cid:durableId="306934732">
+  <w:num w:numId="6" w16cid:durableId="2073037539">
+    <w:abstractNumId w:val="8"/>
+  </w:num>
+  <w:num w:numId="7" w16cid:durableId="213548261">
     <w:abstractNumId w:val="0"/>
   </w:num>
-  <w:num w:numId="4" w16cid:durableId="2057242323">
-    <w:abstractNumId w:val="4"/>
+  <w:num w:numId="8" w16cid:durableId="1076244012">
+    <w:abstractNumId w:val="7"/>
   </w:num>
-  <w:num w:numId="5" w16cid:durableId="1860968008">
+  <w:num w:numId="9" w16cid:durableId="822505419">
     <w:abstractNumId w:val="1"/>
-  </w:num>
-  <w:num w:numId="6" w16cid:durableId="2073037539">
-    <w:abstractNumId w:val="5"/>
   </w:num>
 </w:numbering>
 </file>
@@ -4792,7 +6270,6 @@
   <w:style w:type="character" w:default="1" w:styleId="DefaultParagraphFont">
     <w:name w:val="Default Paragraph Font"/>
     <w:uiPriority w:val="1"/>
-    <w:semiHidden/>
     <w:unhideWhenUsed/>
   </w:style>
   <w:style w:type="table" w:default="1" w:styleId="TableNormal">
@@ -4896,6 +6373,17 @@
       <w:color w:val="96607D" w:themeColor="followedHyperlink"/>
       <w:u w:val="single"/>
     </w:rPr>
+  </w:style>
+  <w:style w:type="paragraph" w:styleId="ListParagraph">
+    <w:name w:val="List Paragraph"/>
+    <w:basedOn w:val="Normal"/>
+    <w:uiPriority w:val="34"/>
+    <w:qFormat/>
+    <w:rsid w:val="00D44764"/>
+    <w:pPr>
+      <w:ind w:left="720"/>
+      <w:contextualSpacing/>
+    </w:pPr>
   </w:style>
 </w:styles>
 </file>

--- a/Phomello-CV.docx
+++ b/Phomello-CV.docx
@@ -1,31 +1,26 @@
 
 <file path=word/document.xml><?xml version="1.0" encoding="utf-8"?>
-<w:document xmlns:wpc="http://schemas.microsoft.com/office/word/2010/wordprocessingCanvas" xmlns:cx="http://schemas.microsoft.com/office/drawing/2014/chartex" xmlns:cx1="http://schemas.microsoft.com/office/drawing/2015/9/8/chartex" xmlns:cx2="http://schemas.microsoft.com/office/drawing/2015/10/21/chartex" xmlns:cx3="http://schemas.microsoft.com/office/drawing/2016/5/9/chartex" xmlns:cx4="http://schemas.microsoft.com/office/drawing/2016/5/10/chartex" xmlns:cx5="http://schemas.microsoft.com/office/drawing/2016/5/11/chartex" xmlns:cx6="http://schemas.microsoft.com/office/drawing/2016/5/12/chartex" xmlns:cx7="http://schemas.microsoft.com/office/drawing/2016/5/13/chartex" xmlns:cx8="http://schemas.microsoft.com/office/drawing/2016/5/14/chartex" xmlns:mc="http://schemas.openxmlformats.org/markup-compatibility/2006" xmlns:aink="http://schemas.microsoft.com/office/drawing/2016/ink" xmlns:am3d="http://schemas.microsoft.com/office/drawing/2017/model3d" xmlns:o="urn:schemas-microsoft-com:office:office" xmlns:oel="http://schemas.microsoft.com/office/2019/extlst" xmlns:r="http://schemas.openxmlformats.org/officeDocument/2006/relationships" xmlns:m="http://schemas.openxmlformats.org/officeDocument/2006/math" xmlns:v="urn:schemas-microsoft-com:vml" xmlns:wp14="http://schemas.microsoft.com/office/word/2010/wordprocessingDrawing" xmlns:wp="http://schemas.openxmlformats.org/drawingml/2006/wordprocessingDrawing" xmlns:w10="urn:schemas-microsoft-com:office:word" xmlns:w="http://schemas.openxmlformats.org/wordprocessingml/2006/main" xmlns:w14="http://schemas.microsoft.com/office/word/2010/wordml" xmlns:w15="http://schemas.microsoft.com/office/word/2012/wordml" xmlns:w16cei="http://schemas.microsoft.com/office/word/2026/wordml/cei" xmlns:w16cex="http://schemas.microsoft.com/office/word/2018/wordml/cex" xmlns:w16cid="http://schemas.microsoft.com/office/word/2016/wordml/cid" xmlns:w16="http://schemas.microsoft.com/office/word/2018/wordml" xmlns:w16du="http://schemas.microsoft.com/office/word/2023/wordml/word16du" xmlns:w16sdtdh="http://schemas.microsoft.com/office/word/2020/wordml/sdtdatahash" xmlns:w16sdtfl="http://schemas.microsoft.com/office/word/2024/wordml/sdtformatlock" xmlns:w16se="http://schemas.microsoft.com/office/word/2015/wordml/symex" xmlns:wpg="http://schemas.microsoft.com/office/word/2010/wordprocessingGroup" xmlns:wpi="http://schemas.microsoft.com/office/word/2010/wordprocessingInk" xmlns:wne="http://schemas.microsoft.com/office/word/2006/wordml" xmlns:wps="http://schemas.microsoft.com/office/word/2010/wordprocessingShape" mc:Ignorable="w14 w15 w16se w16cid w16 w16cex w16sdtdh w16sdtfl w16du wp14">
+<w:document xmlns:wpc="http://schemas.microsoft.com/office/word/2010/wordprocessingCanvas" xmlns:cx="http://schemas.microsoft.com/office/drawing/2014/chartex" xmlns:cx1="http://schemas.microsoft.com/office/drawing/2015/9/8/chartex" xmlns:cx2="http://schemas.microsoft.com/office/drawing/2015/10/21/chartex" xmlns:cx3="http://schemas.microsoft.com/office/drawing/2016/5/9/chartex" xmlns:cx4="http://schemas.microsoft.com/office/drawing/2016/5/10/chartex" xmlns:cx5="http://schemas.microsoft.com/office/drawing/2016/5/11/chartex" xmlns:cx6="http://schemas.microsoft.com/office/drawing/2016/5/12/chartex" xmlns:cx7="http://schemas.microsoft.com/office/drawing/2016/5/13/chartex" xmlns:cx8="http://schemas.microsoft.com/office/drawing/2016/5/14/chartex" xmlns:mc="http://schemas.openxmlformats.org/markup-compatibility/2006" xmlns:aink="http://schemas.microsoft.com/office/drawing/2016/ink" xmlns:am3d="http://schemas.microsoft.com/office/drawing/2017/model3d" xmlns:o="urn:schemas-microsoft-com:office:office" xmlns:oel="http://schemas.microsoft.com/office/2019/extlst" xmlns:r="http://schemas.openxmlformats.org/officeDocument/2006/relationships" xmlns:m="http://schemas.openxmlformats.org/officeDocument/2006/math" xmlns:v="urn:schemas-microsoft-com:vml" xmlns:wp14="http://schemas.microsoft.com/office/word/2010/wordprocessingDrawing" xmlns:wp="http://schemas.openxmlformats.org/drawingml/2006/wordprocessingDrawing" xmlns:w10="urn:schemas-microsoft-com:office:word" xmlns:w="http://schemas.openxmlformats.org/wordprocessingml/2006/main" xmlns:w14="http://schemas.microsoft.com/office/word/2010/wordml" xmlns:w15="http://schemas.microsoft.com/office/word/2012/wordml" xmlns:w16cex="http://schemas.microsoft.com/office/word/2018/wordml/cex" xmlns:w16cid="http://schemas.microsoft.com/office/word/2016/wordml/cid" xmlns:w16="http://schemas.microsoft.com/office/word/2018/wordml" xmlns:w16du="http://schemas.microsoft.com/office/word/2023/wordml/word16du" xmlns:w16sdtdh="http://schemas.microsoft.com/office/word/2020/wordml/sdtdatahash" xmlns:w16sdtfl="http://schemas.microsoft.com/office/word/2024/wordml/sdtformatlock" xmlns:w16se="http://schemas.microsoft.com/office/word/2015/wordml/symex" xmlns:wpg="http://schemas.microsoft.com/office/word/2010/wordprocessingGroup" xmlns:wpi="http://schemas.microsoft.com/office/word/2010/wordprocessingInk" xmlns:wne="http://schemas.microsoft.com/office/word/2006/wordml" xmlns:wps="http://schemas.microsoft.com/office/word/2010/wordprocessingShape" mc:Ignorable="w14 w15 w16se w16cid w16 w16cex w16sdtdh w16sdtfl w16du wp14">
   <w:body>
     <w:tbl>
       <w:tblPr>
         <w:tblStyle w:val="TableGrid"/>
-        <w:tblW w:w="9007" w:type="dxa"/>
+        <w:tblW w:w="9029" w:type="dxa"/>
         <w:tblInd w:w="19" w:type="dxa"/>
-        <w:tblCellMar>
-          <w:top w:w="0" w:type="dxa"/>
-          <w:left w:w="0" w:type="dxa"/>
-          <w:bottom w:w="0" w:type="dxa"/>
-          <w:right w:w="0" w:type="dxa"/>
-        </w:tblCellMar>
+        <w:tblLayout w:type="fixed"/>
         <w:tblLook w:val="04A0" w:firstRow="1" w:lastRow="0" w:firstColumn="1" w:lastColumn="0" w:noHBand="0" w:noVBand="1"/>
       </w:tblPr>
       <w:tblGrid>
-        <w:gridCol w:w="7439"/>
-        <w:gridCol w:w="2105"/>
+        <w:gridCol w:w="6644"/>
+        <w:gridCol w:w="2385"/>
       </w:tblGrid>
       <w:tr>
         <w:trPr>
-          <w:trHeight w:val="1164"/>
+          <w:trHeight w:val="993"/>
         </w:trPr>
         <w:tc>
           <w:tcPr>
-            <w:tcW w:w="6324" w:type="dxa"/>
+            <w:tcW w:w="6644" w:type="dxa"/>
             <w:tcBorders>
               <w:top w:val="nil"/>
               <w:left w:val="nil"/>
@@ -36,7 +31,6 @@
           </w:tcPr>
           <w:p>
             <w:pPr>
-              <w:spacing w:after="0"/>
               <w:ind w:left="154"/>
               <w:jc w:val="both"/>
             </w:pPr>
@@ -97,7 +91,7 @@
         </w:tc>
         <w:tc>
           <w:tcPr>
-            <w:tcW w:w="2683" w:type="dxa"/>
+            <w:tcW w:w="2385" w:type="dxa"/>
             <w:tcBorders>
               <w:top w:val="nil"/>
               <w:left w:val="single" w:sz="4" w:space="0" w:color="156082"/>
@@ -108,7 +102,6 @@
           </w:tcPr>
           <w:p>
             <w:pPr>
-              <w:spacing w:after="0"/>
               <w:ind w:left="-35"/>
             </w:pPr>
             <w:r>
@@ -123,11 +116,11 @@
       </w:tr>
       <w:tr>
         <w:trPr>
-          <w:trHeight w:val="1644"/>
+          <w:trHeight w:val="716"/>
         </w:trPr>
         <w:tc>
           <w:tcPr>
-            <w:tcW w:w="6324" w:type="dxa"/>
+            <w:tcW w:w="6644" w:type="dxa"/>
             <w:tcBorders>
               <w:top w:val="nil"/>
               <w:left w:val="nil"/>
@@ -137,7 +130,6 @@
           </w:tcPr>
           <w:p>
             <w:pPr>
-              <w:spacing w:after="0"/>
               <w:ind w:left="17" w:right="-2683"/>
             </w:pPr>
             <w:r>
@@ -696,7 +688,7 @@
         </w:tc>
         <w:tc>
           <w:tcPr>
-            <w:tcW w:w="2683" w:type="dxa"/>
+            <w:tcW w:w="2385" w:type="dxa"/>
             <w:tcBorders>
               <w:top w:val="nil"/>
               <w:left w:val="single" w:sz="4" w:space="0" w:color="156082"/>
@@ -707,7 +699,6 @@
           </w:tcPr>
           <w:p>
             <w:pPr>
-              <w:spacing w:after="0"/>
               <w:ind w:left="149"/>
             </w:pPr>
             <w:r>
@@ -715,32 +706,44 @@
                 <w:noProof/>
               </w:rPr>
               <w:drawing>
-                <wp:inline distT="0" distB="0" distL="0" distR="0" wp14:anchorId="3271513F" wp14:editId="4046A2AC">
-                  <wp:extent cx="1517904" cy="1679448"/>
+                <wp:inline distT="0" distB="0" distL="0" distR="0" wp14:anchorId="1DBEEFC9" wp14:editId="356AD581">
+                  <wp:extent cx="1333500" cy="1379220"/>
                   <wp:effectExtent l="0" t="0" r="0" b="0"/>
-                  <wp:docPr id="4054" name="Picture 4054"/>
-                  <wp:cNvGraphicFramePr/>
+                  <wp:docPr id="543019015" name="Picture 11"/>
+                  <wp:cNvGraphicFramePr>
+                    <a:graphicFrameLocks xmlns:a="http://schemas.openxmlformats.org/drawingml/2006/main" noChangeAspect="1"/>
+                  </wp:cNvGraphicFramePr>
                   <a:graphic xmlns:a="http://schemas.openxmlformats.org/drawingml/2006/main">
                     <a:graphicData uri="http://schemas.openxmlformats.org/drawingml/2006/picture">
                       <pic:pic xmlns:pic="http://schemas.openxmlformats.org/drawingml/2006/picture">
                         <pic:nvPicPr>
-                          <pic:cNvPr id="4054" name="Picture 4054"/>
-                          <pic:cNvPicPr/>
+                          <pic:cNvPr id="0" name="Picture 2"/>
+                          <pic:cNvPicPr>
+                            <a:picLocks noChangeAspect="1" noChangeArrowheads="1"/>
+                          </pic:cNvPicPr>
                         </pic:nvPicPr>
                         <pic:blipFill>
-                          <a:blip r:embed="rId8"/>
+                          <a:blip r:embed="rId8">
+                            <a:extLst>
+                              <a:ext uri="{28A0092B-C50C-407E-A947-70E740481C1C}">
+                                <a14:useLocalDpi xmlns:a14="http://schemas.microsoft.com/office/drawing/2010/main" val="0"/>
+                              </a:ext>
+                            </a:extLst>
+                          </a:blip>
+                          <a:srcRect/>
                           <a:stretch>
                             <a:fillRect/>
                           </a:stretch>
                         </pic:blipFill>
-                        <pic:spPr>
+                        <pic:spPr bwMode="auto">
                           <a:xfrm>
                             <a:off x="0" y="0"/>
-                            <a:ext cx="1517904" cy="1679448"/>
+                            <a:ext cx="1333500" cy="1379220"/>
                           </a:xfrm>
                           <a:prstGeom prst="rect">
                             <a:avLst/>
                           </a:prstGeom>
+                          <a:noFill/>
                         </pic:spPr>
                       </pic:pic>
                     </a:graphicData>
@@ -985,7 +988,6 @@
         </w:r>
       </w:hyperlink>
       <w:hyperlink r:id="rId20">
-        <w:proofErr w:type="spellStart"/>
         <w:r>
           <w:rPr>
             <w:rFonts w:ascii="Arial" w:eastAsia="Arial" w:hAnsi="Arial" w:cs="Arial"/>
@@ -1006,7 +1008,6 @@
           </w:rPr>
           <w:t>s</w:t>
         </w:r>
-        <w:proofErr w:type="spellEnd"/>
       </w:hyperlink>
       <w:hyperlink r:id="rId22">
         <w:r>
@@ -1046,6 +1047,15 @@
         <w:rPr>
           <w:rFonts w:ascii="Arial" w:eastAsia="Arial" w:hAnsi="Arial" w:cs="Arial"/>
           <w:color w:val="696F80"/>
+          <w:sz w:val="43"/>
+          <w:vertAlign w:val="superscript"/>
+        </w:rPr>
+        <w:t xml:space="preserve"> </w:t>
+      </w:r>
+      <w:r>
+        <w:rPr>
+          <w:rFonts w:ascii="Arial" w:eastAsia="Arial" w:hAnsi="Arial" w:cs="Arial"/>
+          <w:color w:val="696F80"/>
           <w:sz w:val="44"/>
         </w:rPr>
         <w:t xml:space="preserve"> </w:t>
@@ -1097,62 +1107,18 @@
           <w:t xml:space="preserve"> </w:t>
         </w:r>
       </w:hyperlink>
+      <w:r>
+        <w:t xml:space="preserve"> </w:t>
+      </w:r>
+      <w:r>
+        <w:rPr>
+          <w:rStyle w:val="Heading2Char"/>
+          <w:sz w:val="24"/>
+          <w:szCs w:val="22"/>
+        </w:rPr>
+        <w:t xml:space="preserve">github.com/Phomello-Mokonyane </w:t>
+      </w:r>
       <w:hyperlink r:id="rId25">
-        <w:r>
-          <w:rPr>
-            <w:rFonts w:ascii="Arial" w:eastAsia="Arial" w:hAnsi="Arial" w:cs="Arial"/>
-            <w:color w:val="0462C1"/>
-            <w:sz w:val="24"/>
-            <w:u w:val="single" w:color="0462C1"/>
-          </w:rPr>
-          <w:t>https://github.com/Phomell</w:t>
-        </w:r>
-      </w:hyperlink>
-      <w:hyperlink r:id="rId26">
-        <w:r>
-          <w:rPr>
-            <w:rFonts w:ascii="Arial" w:eastAsia="Arial" w:hAnsi="Arial" w:cs="Arial"/>
-            <w:color w:val="0462C1"/>
-            <w:sz w:val="24"/>
-            <w:u w:val="single" w:color="0462C1"/>
-          </w:rPr>
-          <w:t>o</w:t>
-        </w:r>
-      </w:hyperlink>
-      <w:hyperlink r:id="rId27">
-        <w:r>
-          <w:rPr>
-            <w:rFonts w:ascii="Arial" w:eastAsia="Arial" w:hAnsi="Arial" w:cs="Arial"/>
-            <w:color w:val="0462C1"/>
-            <w:sz w:val="24"/>
-            <w:u w:val="single" w:color="0462C1"/>
-          </w:rPr>
-          <w:t>-</w:t>
-        </w:r>
-      </w:hyperlink>
-      <w:hyperlink r:id="rId28">
-        <w:r>
-          <w:rPr>
-            <w:rFonts w:ascii="Arial" w:eastAsia="Arial" w:hAnsi="Arial" w:cs="Arial"/>
-            <w:color w:val="0462C1"/>
-            <w:sz w:val="24"/>
-            <w:u w:val="single" w:color="0462C1"/>
-          </w:rPr>
-          <w:t>Mokonyan</w:t>
-        </w:r>
-      </w:hyperlink>
-      <w:hyperlink r:id="rId29">
-        <w:r>
-          <w:rPr>
-            <w:rFonts w:ascii="Arial" w:eastAsia="Arial" w:hAnsi="Arial" w:cs="Arial"/>
-            <w:color w:val="0462C1"/>
-            <w:sz w:val="24"/>
-            <w:u w:val="single" w:color="0462C1"/>
-          </w:rPr>
-          <w:t>e</w:t>
-        </w:r>
-      </w:hyperlink>
-      <w:hyperlink r:id="rId30">
         <w:r>
           <w:rPr>
             <w:rFonts w:ascii="Arial" w:eastAsia="Arial" w:hAnsi="Arial" w:cs="Arial"/>
@@ -1161,11 +1127,6 @@
           <w:t xml:space="preserve"> </w:t>
         </w:r>
       </w:hyperlink>
-      <w:hyperlink r:id="rId31">
-        <w:r>
-          <w:t xml:space="preserve"> </w:t>
-        </w:r>
-      </w:hyperlink>
     </w:p>
     <w:p>
       <w:pPr>
@@ -1193,6 +1154,8 @@
         <w:ind w:left="12" w:right="440" w:hanging="10"/>
         <w:rPr>
           <w:rFonts w:ascii="Arial" w:hAnsi="Arial" w:cs="Arial"/>
+          <w:b/>
+          <w:bCs/>
           <w:sz w:val="24"/>
           <w:szCs w:val="28"/>
         </w:rPr>
@@ -1205,7 +1168,7 @@
         </w:rPr>
         <w:t>Portfolio:</w:t>
       </w:r>
-      <w:hyperlink r:id="rId32">
+      <w:hyperlink r:id="rId26">
         <w:r>
           <w:rPr>
             <w:rFonts w:ascii="Arial" w:eastAsia="Arial" w:hAnsi="Arial" w:cs="Arial"/>
@@ -1234,7 +1197,7 @@
         </w:rPr>
         <w:t> </w:t>
       </w:r>
-      <w:hyperlink r:id="rId33" w:history="1">
+      <w:hyperlink r:id="rId27" w:history="1">
         <w:r>
           <w:rPr>
             <w:rStyle w:val="Hyperlink"/>
@@ -1244,39 +1207,9 @@
             <w:sz w:val="24"/>
             <w:szCs w:val="28"/>
           </w:rPr>
-          <w:t>https://phomel</w:t>
-        </w:r>
-        <w:r>
-          <w:rPr>
-            <w:rStyle w:val="Hyperlink"/>
-            <w:rFonts w:ascii="Arial" w:hAnsi="Arial" w:cs="Arial"/>
-            <w:b/>
-            <w:bCs/>
-            <w:sz w:val="24"/>
-            <w:szCs w:val="28"/>
-          </w:rPr>
-          <w:t>l</w:t>
-        </w:r>
-        <w:r>
-          <w:rPr>
-            <w:rStyle w:val="Hyperlink"/>
-            <w:rFonts w:ascii="Arial" w:hAnsi="Arial" w:cs="Arial"/>
-            <w:b/>
-            <w:bCs/>
-            <w:sz w:val="24"/>
-            <w:szCs w:val="28"/>
-          </w:rPr>
-          <w:t>o-mokonyane.github.io/Phomello-Portfolio/</w:t>
+          <w:t>Phomello Lesetja Mokonyane | IT Portfolio</w:t>
         </w:r>
       </w:hyperlink>
-      <w:r>
-        <w:rPr>
-          <w:rFonts w:ascii="Arial" w:hAnsi="Arial" w:cs="Arial"/>
-          <w:sz w:val="24"/>
-          <w:szCs w:val="28"/>
-        </w:rPr>
-        <w:t xml:space="preserve"> </w:t>
-      </w:r>
     </w:p>
     <w:p>
       <w:pPr>
@@ -1549,7 +1482,6 @@
           <w:rFonts w:ascii="Arial" w:eastAsia="Arial" w:hAnsi="Arial" w:cs="Arial"/>
           <w:sz w:val="28"/>
         </w:rPr>
-        <w:lastRenderedPageBreak/>
         <w:t xml:space="preserve">  </w:t>
       </w:r>
     </w:p>
@@ -1563,6 +1495,7 @@
           <w:rFonts w:ascii="Arial" w:eastAsia="Arial" w:hAnsi="Arial" w:cs="Arial"/>
           <w:sz w:val="28"/>
         </w:rPr>
+        <w:lastRenderedPageBreak/>
         <w:t xml:space="preserve"> </w:t>
       </w:r>
       <w:r>
@@ -1656,15 +1589,7 @@
           <w:color w:val="222530"/>
           <w:sz w:val="24"/>
         </w:rPr>
-        <w:t xml:space="preserve">MySQL Workbench </w:t>
-      </w:r>
-      <w:r>
-        <w:rPr>
-          <w:rFonts w:ascii="Arial" w:eastAsia="Arial" w:hAnsi="Arial" w:cs="Arial"/>
-          <w:color w:val="222530"/>
-          <w:sz w:val="24"/>
-        </w:rPr>
-        <w:t xml:space="preserve">/ XAMPP </w:t>
+        <w:t xml:space="preserve">MySQL Workbench / XAMPP </w:t>
       </w:r>
       <w:r>
         <w:rPr>
@@ -2023,13 +1948,7 @@
         <w:rPr>
           <w:u w:val="none" w:color="000000"/>
         </w:rPr>
-        <w:t xml:space="preserve"> </w:t>
-      </w:r>
-      <w:r>
-        <w:rPr>
-          <w:u w:val="none" w:color="000000"/>
-        </w:rPr>
-        <w:t xml:space="preserve"> </w:t>
+        <w:t xml:space="preserve">  </w:t>
       </w:r>
     </w:p>
     <w:p>
@@ -2126,20 +2045,13 @@
         <w:ind w:left="21"/>
       </w:pPr>
       <w:r>
-        <w:lastRenderedPageBreak/>
         <w:t>EDUCATION</w:t>
       </w:r>
       <w:r>
         <w:rPr>
           <w:u w:val="none" w:color="000000"/>
         </w:rPr>
-        <w:t xml:space="preserve"> </w:t>
-      </w:r>
-      <w:r>
-        <w:rPr>
-          <w:u w:val="none" w:color="000000"/>
-        </w:rPr>
-        <w:t xml:space="preserve"> </w:t>
+        <w:t xml:space="preserve">  </w:t>
       </w:r>
     </w:p>
     <w:p>
@@ -2170,6 +2082,7 @@
         <w:ind w:left="26"/>
       </w:pPr>
       <w:r>
+        <w:lastRenderedPageBreak/>
         <w:t xml:space="preserve">Rosebank International University </w:t>
       </w:r>
       <w:r>
@@ -2178,7 +2091,6 @@
         </w:rPr>
         <w:t xml:space="preserve">(IIE </w:t>
       </w:r>
-      <w:proofErr w:type="gramStart"/>
       <w:r>
         <w:t xml:space="preserve">Rosebank </w:t>
       </w:r>
@@ -2188,12 +2100,8 @@
           <w:b w:val="0"/>
           <w:color w:val="000000"/>
         </w:rPr>
-        <w:t xml:space="preserve"> </w:t>
-      </w:r>
-      <w:r>
         <w:t>College</w:t>
       </w:r>
-      <w:proofErr w:type="gramEnd"/>
       <w:r>
         <w:t xml:space="preserve">) </w:t>
       </w:r>
@@ -2246,6 +2154,9 @@
       <w:pPr>
         <w:spacing w:after="608" w:line="296" w:lineRule="auto"/>
         <w:ind w:left="12" w:right="4143"/>
+        <w:rPr>
+          <w:sz w:val="28"/>
+        </w:rPr>
       </w:pPr>
       <w:r>
         <w:rPr>
@@ -2253,23 +2164,20 @@
           <w:color w:val="202533"/>
           <w:sz w:val="28"/>
         </w:rPr>
-        <w:t xml:space="preserve">IIE Diploma in Information </w:t>
-      </w:r>
-      <w:proofErr w:type="gramStart"/>
-      <w:r>
-        <w:rPr>
-          <w:rFonts w:ascii="Arial" w:eastAsia="Arial" w:hAnsi="Arial" w:cs="Arial"/>
-          <w:color w:val="202533"/>
-          <w:sz w:val="28"/>
-        </w:rPr>
-        <w:t xml:space="preserve">Technology </w:t>
-      </w:r>
-      <w:r>
-        <w:rPr>
-          <w:sz w:val="28"/>
-        </w:rPr>
-        <w:t xml:space="preserve"> </w:t>
-      </w:r>
+        <w:t xml:space="preserve">IIE Diploma in Information Technology </w:t>
+      </w:r>
+      <w:r>
+        <w:rPr>
+          <w:sz w:val="28"/>
+        </w:rPr>
+        <w:t xml:space="preserve"> </w:t>
+      </w:r>
+    </w:p>
+    <w:p>
+      <w:pPr>
+        <w:spacing w:after="608" w:line="296" w:lineRule="auto"/>
+        <w:ind w:left="12" w:right="4143"/>
+      </w:pPr>
       <w:r>
         <w:rPr>
           <w:rFonts w:ascii="Arial" w:eastAsia="Arial" w:hAnsi="Arial" w:cs="Arial"/>
@@ -2277,17 +2185,7 @@
           <w:color w:val="346189"/>
           <w:sz w:val="24"/>
         </w:rPr>
-        <w:t>Final</w:t>
-      </w:r>
-      <w:proofErr w:type="gramEnd"/>
-      <w:r>
-        <w:rPr>
-          <w:rFonts w:ascii="Arial" w:eastAsia="Arial" w:hAnsi="Arial" w:cs="Arial"/>
-          <w:b/>
-          <w:color w:val="346189"/>
-          <w:sz w:val="24"/>
-        </w:rPr>
-        <w:t xml:space="preserve"> Year, Expected Completion: 2026 </w:t>
+        <w:t xml:space="preserve">Final Year, Expected Completion: 2026 </w:t>
       </w:r>
       <w:r>
         <w:rPr>
@@ -2311,15 +2209,7 @@
           <w:color w:val="3A3E48"/>
           <w:sz w:val="28"/>
         </w:rPr>
-        <w:t>3-year, 360-</w:t>
-      </w:r>
-      <w:r>
-        <w:rPr>
-          <w:rFonts w:ascii="Arial" w:eastAsia="Arial" w:hAnsi="Arial" w:cs="Arial"/>
-          <w:color w:val="3A3E48"/>
-          <w:sz w:val="28"/>
-        </w:rPr>
-        <w:t xml:space="preserve">credit NQF Level 6 qualification covering programming, web development, and database design </w:t>
+        <w:t xml:space="preserve">3-year, 360-credit NQF Level 6 qualification covering programming, web development, and database design </w:t>
       </w:r>
       <w:r>
         <w:rPr>
@@ -2445,13 +2335,7 @@
         <w:rPr>
           <w:u w:val="none" w:color="000000"/>
         </w:rPr>
-        <w:t xml:space="preserve"> </w:t>
-      </w:r>
-      <w:r>
-        <w:rPr>
-          <w:u w:val="none" w:color="000000"/>
-        </w:rPr>
-        <w:t xml:space="preserve"> </w:t>
+        <w:t xml:space="preserve">  </w:t>
       </w:r>
     </w:p>
     <w:p>
@@ -2529,15 +2413,7 @@
           <w:color w:val="3A3E48"/>
           <w:sz w:val="28"/>
         </w:rPr>
-        <w:t xml:space="preserve">Designed and built a </w:t>
-      </w:r>
-      <w:r>
-        <w:rPr>
-          <w:rFonts w:ascii="Arial" w:eastAsia="Arial" w:hAnsi="Arial" w:cs="Arial"/>
-          <w:color w:val="3A3E48"/>
-          <w:sz w:val="28"/>
-        </w:rPr>
-        <w:t>fully responsive personal portfolio to showcase my CV, skills, and academic projects.</w:t>
+        <w:t>Designed and built a fully responsive personal portfolio to showcase my CV, skills, and academic projects.</w:t>
       </w:r>
       <w:r>
         <w:rPr>
@@ -2694,15 +2570,7 @@
           <w:color w:val="3A3E48"/>
           <w:sz w:val="28"/>
         </w:rPr>
-        <w:t>Designed and built a responsive web app for a non-</w:t>
-      </w:r>
-      <w:r>
-        <w:rPr>
-          <w:rFonts w:ascii="Arial" w:eastAsia="Arial" w:hAnsi="Arial" w:cs="Arial"/>
-          <w:color w:val="3A3E48"/>
-          <w:sz w:val="28"/>
-        </w:rPr>
-        <w:t xml:space="preserve">profit organization committed to bridging the gap between legal professionals and those in need of justice through accessible free legal support. </w:t>
+        <w:t xml:space="preserve">Designed and built a responsive web app for a non-profit organization committed to bridging the gap between legal professionals and those in need of justice through accessible free legal support. </w:t>
       </w:r>
       <w:r>
         <w:rPr>
@@ -2790,19 +2658,41 @@
       <w:pPr>
         <w:spacing w:after="180" w:line="239" w:lineRule="auto"/>
         <w:ind w:left="7"/>
-      </w:pPr>
-      <w:r>
-        <w:rPr>
-          <w:rFonts w:ascii="Arial" w:eastAsia="Arial" w:hAnsi="Arial" w:cs="Arial"/>
-          <w:i/>
+        <w:rPr>
+          <w:iCs/>
+        </w:rPr>
+      </w:pPr>
+      <w:r>
+        <w:rPr>
+          <w:rFonts w:ascii="Arial" w:eastAsia="Arial" w:hAnsi="Arial" w:cs="Arial"/>
+          <w:iCs/>
           <w:color w:val="0F4761"/>
           <w:sz w:val="28"/>
         </w:rPr>
-        <w:t>Built and deployed a full responsive e-commerce website for a local streetwear brand (SOTAS).</w:t>
-      </w:r>
-      <w:r>
-        <w:rPr>
-          <w:rFonts w:ascii="Arial" w:eastAsia="Arial" w:hAnsi="Arial" w:cs="Arial"/>
+        <w:t>Buil</w:t>
+      </w:r>
+      <w:r>
+        <w:rPr>
+          <w:rFonts w:ascii="Arial" w:eastAsia="Arial" w:hAnsi="Arial" w:cs="Arial"/>
+          <w:iCs/>
+          <w:color w:val="0F4761"/>
+          <w:sz w:val="28"/>
+        </w:rPr>
+        <w:t>ding</w:t>
+      </w:r>
+      <w:r>
+        <w:rPr>
+          <w:rFonts w:ascii="Arial" w:eastAsia="Arial" w:hAnsi="Arial" w:cs="Arial"/>
+          <w:iCs/>
+          <w:color w:val="0F4761"/>
+          <w:sz w:val="28"/>
+        </w:rPr>
+        <w:t xml:space="preserve"> a full responsive e-commerce website for a local streetwear brand (SOTAS).</w:t>
+      </w:r>
+      <w:r>
+        <w:rPr>
+          <w:rFonts w:ascii="Arial" w:eastAsia="Arial" w:hAnsi="Arial" w:cs="Arial"/>
+          <w:iCs/>
           <w:sz w:val="28"/>
         </w:rPr>
         <w:t xml:space="preserve"> </w:t>
@@ -2934,26 +2824,1034 @@
           <w:color w:val="3A3A3A"/>
           <w:sz w:val="28"/>
         </w:rPr>
-        <w:t xml:space="preserve">Tech: HTML5, CSS3, JavaScript, Responsive Design, </w:t>
-      </w:r>
-      <w:proofErr w:type="spellStart"/>
+        <w:t>Tech: HTML5, CSS3, JavaScript, Responsive Design, DevTunnels for testing</w:t>
+      </w:r>
       <w:r>
         <w:rPr>
           <w:rFonts w:ascii="Arial" w:eastAsia="Arial" w:hAnsi="Arial" w:cs="Arial"/>
           <w:color w:val="3A3A3A"/>
           <w:sz w:val="28"/>
         </w:rPr>
-        <w:t>DevTunnels</w:t>
-      </w:r>
-      <w:proofErr w:type="spellEnd"/>
-      <w:r>
-        <w:rPr>
-          <w:rFonts w:ascii="Arial" w:eastAsia="Arial" w:hAnsi="Arial" w:cs="Arial"/>
-          <w:color w:val="3A3A3A"/>
-          <w:sz w:val="28"/>
-        </w:rPr>
-        <w:t xml:space="preserve"> for testing, </w:t>
-      </w:r>
+        <w:t>.</w:t>
+      </w:r>
+    </w:p>
+    <w:p>
+      <w:pPr>
+        <w:spacing w:line="278" w:lineRule="auto"/>
+      </w:pPr>
+      <w:r>
+        <w:br w:type="page"/>
+      </w:r>
+    </w:p>
+    <w:p>
+      <w:pPr>
+        <w:pStyle w:val="Heading3"/>
+        <w:ind w:left="26"/>
+      </w:pPr>
+      <w:r>
+        <w:lastRenderedPageBreak/>
+        <w:t xml:space="preserve">Project </w:t>
+      </w:r>
+      <w:r>
+        <w:t>4</w:t>
+      </w:r>
+      <w:r>
+        <w:t xml:space="preserve"> Title </w:t>
+      </w:r>
+      <w:r>
+        <w:rPr>
+          <w:b w:val="0"/>
+        </w:rPr>
+        <w:t>–</w:t>
+      </w:r>
+      <w:r>
+        <w:rPr>
+          <w:b w:val="0"/>
+        </w:rPr>
+        <w:t xml:space="preserve"> </w:t>
+      </w:r>
+      <w:r>
+        <w:t>Personal AI Agent (Jarvis)</w:t>
+      </w:r>
+    </w:p>
+    <w:p>
+      <w:pPr>
+        <w:spacing w:after="163"/>
+        <w:ind w:left="26" w:hanging="10"/>
+      </w:pPr>
+      <w:r>
+        <w:rPr>
+          <w:rFonts w:ascii="Arial" w:eastAsia="Arial" w:hAnsi="Arial" w:cs="Arial"/>
+          <w:color w:val="717580"/>
+          <w:sz w:val="24"/>
+        </w:rPr>
+        <w:t>202</w:t>
+      </w:r>
+      <w:r>
+        <w:rPr>
+          <w:rFonts w:ascii="Arial" w:eastAsia="Arial" w:hAnsi="Arial" w:cs="Arial"/>
+          <w:color w:val="717580"/>
+          <w:sz w:val="24"/>
+        </w:rPr>
+        <w:t>6</w:t>
+      </w:r>
+      <w:r>
+        <w:rPr>
+          <w:rFonts w:ascii="Arial" w:eastAsia="Arial" w:hAnsi="Arial" w:cs="Arial"/>
+          <w:color w:val="717580"/>
+          <w:sz w:val="24"/>
+        </w:rPr>
+        <w:t xml:space="preserve"> </w:t>
+      </w:r>
+      <w:r>
+        <w:rPr>
+          <w:rFonts w:ascii="Arial" w:eastAsia="Arial" w:hAnsi="Arial" w:cs="Arial"/>
+          <w:color w:val="717580"/>
+          <w:sz w:val="24"/>
+        </w:rPr>
+        <w:t>–</w:t>
+      </w:r>
+      <w:r>
+        <w:rPr>
+          <w:rFonts w:ascii="Arial" w:eastAsia="Arial" w:hAnsi="Arial" w:cs="Arial"/>
+          <w:color w:val="717580"/>
+          <w:sz w:val="24"/>
+        </w:rPr>
+        <w:t xml:space="preserve"> </w:t>
+      </w:r>
+      <w:r>
+        <w:rPr>
+          <w:rFonts w:ascii="Arial" w:eastAsia="Arial" w:hAnsi="Arial" w:cs="Arial"/>
+          <w:color w:val="717580"/>
+          <w:sz w:val="24"/>
+        </w:rPr>
+        <w:t>Estimated Completion (March 2027)</w:t>
+      </w:r>
+    </w:p>
+    <w:p>
+      <w:pPr>
+        <w:spacing w:after="277"/>
+        <w:ind w:left="53" w:hanging="10"/>
+      </w:pPr>
+      <w:r>
+        <w:rPr>
+          <w:i/>
+          <w:color w:val="0F4761"/>
+          <w:sz w:val="28"/>
+        </w:rPr>
+        <w:t xml:space="preserve">Tech: </w:t>
+      </w:r>
+      <w:r>
+        <w:rPr>
+          <w:i/>
+          <w:color w:val="0F4761"/>
+          <w:sz w:val="28"/>
+        </w:rPr>
+        <w:t>Python, open AI API</w:t>
+      </w:r>
+      <w:r>
+        <w:rPr>
+          <w:i/>
+          <w:color w:val="0F4761"/>
+          <w:sz w:val="28"/>
+        </w:rPr>
+        <w:t>, Speech Recognition, pyttsx3</w:t>
+      </w:r>
+      <w:r>
+        <w:rPr>
+          <w:i/>
+          <w:color w:val="0F4761"/>
+          <w:sz w:val="28"/>
+        </w:rPr>
+        <w:t>, Windows, VS</w:t>
+      </w:r>
+      <w:r>
+        <w:rPr>
+          <w:i/>
+          <w:color w:val="0F4761"/>
+          <w:sz w:val="28"/>
+        </w:rPr>
+        <w:t xml:space="preserve"> Code</w:t>
+      </w:r>
+    </w:p>
+    <w:p>
+      <w:pPr>
+        <w:numPr>
+          <w:ilvl w:val="0"/>
+          <w:numId w:val="7"/>
+        </w:numPr>
+        <w:spacing w:after="17" w:line="354" w:lineRule="auto"/>
+        <w:ind w:right="519"/>
+        <w:jc w:val="both"/>
+        <w:rPr>
+          <w:rFonts w:ascii="Arial" w:hAnsi="Arial" w:cs="Arial"/>
+          <w:color w:val="3A3A3A" w:themeColor="background2" w:themeShade="40"/>
+          <w:sz w:val="28"/>
+          <w:szCs w:val="28"/>
+        </w:rPr>
+      </w:pPr>
+      <w:r>
+        <w:rPr>
+          <w:rFonts w:ascii="Arial" w:hAnsi="Arial" w:cs="Arial"/>
+          <w:color w:val="3A3A3A" w:themeColor="background2" w:themeShade="40"/>
+          <w:sz w:val="28"/>
+          <w:szCs w:val="28"/>
+        </w:rPr>
+        <w:t>Design</w:t>
+      </w:r>
+      <w:r>
+        <w:rPr>
+          <w:rFonts w:ascii="Arial" w:hAnsi="Arial" w:cs="Arial"/>
+          <w:color w:val="3A3A3A" w:themeColor="background2" w:themeShade="40"/>
+          <w:sz w:val="28"/>
+          <w:szCs w:val="28"/>
+        </w:rPr>
+        <w:t>ing</w:t>
+      </w:r>
+      <w:r>
+        <w:rPr>
+          <w:rFonts w:ascii="Arial" w:hAnsi="Arial" w:cs="Arial"/>
+          <w:color w:val="3A3A3A" w:themeColor="background2" w:themeShade="40"/>
+          <w:sz w:val="28"/>
+          <w:szCs w:val="28"/>
+        </w:rPr>
+        <w:t xml:space="preserve"> and develop</w:t>
+      </w:r>
+      <w:r>
+        <w:rPr>
+          <w:rFonts w:ascii="Arial" w:hAnsi="Arial" w:cs="Arial"/>
+          <w:color w:val="3A3A3A" w:themeColor="background2" w:themeShade="40"/>
+          <w:sz w:val="28"/>
+          <w:szCs w:val="28"/>
+        </w:rPr>
+        <w:t>ing</w:t>
+      </w:r>
+      <w:r>
+        <w:rPr>
+          <w:rFonts w:ascii="Arial" w:hAnsi="Arial" w:cs="Arial"/>
+          <w:color w:val="3A3A3A" w:themeColor="background2" w:themeShade="40"/>
+          <w:sz w:val="28"/>
+          <w:szCs w:val="28"/>
+        </w:rPr>
+        <w:t xml:space="preserve"> a voice-controlled personal AI assistant for Windows, capable of receiving spoken commands and responding through natural language.</w:t>
+      </w:r>
+    </w:p>
+    <w:p>
+      <w:pPr>
+        <w:numPr>
+          <w:ilvl w:val="0"/>
+          <w:numId w:val="7"/>
+        </w:numPr>
+        <w:spacing w:after="17" w:line="354" w:lineRule="auto"/>
+        <w:ind w:right="519"/>
+        <w:jc w:val="both"/>
+        <w:rPr>
+          <w:rFonts w:ascii="Arial" w:hAnsi="Arial" w:cs="Arial"/>
+          <w:color w:val="3A3A3A" w:themeColor="background2" w:themeShade="40"/>
+          <w:sz w:val="28"/>
+          <w:szCs w:val="28"/>
+        </w:rPr>
+      </w:pPr>
+      <w:r>
+        <w:rPr>
+          <w:rFonts w:ascii="Arial" w:hAnsi="Arial" w:cs="Arial"/>
+          <w:color w:val="3A3A3A" w:themeColor="background2" w:themeShade="40"/>
+          <w:sz w:val="28"/>
+          <w:szCs w:val="28"/>
+        </w:rPr>
+        <w:t>Integrated speech recognition and text-to-speech functionality, allowing JARVIS to listen to the user and provide spoken responses.</w:t>
+      </w:r>
+    </w:p>
+    <w:p>
+      <w:pPr>
+        <w:numPr>
+          <w:ilvl w:val="0"/>
+          <w:numId w:val="7"/>
+        </w:numPr>
+        <w:spacing w:after="17" w:line="354" w:lineRule="auto"/>
+        <w:ind w:right="519"/>
+        <w:jc w:val="both"/>
+        <w:rPr>
+          <w:rFonts w:ascii="Arial" w:hAnsi="Arial" w:cs="Arial"/>
+          <w:color w:val="3A3A3A" w:themeColor="background2" w:themeShade="40"/>
+          <w:sz w:val="28"/>
+          <w:szCs w:val="28"/>
+        </w:rPr>
+      </w:pPr>
+      <w:r>
+        <w:rPr>
+          <w:rFonts w:ascii="Arial" w:hAnsi="Arial" w:cs="Arial"/>
+          <w:color w:val="3A3A3A" w:themeColor="background2" w:themeShade="40"/>
+          <w:sz w:val="28"/>
+          <w:szCs w:val="28"/>
+        </w:rPr>
+        <w:t>Integrated the OpenAI API to provide an AI-powered conversational brain for answering questions and handling natural-language requests.</w:t>
+      </w:r>
+    </w:p>
+    <w:p>
+      <w:pPr>
+        <w:numPr>
+          <w:ilvl w:val="0"/>
+          <w:numId w:val="7"/>
+        </w:numPr>
+        <w:spacing w:after="17" w:line="354" w:lineRule="auto"/>
+        <w:ind w:right="519"/>
+        <w:jc w:val="both"/>
+        <w:rPr>
+          <w:rFonts w:ascii="Arial" w:hAnsi="Arial" w:cs="Arial"/>
+          <w:color w:val="3A3A3A" w:themeColor="background2" w:themeShade="40"/>
+          <w:sz w:val="28"/>
+          <w:szCs w:val="28"/>
+        </w:rPr>
+      </w:pPr>
+      <w:r>
+        <w:rPr>
+          <w:rFonts w:ascii="Arial" w:hAnsi="Arial" w:cs="Arial"/>
+          <w:color w:val="3A3A3A" w:themeColor="background2" w:themeShade="40"/>
+          <w:sz w:val="28"/>
+          <w:szCs w:val="28"/>
+        </w:rPr>
+        <w:t>Implemented command handling for practical desktop tasks, including opening websites/applications and retrieving information such as date and time.</w:t>
+      </w:r>
+    </w:p>
+    <w:p>
+      <w:pPr>
+        <w:numPr>
+          <w:ilvl w:val="0"/>
+          <w:numId w:val="7"/>
+        </w:numPr>
+        <w:spacing w:after="17" w:line="354" w:lineRule="auto"/>
+        <w:ind w:right="519"/>
+        <w:jc w:val="both"/>
+        <w:rPr>
+          <w:rFonts w:ascii="Arial" w:hAnsi="Arial" w:cs="Arial"/>
+          <w:color w:val="3A3A3A" w:themeColor="background2" w:themeShade="40"/>
+          <w:sz w:val="28"/>
+          <w:szCs w:val="28"/>
+        </w:rPr>
+      </w:pPr>
+      <w:r>
+        <w:rPr>
+          <w:rFonts w:ascii="Arial" w:hAnsi="Arial" w:cs="Arial"/>
+          <w:color w:val="3A3A3A" w:themeColor="background2" w:themeShade="40"/>
+          <w:sz w:val="28"/>
+          <w:szCs w:val="28"/>
+        </w:rPr>
+        <w:t>Structured the project as a modular Python application, with separate components for voice input, AI processing, command execution, and voice output.</w:t>
+      </w:r>
+    </w:p>
+    <w:p>
+      <w:pPr>
+        <w:numPr>
+          <w:ilvl w:val="0"/>
+          <w:numId w:val="7"/>
+        </w:numPr>
+        <w:spacing w:after="17" w:line="354" w:lineRule="auto"/>
+        <w:ind w:right="519"/>
+        <w:jc w:val="both"/>
+        <w:rPr>
+          <w:rFonts w:ascii="Arial" w:hAnsi="Arial" w:cs="Arial"/>
+          <w:color w:val="3A3A3A" w:themeColor="background2" w:themeShade="40"/>
+          <w:sz w:val="28"/>
+          <w:szCs w:val="28"/>
+        </w:rPr>
+      </w:pPr>
+      <w:r>
+        <w:rPr>
+          <w:rFonts w:ascii="Arial" w:hAnsi="Arial" w:cs="Arial"/>
+          <w:color w:val="3A3A3A" w:themeColor="background2" w:themeShade="40"/>
+          <w:sz w:val="28"/>
+          <w:szCs w:val="28"/>
+        </w:rPr>
+        <w:t>Currently developing the system toward a more capable personal AI agent that can assist with tasks and manage projects.</w:t>
+      </w:r>
+    </w:p>
+    <w:p>
+      <w:pPr>
+        <w:spacing w:after="17" w:line="354" w:lineRule="auto"/>
+        <w:ind w:right="519"/>
+        <w:jc w:val="both"/>
+        <w:rPr>
+          <w:rFonts w:ascii="Arial" w:hAnsi="Arial" w:cs="Arial"/>
+          <w:color w:val="3A3A3A" w:themeColor="background2" w:themeShade="40"/>
+          <w:sz w:val="28"/>
+          <w:szCs w:val="28"/>
+        </w:rPr>
+      </w:pPr>
+    </w:p>
+    <w:p>
+      <w:pPr>
+        <w:pStyle w:val="Heading3"/>
+        <w:ind w:left="26"/>
+      </w:pPr>
+      <w:r>
+        <w:t xml:space="preserve">Project </w:t>
+      </w:r>
+      <w:r>
+        <w:t>5</w:t>
+      </w:r>
+      <w:r>
+        <w:t xml:space="preserve"> Title </w:t>
+      </w:r>
+      <w:r>
+        <w:rPr>
+          <w:b w:val="0"/>
+        </w:rPr>
+        <w:t xml:space="preserve">– </w:t>
+      </w:r>
+      <w:r>
+        <w:t>Personal Life OS (NEXUS)</w:t>
+      </w:r>
+    </w:p>
+    <w:p>
+      <w:pPr>
+        <w:spacing w:after="163"/>
+        <w:ind w:left="26" w:hanging="10"/>
+      </w:pPr>
+      <w:r>
+        <w:rPr>
+          <w:rFonts w:ascii="Arial" w:eastAsia="Arial" w:hAnsi="Arial" w:cs="Arial"/>
+          <w:color w:val="717580"/>
+          <w:sz w:val="24"/>
+        </w:rPr>
+        <w:t>2026 – Estimated Completion (</w:t>
+      </w:r>
+      <w:r>
+        <w:rPr>
+          <w:rFonts w:ascii="Arial" w:eastAsia="Arial" w:hAnsi="Arial" w:cs="Arial"/>
+          <w:color w:val="717580"/>
+          <w:sz w:val="24"/>
+        </w:rPr>
+        <w:t>JAN</w:t>
+      </w:r>
+      <w:r>
+        <w:rPr>
+          <w:rFonts w:ascii="Arial" w:eastAsia="Arial" w:hAnsi="Arial" w:cs="Arial"/>
+          <w:color w:val="717580"/>
+          <w:sz w:val="24"/>
+        </w:rPr>
+        <w:t xml:space="preserve"> 2027)</w:t>
+      </w:r>
+    </w:p>
+    <w:p>
+      <w:pPr>
+        <w:spacing w:after="277"/>
+        <w:ind w:left="53" w:hanging="10"/>
+        <w:rPr>
+          <w:i/>
+          <w:color w:val="0F4761"/>
+          <w:sz w:val="28"/>
+        </w:rPr>
+      </w:pPr>
+      <w:r>
+        <w:rPr>
+          <w:i/>
+          <w:color w:val="0F4761"/>
+          <w:sz w:val="28"/>
+        </w:rPr>
+        <w:t xml:space="preserve">Tech: </w:t>
+      </w:r>
+      <w:r>
+        <w:rPr>
+          <w:i/>
+          <w:color w:val="0F4761"/>
+          <w:sz w:val="28"/>
+        </w:rPr>
+        <w:t>React</w:t>
+      </w:r>
+      <w:r>
+        <w:rPr>
+          <w:i/>
+          <w:color w:val="0F4761"/>
+          <w:sz w:val="28"/>
+        </w:rPr>
+        <w:t xml:space="preserve">, JavaScript, Vite, HTML, CSS, </w:t>
+      </w:r>
+      <w:r>
+        <w:rPr>
+          <w:i/>
+          <w:color w:val="0F4761"/>
+          <w:sz w:val="28"/>
+        </w:rPr>
+        <w:t>Node.js/npm</w:t>
+      </w:r>
+    </w:p>
+    <w:p>
+      <w:pPr>
+        <w:numPr>
+          <w:ilvl w:val="0"/>
+          <w:numId w:val="8"/>
+        </w:numPr>
+        <w:spacing w:after="277"/>
+        <w:jc w:val="both"/>
+        <w:rPr>
+          <w:rFonts w:ascii="Arial" w:hAnsi="Arial" w:cs="Arial"/>
+          <w:iCs/>
+          <w:color w:val="3A3A3A" w:themeColor="background2" w:themeShade="40"/>
+          <w:sz w:val="28"/>
+        </w:rPr>
+      </w:pPr>
+      <w:r>
+        <w:rPr>
+          <w:rFonts w:ascii="Arial" w:hAnsi="Arial" w:cs="Arial"/>
+          <w:iCs/>
+          <w:color w:val="3A3A3A" w:themeColor="background2" w:themeShade="40"/>
+          <w:sz w:val="28"/>
+        </w:rPr>
+        <w:t>Designed and developed NEXUS, a personal Life OS application that brings key areas of daily life into a centralized digital dashboard.</w:t>
+      </w:r>
+    </w:p>
+    <w:p>
+      <w:pPr>
+        <w:numPr>
+          <w:ilvl w:val="0"/>
+          <w:numId w:val="8"/>
+        </w:numPr>
+        <w:spacing w:after="277"/>
+        <w:jc w:val="both"/>
+        <w:rPr>
+          <w:rFonts w:ascii="Arial" w:hAnsi="Arial" w:cs="Arial"/>
+          <w:iCs/>
+          <w:color w:val="3A3A3A" w:themeColor="background2" w:themeShade="40"/>
+          <w:sz w:val="28"/>
+        </w:rPr>
+      </w:pPr>
+      <w:r>
+        <w:rPr>
+          <w:rFonts w:ascii="Arial" w:hAnsi="Arial" w:cs="Arial"/>
+          <w:iCs/>
+          <w:color w:val="3A3A3A" w:themeColor="background2" w:themeShade="40"/>
+          <w:sz w:val="28"/>
+        </w:rPr>
+        <w:t>Built a responsive, futuristic dashboard interface with navigation, progress tracking, statistics, tasks, weekly activity, screen-time monitoring, school tracking, and personal streaks.</w:t>
+      </w:r>
+    </w:p>
+    <w:p>
+      <w:pPr>
+        <w:numPr>
+          <w:ilvl w:val="0"/>
+          <w:numId w:val="8"/>
+        </w:numPr>
+        <w:spacing w:after="277"/>
+        <w:ind w:left="714" w:hanging="357"/>
+        <w:jc w:val="both"/>
+        <w:rPr>
+          <w:rFonts w:ascii="Arial" w:hAnsi="Arial" w:cs="Arial"/>
+          <w:iCs/>
+          <w:color w:val="3A3A3A" w:themeColor="background2" w:themeShade="40"/>
+          <w:sz w:val="28"/>
+        </w:rPr>
+      </w:pPr>
+      <w:r>
+        <w:rPr>
+          <w:rFonts w:ascii="Arial" w:hAnsi="Arial" w:cs="Arial"/>
+          <w:iCs/>
+          <w:color w:val="3A3A3A" w:themeColor="background2" w:themeShade="40"/>
+          <w:sz w:val="28"/>
+        </w:rPr>
+        <w:lastRenderedPageBreak/>
+        <w:t>Structured the application using React components to create a scalable foundation for adding new features and personal data modules.</w:t>
+      </w:r>
+    </w:p>
+    <w:p>
+      <w:pPr>
+        <w:numPr>
+          <w:ilvl w:val="0"/>
+          <w:numId w:val="8"/>
+        </w:numPr>
+        <w:spacing w:after="277"/>
+        <w:ind w:left="714" w:hanging="357"/>
+        <w:jc w:val="both"/>
+        <w:rPr>
+          <w:rFonts w:ascii="Arial" w:hAnsi="Arial" w:cs="Arial"/>
+          <w:iCs/>
+          <w:color w:val="3A3A3A" w:themeColor="background2" w:themeShade="40"/>
+          <w:sz w:val="28"/>
+        </w:rPr>
+      </w:pPr>
+      <w:r>
+        <w:rPr>
+          <w:rFonts w:ascii="Arial" w:hAnsi="Arial" w:cs="Arial"/>
+          <w:iCs/>
+          <w:color w:val="3A3A3A" w:themeColor="background2" w:themeShade="40"/>
+          <w:sz w:val="28"/>
+        </w:rPr>
+        <w:t>Implemented an interactive dashboard designed to provide a single overview of goals, habits, tasks, fitness, academics, and personal productivity.</w:t>
+      </w:r>
+    </w:p>
+    <w:p>
+      <w:pPr>
+        <w:numPr>
+          <w:ilvl w:val="0"/>
+          <w:numId w:val="8"/>
+        </w:numPr>
+        <w:spacing w:after="277"/>
+        <w:ind w:left="714" w:hanging="357"/>
+        <w:jc w:val="both"/>
+        <w:rPr>
+          <w:rFonts w:ascii="Arial" w:hAnsi="Arial" w:cs="Arial"/>
+          <w:iCs/>
+          <w:color w:val="3A3A3A" w:themeColor="background2" w:themeShade="40"/>
+          <w:sz w:val="28"/>
+        </w:rPr>
+      </w:pPr>
+      <w:r>
+        <w:rPr>
+          <w:rFonts w:ascii="Arial" w:hAnsi="Arial" w:cs="Arial"/>
+          <w:iCs/>
+          <w:color w:val="3A3A3A" w:themeColor="background2" w:themeShade="40"/>
+          <w:sz w:val="28"/>
+        </w:rPr>
+        <w:t>Developed the project with cross-platform use in mind, with the long-term goal of making NEXUS accessible across both PC and mobile devices.</w:t>
+      </w:r>
+    </w:p>
+    <w:p>
+      <w:pPr>
+        <w:numPr>
+          <w:ilvl w:val="0"/>
+          <w:numId w:val="8"/>
+        </w:numPr>
+        <w:spacing w:after="277"/>
+        <w:ind w:left="714" w:hanging="357"/>
+        <w:jc w:val="both"/>
+        <w:rPr>
+          <w:rFonts w:ascii="Arial" w:hAnsi="Arial" w:cs="Arial"/>
+          <w:iCs/>
+          <w:color w:val="3A3A3A" w:themeColor="background2" w:themeShade="40"/>
+          <w:sz w:val="28"/>
+        </w:rPr>
+      </w:pPr>
+      <w:r>
+        <w:rPr>
+          <w:rFonts w:ascii="Arial" w:hAnsi="Arial" w:cs="Arial"/>
+          <w:iCs/>
+          <w:color w:val="3A3A3A" w:themeColor="background2" w:themeShade="40"/>
+          <w:sz w:val="28"/>
+        </w:rPr>
+        <w:t xml:space="preserve">Currently expanding NEXUS into a more comprehensive personal operating system, with </w:t>
+      </w:r>
+      <w:r>
+        <w:rPr>
+          <w:rFonts w:ascii="Arial" w:hAnsi="Arial" w:cs="Arial"/>
+          <w:iCs/>
+          <w:color w:val="3A3A3A" w:themeColor="background2" w:themeShade="40"/>
+          <w:sz w:val="28"/>
+        </w:rPr>
+        <w:t>plans</w:t>
+      </w:r>
+      <w:r>
+        <w:rPr>
+          <w:rFonts w:ascii="Arial" w:hAnsi="Arial" w:cs="Arial"/>
+          <w:iCs/>
+          <w:color w:val="3A3A3A" w:themeColor="background2" w:themeShade="40"/>
+          <w:sz w:val="28"/>
+        </w:rPr>
+        <w:t xml:space="preserve"> </w:t>
+      </w:r>
+      <w:r>
+        <w:rPr>
+          <w:rFonts w:ascii="Arial" w:hAnsi="Arial" w:cs="Arial"/>
+          <w:iCs/>
+          <w:color w:val="3A3A3A" w:themeColor="background2" w:themeShade="40"/>
+          <w:sz w:val="28"/>
+        </w:rPr>
+        <w:t>for deeper automation, analytics, and integration with other personal tools.</w:t>
+      </w:r>
+    </w:p>
+    <w:p>
+      <w:pPr>
+        <w:spacing w:after="277"/>
+        <w:ind w:left="720"/>
+        <w:jc w:val="both"/>
+        <w:rPr>
+          <w:rFonts w:ascii="Arial" w:hAnsi="Arial" w:cs="Arial"/>
+          <w:iCs/>
+          <w:color w:val="3A3A3A" w:themeColor="background2" w:themeShade="40"/>
+          <w:sz w:val="28"/>
+        </w:rPr>
+      </w:pPr>
+    </w:p>
+    <w:p>
+      <w:pPr>
+        <w:pStyle w:val="Heading3"/>
+        <w:ind w:left="26"/>
+      </w:pPr>
+      <w:r>
+        <w:t xml:space="preserve">Project </w:t>
+      </w:r>
+      <w:r>
+        <w:t>6</w:t>
+      </w:r>
+      <w:r>
+        <w:t xml:space="preserve"> Title </w:t>
+      </w:r>
+      <w:r>
+        <w:rPr>
+          <w:b w:val="0"/>
+        </w:rPr>
+        <w:t xml:space="preserve">– </w:t>
+      </w:r>
+      <w:r>
+        <w:rPr>
+          <w:b w:val="0"/>
+        </w:rPr>
+        <w:t>SKY</w:t>
+      </w:r>
+    </w:p>
+    <w:p>
+      <w:pPr>
+        <w:spacing w:after="163"/>
+        <w:ind w:left="26" w:hanging="10"/>
+      </w:pPr>
+      <w:r>
+        <w:rPr>
+          <w:rFonts w:ascii="Arial" w:eastAsia="Arial" w:hAnsi="Arial" w:cs="Arial"/>
+          <w:color w:val="717580"/>
+          <w:sz w:val="24"/>
+        </w:rPr>
+        <w:t>2026</w:t>
+      </w:r>
+    </w:p>
+    <w:p>
+      <w:pPr>
+        <w:spacing w:after="277"/>
+        <w:ind w:left="53" w:hanging="10"/>
+      </w:pPr>
+      <w:r>
+        <w:rPr>
+          <w:i/>
+          <w:color w:val="0F4761"/>
+          <w:sz w:val="28"/>
+        </w:rPr>
+        <w:t xml:space="preserve">Tech: </w:t>
+      </w:r>
+      <w:r>
+        <w:rPr>
+          <w:i/>
+          <w:color w:val="0F4761"/>
+          <w:sz w:val="28"/>
+        </w:rPr>
+        <w:t xml:space="preserve">React, Typescript, </w:t>
+      </w:r>
+      <w:r>
+        <w:rPr>
+          <w:i/>
+          <w:color w:val="0F4761"/>
+          <w:sz w:val="28"/>
+        </w:rPr>
+        <w:t>Tailwind CSS, SVG Filters (Goo</w:t>
+      </w:r>
+      <w:r>
+        <w:rPr>
+          <w:i/>
+          <w:color w:val="0F4761"/>
+          <w:sz w:val="28"/>
+        </w:rPr>
+        <w:t>ey Effect</w:t>
+      </w:r>
+      <w:r>
+        <w:rPr>
+          <w:i/>
+          <w:color w:val="0F4761"/>
+          <w:sz w:val="28"/>
+        </w:rPr>
+        <w:t>)</w:t>
+      </w:r>
+      <w:r>
+        <w:rPr>
+          <w:i/>
+          <w:color w:val="0F4761"/>
+          <w:sz w:val="28"/>
+        </w:rPr>
+        <w:t xml:space="preserve">, Canvas API, </w:t>
+      </w:r>
+      <w:r>
+        <w:rPr>
+          <w:i/>
+          <w:color w:val="0F4761"/>
+          <w:sz w:val="28"/>
+        </w:rPr>
+        <w:t>JavaScript</w:t>
+      </w:r>
+      <w:r>
+        <w:rPr>
+          <w:i/>
+          <w:color w:val="0F4761"/>
+          <w:sz w:val="28"/>
+        </w:rPr>
+        <w:t>, HTML5</w:t>
+      </w:r>
+      <w:r>
+        <w:rPr>
+          <w:i/>
+          <w:color w:val="0F4761"/>
+          <w:sz w:val="28"/>
+        </w:rPr>
+        <w:t>/ CSS3</w:t>
+      </w:r>
+    </w:p>
+    <w:p>
+      <w:pPr>
+        <w:pStyle w:val="ListParagraph"/>
+        <w:numPr>
+          <w:ilvl w:val="0"/>
+          <w:numId w:val="9"/>
+        </w:numPr>
+        <w:spacing w:after="277"/>
+        <w:ind w:left="714" w:hanging="357"/>
+        <w:jc w:val="both"/>
+        <w:rPr>
+          <w:rFonts w:ascii="Arial" w:hAnsi="Arial" w:cs="Arial"/>
+          <w:iCs/>
+          <w:color w:val="3A3A3A" w:themeColor="background2" w:themeShade="40"/>
+          <w:sz w:val="28"/>
+        </w:rPr>
+      </w:pPr>
+      <w:r>
+        <w:rPr>
+          <w:rFonts w:ascii="Arial" w:hAnsi="Arial" w:cs="Arial"/>
+          <w:iCs/>
+          <w:color w:val="3A3A3A" w:themeColor="background2" w:themeShade="40"/>
+          <w:sz w:val="28"/>
+        </w:rPr>
+        <w:t>Designing and developing SKY, a practice concept for an experimental creative studio, featuring a premium interactive landing page inspired by liquid morphing web trends.</w:t>
+      </w:r>
+    </w:p>
+    <w:p>
+      <w:pPr>
+        <w:pStyle w:val="ListParagraph"/>
+        <w:spacing w:after="277"/>
+        <w:ind w:left="714"/>
+        <w:jc w:val="both"/>
+        <w:rPr>
+          <w:rFonts w:ascii="Arial" w:hAnsi="Arial" w:cs="Arial"/>
+          <w:iCs/>
+          <w:color w:val="3A3A3A" w:themeColor="background2" w:themeShade="40"/>
+          <w:sz w:val="28"/>
+        </w:rPr>
+      </w:pPr>
+    </w:p>
+    <w:p>
+      <w:pPr>
+        <w:pStyle w:val="ListParagraph"/>
+        <w:numPr>
+          <w:ilvl w:val="0"/>
+          <w:numId w:val="9"/>
+        </w:numPr>
+        <w:spacing w:after="277"/>
+        <w:ind w:left="714" w:hanging="357"/>
+        <w:jc w:val="both"/>
+        <w:rPr>
+          <w:rFonts w:ascii="Arial" w:hAnsi="Arial" w:cs="Arial"/>
+          <w:iCs/>
+          <w:color w:val="3A3A3A" w:themeColor="background2" w:themeShade="40"/>
+          <w:sz w:val="28"/>
+        </w:rPr>
+      </w:pPr>
+      <w:r>
+        <w:rPr>
+          <w:rFonts w:ascii="Arial" w:hAnsi="Arial" w:cs="Arial"/>
+          <w:iCs/>
+          <w:color w:val="3A3A3A" w:themeColor="background2" w:themeShade="40"/>
+          <w:sz w:val="28"/>
+        </w:rPr>
+        <w:t>Engineered a custom gooey metaball morphing flow using SVG filters (feGaussianBlur, feColorMatrix) and Canvas API, with fluid ink blobs that merge, bleed, and reveal textured content inside massive typography.</w:t>
+      </w:r>
+    </w:p>
+    <w:p>
+      <w:pPr>
+        <w:pStyle w:val="ListParagraph"/>
+        <w:spacing w:after="277"/>
+        <w:ind w:left="714"/>
+        <w:jc w:val="both"/>
+        <w:rPr>
+          <w:rFonts w:ascii="Arial" w:hAnsi="Arial" w:cs="Arial"/>
+          <w:iCs/>
+          <w:color w:val="3A3A3A" w:themeColor="background2" w:themeShade="40"/>
+          <w:sz w:val="28"/>
+        </w:rPr>
+      </w:pPr>
+    </w:p>
+    <w:p>
+      <w:pPr>
+        <w:pStyle w:val="ListParagraph"/>
+        <w:numPr>
+          <w:ilvl w:val="0"/>
+          <w:numId w:val="9"/>
+        </w:numPr>
+        <w:spacing w:after="277"/>
+        <w:ind w:left="714" w:hanging="357"/>
+        <w:jc w:val="both"/>
+        <w:rPr>
+          <w:rFonts w:ascii="Arial" w:hAnsi="Arial" w:cs="Arial"/>
+          <w:iCs/>
+          <w:color w:val="3A3A3A" w:themeColor="background2" w:themeShade="40"/>
+          <w:sz w:val="28"/>
+        </w:rPr>
+      </w:pPr>
+      <w:r>
+        <w:rPr>
+          <w:rFonts w:ascii="Arial" w:hAnsi="Arial" w:cs="Arial"/>
+          <w:iCs/>
+          <w:color w:val="3A3A3A" w:themeColor="background2" w:themeShade="40"/>
+          <w:sz w:val="28"/>
+        </w:rPr>
+        <w:t>Implemented advanced pointer interaction mouse and touch-driven spring physics, tap / click to spawn ink explosions, and scroll-linked fluid wipe transitions between sections.</w:t>
+      </w:r>
+    </w:p>
+    <w:p>
+      <w:pPr>
+        <w:pStyle w:val="ListParagraph"/>
+        <w:spacing w:after="277"/>
+        <w:ind w:left="714"/>
+        <w:jc w:val="both"/>
+        <w:rPr>
+          <w:rFonts w:ascii="Arial" w:hAnsi="Arial" w:cs="Arial"/>
+          <w:iCs/>
+          <w:color w:val="3A3A3A" w:themeColor="background2" w:themeShade="40"/>
+          <w:sz w:val="28"/>
+        </w:rPr>
+      </w:pPr>
+    </w:p>
+    <w:p>
+      <w:pPr>
+        <w:pStyle w:val="ListParagraph"/>
+        <w:numPr>
+          <w:ilvl w:val="0"/>
+          <w:numId w:val="9"/>
+        </w:numPr>
+        <w:spacing w:after="277"/>
+        <w:ind w:left="714" w:hanging="357"/>
+        <w:jc w:val="both"/>
+        <w:rPr>
+          <w:rFonts w:ascii="Arial" w:hAnsi="Arial" w:cs="Arial"/>
+          <w:iCs/>
+          <w:color w:val="3A3A3A" w:themeColor="background2" w:themeShade="40"/>
+          <w:sz w:val="28"/>
+        </w:rPr>
+      </w:pPr>
+      <w:r>
+        <w:rPr>
+          <w:rFonts w:ascii="Arial" w:hAnsi="Arial" w:cs="Arial"/>
+          <w:iCs/>
+          <w:color w:val="3A3A3A" w:themeColor="background2" w:themeShade="40"/>
+          <w:sz w:val="28"/>
+        </w:rPr>
+        <w:t>Built a fully responsive, mobile-first experience optimized for both phones and PC, with touch gesture support, performance-optimized animation loop (requestAnimationFrame, translate3d), and cross-device blob tracking.</w:t>
+      </w:r>
+    </w:p>
+    <w:p>
+      <w:pPr>
+        <w:pStyle w:val="ListParagraph"/>
+        <w:spacing w:after="277"/>
+        <w:ind w:left="714"/>
+        <w:jc w:val="both"/>
+        <w:rPr>
+          <w:rFonts w:ascii="Arial" w:hAnsi="Arial" w:cs="Arial"/>
+          <w:iCs/>
+          <w:color w:val="3A3A3A" w:themeColor="background2" w:themeShade="40"/>
+          <w:sz w:val="28"/>
+        </w:rPr>
+      </w:pPr>
+    </w:p>
+    <w:p>
+      <w:pPr>
+        <w:pStyle w:val="ListParagraph"/>
+        <w:numPr>
+          <w:ilvl w:val="0"/>
+          <w:numId w:val="9"/>
+        </w:numPr>
+        <w:spacing w:after="277"/>
+        <w:ind w:left="714" w:hanging="357"/>
+        <w:jc w:val="both"/>
+        <w:rPr>
+          <w:rFonts w:ascii="Arial" w:hAnsi="Arial" w:cs="Arial"/>
+          <w:iCs/>
+          <w:color w:val="3A3A3A" w:themeColor="background2" w:themeShade="40"/>
+          <w:sz w:val="28"/>
+        </w:rPr>
+      </w:pPr>
+      <w:r>
+        <w:rPr>
+          <w:rFonts w:ascii="Arial" w:hAnsi="Arial" w:cs="Arial"/>
+          <w:iCs/>
+          <w:color w:val="3A3A3A" w:themeColor="background2" w:themeShade="40"/>
+          <w:sz w:val="28"/>
+        </w:rPr>
+        <w:lastRenderedPageBreak/>
+        <w:t xml:space="preserve">Created editorial sections (Manifesto, Works, Studio, Contact CTA) with interactive hover states, sticky storytelling, and brutalist premium typography </w:t>
+      </w:r>
+      <w:r>
+        <w:rPr>
+          <w:rFonts w:ascii="Arial" w:hAnsi="Arial" w:cs="Arial"/>
+          <w:iCs/>
+          <w:color w:val="3A3A3A" w:themeColor="background2" w:themeShade="40"/>
+          <w:sz w:val="28"/>
+        </w:rPr>
+        <w:t>like</w:t>
+      </w:r>
+      <w:r>
+        <w:rPr>
+          <w:rFonts w:ascii="Arial" w:hAnsi="Arial" w:cs="Arial"/>
+          <w:iCs/>
+          <w:color w:val="3A3A3A" w:themeColor="background2" w:themeShade="40"/>
+          <w:sz w:val="28"/>
+        </w:rPr>
+        <w:t xml:space="preserve"> high-end agency sites.</w:t>
+      </w:r>
+    </w:p>
+    <w:p>
+      <w:pPr>
+        <w:pStyle w:val="ListParagraph"/>
+        <w:spacing w:after="277"/>
+        <w:ind w:left="714"/>
+        <w:jc w:val="both"/>
+        <w:rPr>
+          <w:rFonts w:ascii="Arial" w:hAnsi="Arial" w:cs="Arial"/>
+          <w:iCs/>
+          <w:color w:val="3A3A3A" w:themeColor="background2" w:themeShade="40"/>
+          <w:sz w:val="28"/>
+        </w:rPr>
+      </w:pPr>
+    </w:p>
+    <w:p>
+      <w:pPr>
+        <w:pStyle w:val="ListParagraph"/>
+        <w:numPr>
+          <w:ilvl w:val="0"/>
+          <w:numId w:val="9"/>
+        </w:numPr>
+        <w:spacing w:after="277"/>
+        <w:ind w:left="714" w:hanging="357"/>
+        <w:jc w:val="both"/>
+        <w:rPr>
+          <w:rFonts w:ascii="Arial" w:hAnsi="Arial" w:cs="Arial"/>
+          <w:iCs/>
+          <w:color w:val="3A3A3A" w:themeColor="background2" w:themeShade="40"/>
+          <w:sz w:val="28"/>
+        </w:rPr>
+      </w:pPr>
+      <w:r>
+        <w:rPr>
+          <w:rFonts w:ascii="Arial" w:hAnsi="Arial" w:cs="Arial"/>
+          <w:iCs/>
+          <w:color w:val="3A3A3A" w:themeColor="background2" w:themeShade="40"/>
+          <w:sz w:val="28"/>
+        </w:rPr>
+        <w:t>Structured the project as a modular React application, demonstrating strong frontend engineering, creative coding, and UI/UX execution</w:t>
+      </w:r>
+    </w:p>
+    <w:p>
+      <w:pPr>
+        <w:spacing w:after="17" w:line="354" w:lineRule="auto"/>
+        <w:ind w:left="842" w:right="519"/>
+        <w:jc w:val="both"/>
+        <w:rPr>
+          <w:rFonts w:ascii="Arial" w:hAnsi="Arial" w:cs="Arial"/>
+          <w:sz w:val="28"/>
+          <w:szCs w:val="28"/>
+        </w:rPr>
+      </w:pPr>
     </w:p>
     <w:p>
       <w:pPr>
@@ -2992,16 +3890,7 @@
           <w:color w:val="3A3A3A"/>
           <w:sz w:val="28"/>
         </w:rPr>
-        <w:lastRenderedPageBreak/>
-        <w:t xml:space="preserve">Seeking first internship - </w:t>
-      </w:r>
-      <w:r>
-        <w:rPr>
-          <w:rFonts w:ascii="Arial" w:eastAsia="Arial" w:hAnsi="Arial" w:cs="Arial"/>
-          <w:color w:val="3A3A3A"/>
-          <w:sz w:val="28"/>
-        </w:rPr>
-        <w:t xml:space="preserve">available for immediate WIL placement </w:t>
+        <w:t xml:space="preserve">Seeking first internship - available for immediate WIL placement </w:t>
       </w:r>
     </w:p>
     <w:p>
@@ -3058,13 +3947,7 @@
         <w:rPr>
           <w:u w:val="none" w:color="000000"/>
         </w:rPr>
-        <w:t xml:space="preserve">  </w:t>
-      </w:r>
-      <w:r>
-        <w:rPr>
-          <w:u w:val="none" w:color="000000"/>
-        </w:rPr>
-        <w:t xml:space="preserve"> </w:t>
+        <w:t xml:space="preserve">   </w:t>
       </w:r>
     </w:p>
     <w:p>
@@ -3197,8 +4080,270 @@
 </file>
 
 <file path=word/numbering.xml><?xml version="1.0" encoding="utf-8"?>
-<w:numbering xmlns:wpc="http://schemas.microsoft.com/office/word/2010/wordprocessingCanvas" xmlns:cx="http://schemas.microsoft.com/office/drawing/2014/chartex" xmlns:cx1="http://schemas.microsoft.com/office/drawing/2015/9/8/chartex" xmlns:cx2="http://schemas.microsoft.com/office/drawing/2015/10/21/chartex" xmlns:cx3="http://schemas.microsoft.com/office/drawing/2016/5/9/chartex" xmlns:cx4="http://schemas.microsoft.com/office/drawing/2016/5/10/chartex" xmlns:cx5="http://schemas.microsoft.com/office/drawing/2016/5/11/chartex" xmlns:cx6="http://schemas.microsoft.com/office/drawing/2016/5/12/chartex" xmlns:cx7="http://schemas.microsoft.com/office/drawing/2016/5/13/chartex" xmlns:cx8="http://schemas.microsoft.com/office/drawing/2016/5/14/chartex" xmlns:mc="http://schemas.openxmlformats.org/markup-compatibility/2006" xmlns:aink="http://schemas.microsoft.com/office/drawing/2016/ink" xmlns:am3d="http://schemas.microsoft.com/office/drawing/2017/model3d" xmlns:o="urn:schemas-microsoft-com:office:office" xmlns:oel="http://schemas.microsoft.com/office/2019/extlst" xmlns:r="http://schemas.openxmlformats.org/officeDocument/2006/relationships" xmlns:m="http://schemas.openxmlformats.org/officeDocument/2006/math" xmlns:v="urn:schemas-microsoft-com:vml" xmlns:wp14="http://schemas.microsoft.com/office/word/2010/wordprocessingDrawing" xmlns:wp="http://schemas.openxmlformats.org/drawingml/2006/wordprocessingDrawing" xmlns:w10="urn:schemas-microsoft-com:office:word" xmlns:w="http://schemas.openxmlformats.org/wordprocessingml/2006/main" xmlns:w14="http://schemas.microsoft.com/office/word/2010/wordml" xmlns:w15="http://schemas.microsoft.com/office/word/2012/wordml" xmlns:w16cei="http://schemas.microsoft.com/office/word/2026/wordml/cei" xmlns:w16cex="http://schemas.microsoft.com/office/word/2018/wordml/cex" xmlns:w16cid="http://schemas.microsoft.com/office/word/2016/wordml/cid" xmlns:w16="http://schemas.microsoft.com/office/word/2018/wordml" xmlns:w16du="http://schemas.microsoft.com/office/word/2023/wordml/word16du" xmlns:w16sdtdh="http://schemas.microsoft.com/office/word/2020/wordml/sdtdatahash" xmlns:w16sdtfl="http://schemas.microsoft.com/office/word/2024/wordml/sdtformatlock" xmlns:w16se="http://schemas.microsoft.com/office/word/2015/wordml/symex" xmlns:wpg="http://schemas.microsoft.com/office/word/2010/wordprocessingGroup" xmlns:wpi="http://schemas.microsoft.com/office/word/2010/wordprocessingInk" xmlns:wne="http://schemas.microsoft.com/office/word/2006/wordml" xmlns:wps="http://schemas.microsoft.com/office/word/2010/wordprocessingShape" mc:Ignorable="w14 w15 w16se w16cid w16 w16cex w16sdtdh w16sdtfl w16du wp14">
+<w:numbering xmlns:wpc="http://schemas.microsoft.com/office/word/2010/wordprocessingCanvas" xmlns:cx="http://schemas.microsoft.com/office/drawing/2014/chartex" xmlns:cx1="http://schemas.microsoft.com/office/drawing/2015/9/8/chartex" xmlns:cx2="http://schemas.microsoft.com/office/drawing/2015/10/21/chartex" xmlns:cx3="http://schemas.microsoft.com/office/drawing/2016/5/9/chartex" xmlns:cx4="http://schemas.microsoft.com/office/drawing/2016/5/10/chartex" xmlns:cx5="http://schemas.microsoft.com/office/drawing/2016/5/11/chartex" xmlns:cx6="http://schemas.microsoft.com/office/drawing/2016/5/12/chartex" xmlns:cx7="http://schemas.microsoft.com/office/drawing/2016/5/13/chartex" xmlns:cx8="http://schemas.microsoft.com/office/drawing/2016/5/14/chartex" xmlns:mc="http://schemas.openxmlformats.org/markup-compatibility/2006" xmlns:aink="http://schemas.microsoft.com/office/drawing/2016/ink" xmlns:am3d="http://schemas.microsoft.com/office/drawing/2017/model3d" xmlns:o="urn:schemas-microsoft-com:office:office" xmlns:oel="http://schemas.microsoft.com/office/2019/extlst" xmlns:r="http://schemas.openxmlformats.org/officeDocument/2006/relationships" xmlns:m="http://schemas.openxmlformats.org/officeDocument/2006/math" xmlns:v="urn:schemas-microsoft-com:vml" xmlns:wp14="http://schemas.microsoft.com/office/word/2010/wordprocessingDrawing" xmlns:wp="http://schemas.openxmlformats.org/drawingml/2006/wordprocessingDrawing" xmlns:w10="urn:schemas-microsoft-com:office:word" xmlns:w="http://schemas.openxmlformats.org/wordprocessingml/2006/main" xmlns:w14="http://schemas.microsoft.com/office/word/2010/wordml" xmlns:w15="http://schemas.microsoft.com/office/word/2012/wordml" xmlns:w16cex="http://schemas.microsoft.com/office/word/2018/wordml/cex" xmlns:w16cid="http://schemas.microsoft.com/office/word/2016/wordml/cid" xmlns:w16="http://schemas.microsoft.com/office/word/2018/wordml" xmlns:w16du="http://schemas.microsoft.com/office/word/2023/wordml/word16du" xmlns:w16sdtdh="http://schemas.microsoft.com/office/word/2020/wordml/sdtdatahash" xmlns:w16sdtfl="http://schemas.microsoft.com/office/word/2024/wordml/sdtformatlock" xmlns:w16se="http://schemas.microsoft.com/office/word/2015/wordml/symex" xmlns:wpg="http://schemas.microsoft.com/office/word/2010/wordprocessingGroup" xmlns:wpi="http://schemas.microsoft.com/office/word/2010/wordprocessingInk" xmlns:wne="http://schemas.microsoft.com/office/word/2006/wordml" xmlns:wps="http://schemas.microsoft.com/office/word/2010/wordprocessingShape" mc:Ignorable="w14 w15 w16se w16cid w16 w16cex w16sdtdh w16sdtfl w16du wp14">
   <w:abstractNum w:abstractNumId="0" w15:restartNumberingAfterBreak="0">
+    <w:nsid w:val="05BA54FC"/>
+    <w:multiLevelType w:val="multilevel"/>
+    <w:tmpl w:val="F92A5E88"/>
+    <w:lvl w:ilvl="0">
+      <w:start w:val="1"/>
+      <w:numFmt w:val="bullet"/>
+      <w:lvlText w:val=""/>
+      <w:lvlJc w:val="left"/>
+      <w:pPr>
+        <w:tabs>
+          <w:tab w:val="num" w:pos="720"/>
+        </w:tabs>
+        <w:ind w:left="720" w:hanging="360"/>
+      </w:pPr>
+      <w:rPr>
+        <w:rFonts w:ascii="Symbol" w:hAnsi="Symbol" w:hint="default"/>
+        <w:sz w:val="20"/>
+      </w:rPr>
+    </w:lvl>
+    <w:lvl w:ilvl="1" w:tentative="1">
+      <w:start w:val="1"/>
+      <w:numFmt w:val="bullet"/>
+      <w:lvlText w:val="o"/>
+      <w:lvlJc w:val="left"/>
+      <w:pPr>
+        <w:tabs>
+          <w:tab w:val="num" w:pos="1440"/>
+        </w:tabs>
+        <w:ind w:left="1440" w:hanging="360"/>
+      </w:pPr>
+      <w:rPr>
+        <w:rFonts w:ascii="Courier New" w:hAnsi="Courier New" w:hint="default"/>
+        <w:sz w:val="20"/>
+      </w:rPr>
+    </w:lvl>
+    <w:lvl w:ilvl="2" w:tentative="1">
+      <w:start w:val="1"/>
+      <w:numFmt w:val="bullet"/>
+      <w:lvlText w:val=""/>
+      <w:lvlJc w:val="left"/>
+      <w:pPr>
+        <w:tabs>
+          <w:tab w:val="num" w:pos="2160"/>
+        </w:tabs>
+        <w:ind w:left="2160" w:hanging="360"/>
+      </w:pPr>
+      <w:rPr>
+        <w:rFonts w:ascii="Wingdings" w:hAnsi="Wingdings" w:hint="default"/>
+        <w:sz w:val="20"/>
+      </w:rPr>
+    </w:lvl>
+    <w:lvl w:ilvl="3" w:tentative="1">
+      <w:start w:val="1"/>
+      <w:numFmt w:val="bullet"/>
+      <w:lvlText w:val=""/>
+      <w:lvlJc w:val="left"/>
+      <w:pPr>
+        <w:tabs>
+          <w:tab w:val="num" w:pos="2880"/>
+        </w:tabs>
+        <w:ind w:left="2880" w:hanging="360"/>
+      </w:pPr>
+      <w:rPr>
+        <w:rFonts w:ascii="Wingdings" w:hAnsi="Wingdings" w:hint="default"/>
+        <w:sz w:val="20"/>
+      </w:rPr>
+    </w:lvl>
+    <w:lvl w:ilvl="4" w:tentative="1">
+      <w:start w:val="1"/>
+      <w:numFmt w:val="bullet"/>
+      <w:lvlText w:val=""/>
+      <w:lvlJc w:val="left"/>
+      <w:pPr>
+        <w:tabs>
+          <w:tab w:val="num" w:pos="3600"/>
+        </w:tabs>
+        <w:ind w:left="3600" w:hanging="360"/>
+      </w:pPr>
+      <w:rPr>
+        <w:rFonts w:ascii="Wingdings" w:hAnsi="Wingdings" w:hint="default"/>
+        <w:sz w:val="20"/>
+      </w:rPr>
+    </w:lvl>
+    <w:lvl w:ilvl="5" w:tentative="1">
+      <w:start w:val="1"/>
+      <w:numFmt w:val="bullet"/>
+      <w:lvlText w:val=""/>
+      <w:lvlJc w:val="left"/>
+      <w:pPr>
+        <w:tabs>
+          <w:tab w:val="num" w:pos="4320"/>
+        </w:tabs>
+        <w:ind w:left="4320" w:hanging="360"/>
+      </w:pPr>
+      <w:rPr>
+        <w:rFonts w:ascii="Wingdings" w:hAnsi="Wingdings" w:hint="default"/>
+        <w:sz w:val="20"/>
+      </w:rPr>
+    </w:lvl>
+    <w:lvl w:ilvl="6" w:tentative="1">
+      <w:start w:val="1"/>
+      <w:numFmt w:val="bullet"/>
+      <w:lvlText w:val=""/>
+      <w:lvlJc w:val="left"/>
+      <w:pPr>
+        <w:tabs>
+          <w:tab w:val="num" w:pos="5040"/>
+        </w:tabs>
+        <w:ind w:left="5040" w:hanging="360"/>
+      </w:pPr>
+      <w:rPr>
+        <w:rFonts w:ascii="Wingdings" w:hAnsi="Wingdings" w:hint="default"/>
+        <w:sz w:val="20"/>
+      </w:rPr>
+    </w:lvl>
+    <w:lvl w:ilvl="7" w:tentative="1">
+      <w:start w:val="1"/>
+      <w:numFmt w:val="bullet"/>
+      <w:lvlText w:val=""/>
+      <w:lvlJc w:val="left"/>
+      <w:pPr>
+        <w:tabs>
+          <w:tab w:val="num" w:pos="5760"/>
+        </w:tabs>
+        <w:ind w:left="5760" w:hanging="360"/>
+      </w:pPr>
+      <w:rPr>
+        <w:rFonts w:ascii="Wingdings" w:hAnsi="Wingdings" w:hint="default"/>
+        <w:sz w:val="20"/>
+      </w:rPr>
+    </w:lvl>
+    <w:lvl w:ilvl="8" w:tentative="1">
+      <w:start w:val="1"/>
+      <w:numFmt w:val="bullet"/>
+      <w:lvlText w:val=""/>
+      <w:lvlJc w:val="left"/>
+      <w:pPr>
+        <w:tabs>
+          <w:tab w:val="num" w:pos="6480"/>
+        </w:tabs>
+        <w:ind w:left="6480" w:hanging="360"/>
+      </w:pPr>
+      <w:rPr>
+        <w:rFonts w:ascii="Wingdings" w:hAnsi="Wingdings" w:hint="default"/>
+        <w:sz w:val="20"/>
+      </w:rPr>
+    </w:lvl>
+  </w:abstractNum>
+  <w:abstractNum w:abstractNumId="1" w15:restartNumberingAfterBreak="0">
+    <w:nsid w:val="073536AE"/>
+    <w:multiLevelType w:val="hybridMultilevel"/>
+    <w:tmpl w:val="EF4E0390"/>
+    <w:lvl w:ilvl="0" w:tplc="1C090001">
+      <w:start w:val="1"/>
+      <w:numFmt w:val="bullet"/>
+      <w:lvlText w:val=""/>
+      <w:lvlJc w:val="left"/>
+      <w:pPr>
+        <w:ind w:left="720" w:hanging="360"/>
+      </w:pPr>
+      <w:rPr>
+        <w:rFonts w:ascii="Symbol" w:hAnsi="Symbol" w:hint="default"/>
+      </w:rPr>
+    </w:lvl>
+    <w:lvl w:ilvl="1" w:tplc="1C090003" w:tentative="1">
+      <w:start w:val="1"/>
+      <w:numFmt w:val="bullet"/>
+      <w:lvlText w:val="o"/>
+      <w:lvlJc w:val="left"/>
+      <w:pPr>
+        <w:ind w:left="1440" w:hanging="360"/>
+      </w:pPr>
+      <w:rPr>
+        <w:rFonts w:ascii="Courier New" w:hAnsi="Courier New" w:cs="Courier New" w:hint="default"/>
+      </w:rPr>
+    </w:lvl>
+    <w:lvl w:ilvl="2" w:tplc="1C090005" w:tentative="1">
+      <w:start w:val="1"/>
+      <w:numFmt w:val="bullet"/>
+      <w:lvlText w:val=""/>
+      <w:lvlJc w:val="left"/>
+      <w:pPr>
+        <w:ind w:left="2160" w:hanging="360"/>
+      </w:pPr>
+      <w:rPr>
+        <w:rFonts w:ascii="Wingdings" w:hAnsi="Wingdings" w:hint="default"/>
+      </w:rPr>
+    </w:lvl>
+    <w:lvl w:ilvl="3" w:tplc="1C090001" w:tentative="1">
+      <w:start w:val="1"/>
+      <w:numFmt w:val="bullet"/>
+      <w:lvlText w:val=""/>
+      <w:lvlJc w:val="left"/>
+      <w:pPr>
+        <w:ind w:left="2880" w:hanging="360"/>
+      </w:pPr>
+      <w:rPr>
+        <w:rFonts w:ascii="Symbol" w:hAnsi="Symbol" w:hint="default"/>
+      </w:rPr>
+    </w:lvl>
+    <w:lvl w:ilvl="4" w:tplc="1C090003" w:tentative="1">
+      <w:start w:val="1"/>
+      <w:numFmt w:val="bullet"/>
+      <w:lvlText w:val="o"/>
+      <w:lvlJc w:val="left"/>
+      <w:pPr>
+        <w:ind w:left="3600" w:hanging="360"/>
+      </w:pPr>
+      <w:rPr>
+        <w:rFonts w:ascii="Courier New" w:hAnsi="Courier New" w:cs="Courier New" w:hint="default"/>
+      </w:rPr>
+    </w:lvl>
+    <w:lvl w:ilvl="5" w:tplc="1C090005" w:tentative="1">
+      <w:start w:val="1"/>
+      <w:numFmt w:val="bullet"/>
+      <w:lvlText w:val=""/>
+      <w:lvlJc w:val="left"/>
+      <w:pPr>
+        <w:ind w:left="4320" w:hanging="360"/>
+      </w:pPr>
+      <w:rPr>
+        <w:rFonts w:ascii="Wingdings" w:hAnsi="Wingdings" w:hint="default"/>
+      </w:rPr>
+    </w:lvl>
+    <w:lvl w:ilvl="6" w:tplc="1C090001" w:tentative="1">
+      <w:start w:val="1"/>
+      <w:numFmt w:val="bullet"/>
+      <w:lvlText w:val=""/>
+      <w:lvlJc w:val="left"/>
+      <w:pPr>
+        <w:ind w:left="5040" w:hanging="360"/>
+      </w:pPr>
+      <w:rPr>
+        <w:rFonts w:ascii="Symbol" w:hAnsi="Symbol" w:hint="default"/>
+      </w:rPr>
+    </w:lvl>
+    <w:lvl w:ilvl="7" w:tplc="1C090003" w:tentative="1">
+      <w:start w:val="1"/>
+      <w:numFmt w:val="bullet"/>
+      <w:lvlText w:val="o"/>
+      <w:lvlJc w:val="left"/>
+      <w:pPr>
+        <w:ind w:left="5760" w:hanging="360"/>
+      </w:pPr>
+      <w:rPr>
+        <w:rFonts w:ascii="Courier New" w:hAnsi="Courier New" w:cs="Courier New" w:hint="default"/>
+      </w:rPr>
+    </w:lvl>
+    <w:lvl w:ilvl="8" w:tplc="1C090005" w:tentative="1">
+      <w:start w:val="1"/>
+      <w:numFmt w:val="bullet"/>
+      <w:lvlText w:val=""/>
+      <w:lvlJc w:val="left"/>
+      <w:pPr>
+        <w:ind w:left="6480" w:hanging="360"/>
+      </w:pPr>
+      <w:rPr>
+        <w:rFonts w:ascii="Wingdings" w:hAnsi="Wingdings" w:hint="default"/>
+      </w:rPr>
+    </w:lvl>
+  </w:abstractNum>
+  <w:abstractNum w:abstractNumId="2" w15:restartNumberingAfterBreak="0">
     <w:nsid w:val="10E379DC"/>
     <w:multiLevelType w:val="hybridMultilevel"/>
     <w:tmpl w:val="90244E66"/>
@@ -3410,7 +4555,7 @@
       </w:rPr>
     </w:lvl>
   </w:abstractNum>
-  <w:abstractNum w:abstractNumId="1" w15:restartNumberingAfterBreak="0">
+  <w:abstractNum w:abstractNumId="3" w15:restartNumberingAfterBreak="0">
     <w:nsid w:val="18287D40"/>
     <w:multiLevelType w:val="hybridMultilevel"/>
     <w:tmpl w:val="88A460E8"/>
@@ -3622,7 +4767,7 @@
       </w:rPr>
     </w:lvl>
   </w:abstractNum>
-  <w:abstractNum w:abstractNumId="2" w15:restartNumberingAfterBreak="0">
+  <w:abstractNum w:abstractNumId="4" w15:restartNumberingAfterBreak="0">
     <w:nsid w:val="23A539B7"/>
     <w:multiLevelType w:val="hybridMultilevel"/>
     <w:tmpl w:val="425AF520"/>
@@ -3834,7 +4979,7 @@
       </w:rPr>
     </w:lvl>
   </w:abstractNum>
-  <w:abstractNum w:abstractNumId="3" w15:restartNumberingAfterBreak="0">
+  <w:abstractNum w:abstractNumId="5" w15:restartNumberingAfterBreak="0">
     <w:nsid w:val="2FF508F5"/>
     <w:multiLevelType w:val="hybridMultilevel"/>
     <w:tmpl w:val="AADADAC8"/>
@@ -4046,7 +5191,7 @@
       </w:rPr>
     </w:lvl>
   </w:abstractNum>
-  <w:abstractNum w:abstractNumId="4" w15:restartNumberingAfterBreak="0">
+  <w:abstractNum w:abstractNumId="6" w15:restartNumberingAfterBreak="0">
     <w:nsid w:val="301C6D3D"/>
     <w:multiLevelType w:val="hybridMultilevel"/>
     <w:tmpl w:val="0CEC1DAE"/>
@@ -4258,7 +5403,156 @@
       </w:rPr>
     </w:lvl>
   </w:abstractNum>
-  <w:abstractNum w:abstractNumId="5" w15:restartNumberingAfterBreak="0">
+  <w:abstractNum w:abstractNumId="7" w15:restartNumberingAfterBreak="0">
+    <w:nsid w:val="5F8E2585"/>
+    <w:multiLevelType w:val="multilevel"/>
+    <w:tmpl w:val="297286CA"/>
+    <w:lvl w:ilvl="0">
+      <w:start w:val="1"/>
+      <w:numFmt w:val="bullet"/>
+      <w:lvlText w:val=""/>
+      <w:lvlJc w:val="left"/>
+      <w:pPr>
+        <w:tabs>
+          <w:tab w:val="num" w:pos="720"/>
+        </w:tabs>
+        <w:ind w:left="720" w:hanging="360"/>
+      </w:pPr>
+      <w:rPr>
+        <w:rFonts w:ascii="Symbol" w:hAnsi="Symbol" w:hint="default"/>
+        <w:sz w:val="20"/>
+      </w:rPr>
+    </w:lvl>
+    <w:lvl w:ilvl="1" w:tentative="1">
+      <w:start w:val="1"/>
+      <w:numFmt w:val="bullet"/>
+      <w:lvlText w:val="o"/>
+      <w:lvlJc w:val="left"/>
+      <w:pPr>
+        <w:tabs>
+          <w:tab w:val="num" w:pos="1440"/>
+        </w:tabs>
+        <w:ind w:left="1440" w:hanging="360"/>
+      </w:pPr>
+      <w:rPr>
+        <w:rFonts w:ascii="Courier New" w:hAnsi="Courier New" w:hint="default"/>
+        <w:sz w:val="20"/>
+      </w:rPr>
+    </w:lvl>
+    <w:lvl w:ilvl="2" w:tentative="1">
+      <w:start w:val="1"/>
+      <w:numFmt w:val="bullet"/>
+      <w:lvlText w:val=""/>
+      <w:lvlJc w:val="left"/>
+      <w:pPr>
+        <w:tabs>
+          <w:tab w:val="num" w:pos="2160"/>
+        </w:tabs>
+        <w:ind w:left="2160" w:hanging="360"/>
+      </w:pPr>
+      <w:rPr>
+        <w:rFonts w:ascii="Wingdings" w:hAnsi="Wingdings" w:hint="default"/>
+        <w:sz w:val="20"/>
+      </w:rPr>
+    </w:lvl>
+    <w:lvl w:ilvl="3" w:tentative="1">
+      <w:start w:val="1"/>
+      <w:numFmt w:val="bullet"/>
+      <w:lvlText w:val=""/>
+      <w:lvlJc w:val="left"/>
+      <w:pPr>
+        <w:tabs>
+          <w:tab w:val="num" w:pos="2880"/>
+        </w:tabs>
+        <w:ind w:left="2880" w:hanging="360"/>
+      </w:pPr>
+      <w:rPr>
+        <w:rFonts w:ascii="Wingdings" w:hAnsi="Wingdings" w:hint="default"/>
+        <w:sz w:val="20"/>
+      </w:rPr>
+    </w:lvl>
+    <w:lvl w:ilvl="4" w:tentative="1">
+      <w:start w:val="1"/>
+      <w:numFmt w:val="bullet"/>
+      <w:lvlText w:val=""/>
+      <w:lvlJc w:val="left"/>
+      <w:pPr>
+        <w:tabs>
+          <w:tab w:val="num" w:pos="3600"/>
+        </w:tabs>
+        <w:ind w:left="3600" w:hanging="360"/>
+      </w:pPr>
+      <w:rPr>
+        <w:rFonts w:ascii="Wingdings" w:hAnsi="Wingdings" w:hint="default"/>
+        <w:sz w:val="20"/>
+      </w:rPr>
+    </w:lvl>
+    <w:lvl w:ilvl="5" w:tentative="1">
+      <w:start w:val="1"/>
+      <w:numFmt w:val="bullet"/>
+      <w:lvlText w:val=""/>
+      <w:lvlJc w:val="left"/>
+      <w:pPr>
+        <w:tabs>
+          <w:tab w:val="num" w:pos="4320"/>
+        </w:tabs>
+        <w:ind w:left="4320" w:hanging="360"/>
+      </w:pPr>
+      <w:rPr>
+        <w:rFonts w:ascii="Wingdings" w:hAnsi="Wingdings" w:hint="default"/>
+        <w:sz w:val="20"/>
+      </w:rPr>
+    </w:lvl>
+    <w:lvl w:ilvl="6" w:tentative="1">
+      <w:start w:val="1"/>
+      <w:numFmt w:val="bullet"/>
+      <w:lvlText w:val=""/>
+      <w:lvlJc w:val="left"/>
+      <w:pPr>
+        <w:tabs>
+          <w:tab w:val="num" w:pos="5040"/>
+        </w:tabs>
+        <w:ind w:left="5040" w:hanging="360"/>
+      </w:pPr>
+      <w:rPr>
+        <w:rFonts w:ascii="Wingdings" w:hAnsi="Wingdings" w:hint="default"/>
+        <w:sz w:val="20"/>
+      </w:rPr>
+    </w:lvl>
+    <w:lvl w:ilvl="7" w:tentative="1">
+      <w:start w:val="1"/>
+      <w:numFmt w:val="bullet"/>
+      <w:lvlText w:val=""/>
+      <w:lvlJc w:val="left"/>
+      <w:pPr>
+        <w:tabs>
+          <w:tab w:val="num" w:pos="5760"/>
+        </w:tabs>
+        <w:ind w:left="5760" w:hanging="360"/>
+      </w:pPr>
+      <w:rPr>
+        <w:rFonts w:ascii="Wingdings" w:hAnsi="Wingdings" w:hint="default"/>
+        <w:sz w:val="20"/>
+      </w:rPr>
+    </w:lvl>
+    <w:lvl w:ilvl="8" w:tentative="1">
+      <w:start w:val="1"/>
+      <w:numFmt w:val="bullet"/>
+      <w:lvlText w:val=""/>
+      <w:lvlJc w:val="left"/>
+      <w:pPr>
+        <w:tabs>
+          <w:tab w:val="num" w:pos="6480"/>
+        </w:tabs>
+        <w:ind w:left="6480" w:hanging="360"/>
+      </w:pPr>
+      <w:rPr>
+        <w:rFonts w:ascii="Wingdings" w:hAnsi="Wingdings" w:hint="default"/>
+        <w:sz w:val="20"/>
+      </w:rPr>
+    </w:lvl>
+  </w:abstractNum>
+  <w:abstractNum w:abstractNumId="8" w15:restartNumberingAfterBreak="0">
     <w:nsid w:val="7B402649"/>
     <w:multiLevelType w:val="hybridMultilevel"/>
     <w:tmpl w:val="CE0C3306"/>
@@ -4471,22 +5765,31 @@
     </w:lvl>
   </w:abstractNum>
   <w:num w:numId="1" w16cid:durableId="1413041419">
+    <w:abstractNumId w:val="4"/>
+  </w:num>
+  <w:num w:numId="2" w16cid:durableId="654530121">
+    <w:abstractNumId w:val="5"/>
+  </w:num>
+  <w:num w:numId="3" w16cid:durableId="306934732">
     <w:abstractNumId w:val="2"/>
   </w:num>
-  <w:num w:numId="2" w16cid:durableId="654530121">
+  <w:num w:numId="4" w16cid:durableId="2057242323">
+    <w:abstractNumId w:val="6"/>
+  </w:num>
+  <w:num w:numId="5" w16cid:durableId="1860968008">
     <w:abstractNumId w:val="3"/>
   </w:num>
-  <w:num w:numId="3" w16cid:durableId="306934732">
+  <w:num w:numId="6" w16cid:durableId="2073037539">
+    <w:abstractNumId w:val="8"/>
+  </w:num>
+  <w:num w:numId="7" w16cid:durableId="213548261">
     <w:abstractNumId w:val="0"/>
   </w:num>
-  <w:num w:numId="4" w16cid:durableId="2057242323">
-    <w:abstractNumId w:val="4"/>
+  <w:num w:numId="8" w16cid:durableId="1076244012">
+    <w:abstractNumId w:val="7"/>
   </w:num>
-  <w:num w:numId="5" w16cid:durableId="1860968008">
+  <w:num w:numId="9" w16cid:durableId="822505419">
     <w:abstractNumId w:val="1"/>
-  </w:num>
-  <w:num w:numId="6" w16cid:durableId="2073037539">
-    <w:abstractNumId w:val="5"/>
   </w:num>
 </w:numbering>
 </file>
@@ -5071,6 +6374,17 @@
       <w:u w:val="single"/>
     </w:rPr>
   </w:style>
+  <w:style w:type="paragraph" w:styleId="ListParagraph">
+    <w:name w:val="List Paragraph"/>
+    <w:basedOn w:val="Normal"/>
+    <w:uiPriority w:val="34"/>
+    <w:qFormat/>
+    <w:rsid w:val="00D44764"/>
+    <w:pPr>
+      <w:ind w:left="720"/>
+      <w:contextualSpacing/>
+    </w:pPr>
+  </w:style>
 </w:styles>
 </file>
 

--- a/Phomello-CV.docx
+++ b/Phomello-CV.docx
@@ -988,6 +988,7 @@
         </w:r>
       </w:hyperlink>
       <w:hyperlink r:id="rId20">
+        <w:proofErr w:type="spellStart"/>
         <w:r>
           <w:rPr>
             <w:rFonts w:ascii="Arial" w:eastAsia="Arial" w:hAnsi="Arial" w:cs="Arial"/>
@@ -1008,6 +1009,7 @@
           </w:rPr>
           <w:t>s</w:t>
         </w:r>
+        <w:proofErr w:type="spellEnd"/>
       </w:hyperlink>
       <w:hyperlink r:id="rId22">
         <w:r>
@@ -1179,23 +1181,7 @@
         </w:r>
       </w:hyperlink>
       <w:r>
-        <w:rPr>
-          <w:rFonts w:ascii="Segoe UI" w:hAnsi="Segoe UI" w:cs="Segoe UI"/>
-          <w:b/>
-          <w:bCs/>
-          <w:color w:val="F0F6FC"/>
-          <w:sz w:val="21"/>
-          <w:szCs w:val="21"/>
-          <w:shd w:val="clear" w:color="auto" w:fill="0D1117"/>
-        </w:rPr>
-        <w:t xml:space="preserve"> </w:t>
-      </w:r>
-      <w:r>
-        <w:rPr>
-          <w:b/>
-          <w:bCs/>
-        </w:rPr>
-        <w:t> </w:t>
+        <w:t xml:space="preserve"> </w:t>
       </w:r>
       <w:hyperlink r:id="rId27" w:history="1">
         <w:r>
@@ -1204,12 +1190,44 @@
             <w:rFonts w:ascii="Arial" w:hAnsi="Arial" w:cs="Arial"/>
             <w:b/>
             <w:bCs/>
-            <w:sz w:val="24"/>
+            <w:sz w:val="28"/>
             <w:szCs w:val="28"/>
           </w:rPr>
-          <w:t>Phomello Lesetja Mokonyane | IT Portfolio</w:t>
+          <w:t>https://phomello-mokonyane.gi</w:t>
+        </w:r>
+        <w:r>
+          <w:rPr>
+            <w:rStyle w:val="Hyperlink"/>
+            <w:rFonts w:ascii="Arial" w:hAnsi="Arial" w:cs="Arial"/>
+            <w:b/>
+            <w:bCs/>
+            <w:sz w:val="28"/>
+            <w:szCs w:val="28"/>
+          </w:rPr>
+          <w:t>t</w:t>
+        </w:r>
+        <w:r>
+          <w:rPr>
+            <w:rStyle w:val="Hyperlink"/>
+            <w:rFonts w:ascii="Arial" w:hAnsi="Arial" w:cs="Arial"/>
+            <w:b/>
+            <w:bCs/>
+            <w:sz w:val="28"/>
+            <w:szCs w:val="28"/>
+          </w:rPr>
+          <w:t>hub.io/Phomello-Portfolio/</w:t>
         </w:r>
       </w:hyperlink>
+      <w:r>
+        <w:rPr>
+          <w:rFonts w:ascii="Arial" w:hAnsi="Arial" w:cs="Arial"/>
+          <w:b/>
+          <w:bCs/>
+          <w:sz w:val="24"/>
+          <w:szCs w:val="28"/>
+        </w:rPr>
+        <w:t xml:space="preserve"> </w:t>
+      </w:r>
     </w:p>
     <w:p>
       <w:pPr>
@@ -2850,25 +2868,13 @@
       </w:pPr>
       <w:r>
         <w:lastRenderedPageBreak/>
-        <w:t xml:space="preserve">Project </w:t>
-      </w:r>
-      <w:r>
-        <w:t>4</w:t>
-      </w:r>
-      <w:r>
-        <w:t xml:space="preserve"> Title </w:t>
+        <w:t xml:space="preserve">Project 4 Title </w:t>
       </w:r>
       <w:r>
         <w:rPr>
           <w:b w:val="0"/>
         </w:rPr>
-        <w:t>–</w:t>
-      </w:r>
-      <w:r>
-        <w:rPr>
-          <w:b w:val="0"/>
-        </w:rPr>
-        <w:t xml:space="preserve"> </w:t>
+        <w:t xml:space="preserve">– </w:t>
       </w:r>
       <w:r>
         <w:t>Personal AI Agent (Jarvis)</w:t>
@@ -3779,25 +3785,7 @@
           <w:sz w:val="28"/>
         </w:rPr>
         <w:lastRenderedPageBreak/>
-        <w:t xml:space="preserve">Created editorial sections (Manifesto, Works, Studio, Contact CTA) with interactive hover states, sticky storytelling, and brutalist premium typography </w:t>
-      </w:r>
-      <w:r>
-        <w:rPr>
-          <w:rFonts w:ascii="Arial" w:hAnsi="Arial" w:cs="Arial"/>
-          <w:iCs/>
-          <w:color w:val="3A3A3A" w:themeColor="background2" w:themeShade="40"/>
-          <w:sz w:val="28"/>
-        </w:rPr>
-        <w:t>like</w:t>
-      </w:r>
-      <w:r>
-        <w:rPr>
-          <w:rFonts w:ascii="Arial" w:hAnsi="Arial" w:cs="Arial"/>
-          <w:iCs/>
-          <w:color w:val="3A3A3A" w:themeColor="background2" w:themeShade="40"/>
-          <w:sz w:val="28"/>
-        </w:rPr>
-        <w:t xml:space="preserve"> high-end agency sites.</w:t>
+        <w:t>Created editorial sections (Manifesto, Works, Studio, Contact CTA) with interactive hover states, sticky storytelling, and brutalist premium typography like high-end agency sites.</w:t>
       </w:r>
     </w:p>
     <w:p>

--- a/Phomello-CV.docx
+++ b/Phomello-CV.docx
@@ -1231,25 +1231,16 @@
     </w:p>
     <w:p>
       <w:pPr>
-        <w:spacing w:after="339"/>
-        <w:ind w:left="7"/>
-      </w:pPr>
-      <w:r>
-        <w:rPr>
-          <w:rFonts w:ascii="Arial" w:eastAsia="Arial" w:hAnsi="Arial" w:cs="Arial"/>
+        <w:spacing w:after="79" w:line="263" w:lineRule="auto"/>
+        <w:ind w:left="12" w:right="440" w:hanging="10"/>
+        <w:rPr>
+          <w:rFonts w:ascii="Arial" w:hAnsi="Arial" w:cs="Arial"/>
           <w:b/>
-          <w:color w:val="696F80"/>
+          <w:bCs/>
           <w:sz w:val="24"/>
-        </w:rPr>
-        <w:t xml:space="preserve"> </w:t>
-      </w:r>
-      <w:r>
-        <w:rPr>
-          <w:rFonts w:ascii="Arial" w:eastAsia="Arial" w:hAnsi="Arial" w:cs="Arial"/>
-          <w:sz w:val="16"/>
-        </w:rPr>
-        <w:t xml:space="preserve"> </w:t>
-      </w:r>
+          <w:szCs w:val="28"/>
+        </w:rPr>
+      </w:pPr>
     </w:p>
     <w:p>
       <w:pPr>
@@ -1513,7 +1504,6 @@
           <w:rFonts w:ascii="Arial" w:eastAsia="Arial" w:hAnsi="Arial" w:cs="Arial"/>
           <w:sz w:val="28"/>
         </w:rPr>
-        <w:lastRenderedPageBreak/>
         <w:t xml:space="preserve"> </w:t>
       </w:r>
       <w:r>
@@ -1537,6 +1527,7 @@
           <w:sz w:val="32"/>
           <w:u w:color="696F80"/>
         </w:rPr>
+        <w:lastRenderedPageBreak/>
         <w:t>TOOLS</w:t>
       </w:r>
       <w:r>
